--- a/SisFatee.docx
+++ b/SisFatee.docx
@@ -66,7 +66,7 @@
         <w:t xml:space="preserve">Background.</w:t>
       </w:r>
       <w:r>
-        <w:t xml:space="preserve"> Some cancer cells survive treatment without genetic change, and many studies suggest they can be recognised in advance from their gene expression. Sister-cell lineage tracing tests this directly: one daughter of a dividing cell is sequenced before treatment, the other is treated, and the treated sister's fate labels the sequenced cell. However, a cell whose sister survives may simply be a cell that grows well. How much of the predictable signal reflects tolerance of the drug rather than this general growth fitness has not been measured. In this study we measured it, using the ReSisTrace experiment, which includes an untreated control arm processed identically.</w:t>
+        <w:t xml:space="preserve"> Some cancer cells survive treatment without genetic change, and many studies suggest they can be recognised in advance from their gene expression. Sister-cell lineage tracing tests this directly: one daughter of a dividing cell is sequenced before treatment, the other is treated, and the treated sister's fate labels the sequenced cell. However, a cell whose sister survives may simply be a cell that grows well. How much of the predictable signal reflects drug tolerance rather than general growth fitness has not been measured. We measured it in the ReSisTrace experiment, which includes an identically processed untreated arm.</w:t>
       </w:r>
     </w:p>
     <w:p>
@@ -82,7 +82,7 @@
         <w:t xml:space="preserve">Results.</w:t>
       </w:r>
       <w:r>
-        <w:t xml:space="preserve"> We built an evaluation that compares each drug-arm predictor with a fitness model trained on the untreated arm at equal training size, and that bounds how well any predictor could do given that sisters are not identical. Applied to 32,642 pre-treatment ovarian cancer cells, a simple linear model predicted the sister's fate (AUROC 0.72–0.75), far above published methods on the same task (0.50–0.60), and neither a graph neural network nor two single-cell foundation models did better (Geneformer 0.67–0.68; scGPT 0.67–0.69). However, the fitness model, which never saw a drug, predicted the drug-arm fates almost as well (0.70–0.73). The drug-specific gain was about 0.02 AUROC: positive in every arm, but too small for this experiment to separate from zero. A score that uses no labels recovered much of the signal, which marked a proliferative, low-stress state. Elsewhere, in a second lineage system with six treatments, clone size before treatment predicted which lineages were detected afterwards better than gene expression did under every treatment, and in 11 patients the fitness state was depleted, not enriched, after chemotherapy. Substitutes built without an untreated arm inflated or nearly erased the drug-specific gain.</w:t>
+        <w:t xml:space="preserve"> We built an evaluation that compares each drug-arm predictor with a fitness model trained on the untreated arm at equal training size, and bounds what any predictor can reach given that sisters differ. Applied to 32,642 pre-treatment ovarian cancer cells, a simple linear model predicted the sister's fate (AUROC 0.72–0.75), far above published methods on the same task (0.50–0.60), and neither a graph neural network nor two single-cell foundation models did better. Yet the fitness model, which never saw a drug, predicted drug-arm fates almost as well (0.70–0.73). The drug-specific gain was about 0.02 AUROC: positive in every arm, too small for this experiment to separate from zero, and at most about 0.05. Point estimates placed most of it with the particular drug, not with treatment in general. A score that uses no labels recovered much of the signal, which marked a proliferative, low-stress state, and a link to homologous-recombination-deficient states reported with these data was as strong in untreated cells. In a second lineage system with six treatments, pre-treatment clone size outpredicted gene expression under every treatment, and in 11 patients the fitness state was depleted, not enriched, after chemotherapy.</w:t>
       </w:r>
     </w:p>
     <w:p>
@@ -284,15 +284,12 @@
     <w:p>
       <w:pPr>
         <w:keepNext/>
-        <w:suppressLineNumbers/>
-        <w:spacing w:before="240" w:after="120" w:line="240" w:lineRule="auto"/>
-        <w:ind w:left="0" w:right="0" w:firstLine="0"/>
-        <w:jc w:val="center"/>
+        <w:spacing w:before="240"/>
       </w:pPr>
       <w:r>
         <w:drawing>
           <wp:inline distT="0" distB="0" distL="0" distR="0">
-            <wp:extent cx="5486400" cy="3353784"/>
+            <wp:extent cx="5905500" cy="3609975"/>
             <wp:effectExtent t="0" r="0" b="0" l="0"/>
             <wp:docPr id="1" name="" descr="" title=""/>
             <wp:cNvGraphicFramePr>
@@ -317,7 +314,7 @@
                   <pic:spPr bwMode="auto">
                     <a:xfrm>
                       <a:off x="0" y="0"/>
-                      <a:ext cx="5486400" cy="3353784"/>
+                      <a:ext cx="5905500" cy="3609975"/>
                     </a:xfrm>
                     <a:prstGeom prst="rect">
                       <a:avLst/>
@@ -447,15 +444,12 @@
     <w:p>
       <w:pPr>
         <w:keepNext/>
-        <w:suppressLineNumbers/>
-        <w:spacing w:before="240" w:after="120" w:line="240" w:lineRule="auto"/>
-        <w:ind w:left="0" w:right="0" w:firstLine="0"/>
-        <w:jc w:val="center"/>
+        <w:spacing w:before="240"/>
       </w:pPr>
       <w:r>
         <w:drawing>
           <wp:inline distT="0" distB="0" distL="0" distR="0">
-            <wp:extent cx="5486400" cy="2460031"/>
+            <wp:extent cx="5905500" cy="2647950"/>
             <wp:effectExtent t="0" r="0" b="0" l="0"/>
             <wp:docPr id="1" name="" descr="" title=""/>
             <wp:cNvGraphicFramePr>
@@ -480,7 +474,7 @@
                   <pic:spPr bwMode="auto">
                     <a:xfrm>
                       <a:off x="0" y="0"/>
-                      <a:ext cx="5486400" cy="2460031"/>
+                      <a:ext cx="5905500" cy="2647950"/>
                     </a:xfrm>
                     <a:prstGeom prst="rect">
                       <a:avLst/>
@@ -600,15 +594,12 @@
     <w:p>
       <w:pPr>
         <w:keepNext/>
-        <w:suppressLineNumbers/>
-        <w:spacing w:before="240" w:after="120" w:line="240" w:lineRule="auto"/>
-        <w:ind w:left="0" w:right="0" w:firstLine="0"/>
-        <w:jc w:val="center"/>
+        <w:spacing w:before="240"/>
       </w:pPr>
       <w:r>
         <w:drawing>
           <wp:inline distT="0" distB="0" distL="0" distR="0">
-            <wp:extent cx="5486400" cy="2212258"/>
+            <wp:extent cx="5905500" cy="4600575"/>
             <wp:effectExtent t="0" r="0" b="0" l="0"/>
             <wp:docPr id="1" name="" descr="" title=""/>
             <wp:cNvGraphicFramePr>
@@ -633,7 +624,7 @@
                   <pic:spPr bwMode="auto">
                     <a:xfrm>
                       <a:off x="0" y="0"/>
-                      <a:ext cx="5486400" cy="2212258"/>
+                      <a:ext cx="5905500" cy="4600575"/>
                     </a:xfrm>
                     <a:prstGeom prst="rect">
                       <a:avLst/>
@@ -713,7 +704,23 @@
           <w:sz w:val="19"/>
           <w:szCs w:val="19"/>
         </w:rPr>
-        <w:t xml:space="preserve">, Drug-specific AUROC gain over the fitness model with training size matched (ΔAUROC, mean over 10 training subsamples), under three preprocessing variants; error bars are 95% paired family-bootstrap intervals (Table S19). These intervals resample families around models fitted once and are narrower than the refitting intervals quoted in the text (Table S27).</w:t>
+        <w:t xml:space="preserve">, Drug-specific AUROC gain over the fitness model with training size matched (ΔAUROC), under three preprocessing variants; error bars are 95% intervals from 200 bootstrap replicates that refit the whole procedure (Table S27). Narrower intervals that only resample the evaluation are listed in Table S19. </w:t>
+      </w:r>
+      <w:r>
+        <w:rPr>
+          <w:b/>
+          <w:bCs/>
+          <w:sz w:val="19"/>
+          <w:szCs w:val="19"/>
+        </w:rPr>
+        <w:t xml:space="preserve">d</w:t>
+      </w:r>
+      <w:r>
+        <w:rPr>
+          <w:sz w:val="19"/>
+          <w:szCs w:val="19"/>
+        </w:rPr>
+        <w:t xml:space="preserve">, With every model trained at the control arm's size, the AUROC gain on each drug arm's labels of a model trained on the other two drug arms over the fitness model (green, shared with other treatments) and of the arm's own model over the other-arm model (orange, unique to the drug); the two add up to the drug-specific gain. Error bars are refitting 95% bootstrap intervals (Table S28).</w:t>
       </w:r>
     </w:p>
     <w:p>
@@ -741,7 +748,7 @@
         <w:jc w:val="both"/>
       </w:pPr>
       <w:r>
-        <w:t xml:space="preserve">Whether this gain would reappear in a new experiment is harder to establish, because the experiment is too small to resolve it. A design calculation shows that, with 3,879 labelled control families, the experiment can detect a gain of about 0.023 to 0.025 with 80% power, and every estimate falls below that. As expected from this, intervals that account for refitting the models do not exclude zero. When we repeated the whole procedure inside each of 60 bootstrap samples, refitting both models each time, the estimates were 0.017 for carboplatin (95% CI −0.002 to 0.043), 0.022 for olaparib (−0.004 to 0.046) and 0.014 for NK (−0.011 to 0.038) (Table S27); the point estimates differ slightly from those above because the random training sets differ. Across all nine combinations of arm and preprocessing variant, the gain was positive in eight, but only one interval excluded zero (olaparib with cell cycle removed, 0.002–0.047), about what nine tests would give by chance. Simpler intervals that resample only the evaluation, without refitting, do exclude zero in all three arms, but our simulations show that such intervals are too narrow (see below). The best summary is a drug-specific gain of about 0.02 AUROC that is consistent in sign but that this experiment cannot separate from zero.</w:t>
+        <w:t xml:space="preserve">Whether this gain would reappear in a new experiment is harder to establish, because the experiment is too small to resolve it. A design calculation shows that, with 3,879 labelled control families, the experiment can detect a gain of about 0.025 to 0.028 with 80% power, and every estimate falls below that. As expected from this, in the main analysis intervals that account for refitting the models do not exclude zero. When we repeated the whole procedure inside each of 200 bootstrap samples, refitting both models each time, the estimates were 0.017 for carboplatin (95% CI −0.0002 to 0.043), 0.022 for olaparib (−0.004 to 0.046) and 0.014 for NK (−0.010 to 0.043) (Table S27); the point estimates differ slightly from those above because the random training sets differ. Across all nine combinations of arm and preprocessing variant, the gain exceeded 0.01 in eight and was close to zero in the ninth (NK with all technical covariates removed, 0.001). Two intervals only just excluded zero, both with cell cycle removed (carboplatin 0.001 to 0.044, olaparib 0.0004 to 0.047). With nine overlapping comparisons and lower ends this close to zero, we do not count these as detections. Simpler intervals that resample only the evaluation, without refitting, do exclude zero in all three arms, but our simulations show that such intervals are too narrow (see below). The best summary is a drug-specific gain of about 0.02 AUROC that is consistent in sign but that this experiment cannot separate from zero. The same intervals also bound it from above, which is the more useful statement here: even at their upper ends, the gain is at most 0.043 to 0.046 AUROC, less than a fifth of the 0.22 to 0.25 by which the drug-arm models exceed chance. The data therefore do not merely fail to detect a large drug-specific component; they exclude one larger than about 0.05 AUROC.</w:t>
       </w:r>
     </w:p>
     <w:p>
@@ -755,6 +762,15 @@
     </w:p>
     <w:p>
       <w:pPr>
+        <w:spacing w:after="160" w:line="360"/>
+        <w:jc w:val="both"/>
+      </w:pPr>
+      <w:r>
+        <w:t xml:space="preserve">Is that smaller part tied to the particular drug, or does it reflect surviving treatment in general? A model trained on the other two drug arms, at the same training size, separates the two, because it has learnt from treated cells but never from this drug (Fig. 3d, Table S28). It improved on the fitness model by only 0.004 for carboplatin and 0.006 for olaparib and NK cells, whereas each arm's own model added a further 0.012, 0.020 and 0.012. By these point estimates, two thirds to four fifths of the gain beyond fitness was unique to the drug and a fifth to a third was shared with the other treatments. The split is less certain than the gain itself: in refitting bootstrap intervals the shared part spanned zero in every arm (for example −0.021 to 0.026 for olaparib), and the drug-unique part excluded zero only for olaparib (0.020, 95% CI 0.003–0.042; carboplatin −0.012 to 0.029, NK −0.002 to 0.035). Olaparib, the only targeted agent of the three, thus had the clearest drug-unique component.</w:t>
+      </w:r>
+    </w:p>
+    <w:p>
+      <w:pPr>
         <w:pStyle w:val="Heading2"/>
       </w:pPr>
       <w:r>
@@ -802,21 +818,18 @@
         <w:jc w:val="both"/>
       </w:pPr>
       <w:r>
-        <w:t xml:space="preserve">The shared fitness component is a proliferative, low-stress state. In the control arm, cells whose sisters were recovered had higher MYC-target, mTORC1, E2F and fatty-acid-metabolism programmes, and lower TNF-α/NF-κB, TGF-β, interferon, p53 and apoptosis programmes (Fig. 4a, Table S9), which fits an advantage in re-plating and regrowth. The drug-specific component points the other way. After the control comparison was subtracted, E2F targets, mitotic spindle and MYC targets were lower in pre-resistant cells in all three drug arms, and for carboplatin and NK cells so were the G2-M checkpoint and DNA repair. Among cells that are otherwise fit, those whose sisters survived a drug were relatively less proliferative. This agrees with the original report that DNA replication was associated with pre-survival only in the control condition (Dai et al., 2024). A pre-specified panel of 28 marker genes gave the same picture at the level of single genes (Fig. S3, Table S16, Supplementary Note 2). The CDK inhibitors CDKN1A, CDKN1B and CDKN1C were markedly lower in recovered cells of the control arm, and CDK1, PCNA, MCM2 and E2F1 were lower in pre-resistant cells of all three drug arms, although only CDK1 and PCNA for NK cells passed correction. Senescence-associated secretory genes were not higher, so the drug-specific state looks like slower cycling among otherwise fit cells rather than senescence.</w:t>
+        <w:t xml:space="preserve">The shared fitness component is a proliferative, low-stress state. In the control arm, cells whose sisters were recovered had higher MYC-target, mTORC1, E2F and fatty-acid-metabolism programmes, and lower TNF-α/NF-κB, TGF-β, interferon, p53 and apoptosis programmes (Fig. 4a, Table S9), which fits an advantage in re-plating and regrowth. The drug-specific component points the other way. After the control comparison was subtracted, E2F targets, mitotic spindle and MYC targets were lower in pre-resistant cells in all three drug arms, and for carboplatin and NK cells so were the G2-M checkpoint and DNA repair. Among cells that are otherwise fit, those whose sisters survived a drug were relatively less proliferative. This agrees with the original report that DNA replication was associated with pre-survival only in the control condition (Dai et al., 2024). A pre-specified panel of 28 marker genes gave the same picture at the level of single genes (Fig. S3, Table S16, Supplementary Note 2). The CDK inhibitors CDKN1A, CDKN1B and CDKN1C were markedly lower in recovered cells of the control arm, and CDK1, PCNA, MCM2 and E2F1 were lower in pre-resistant cells of all three drug arms, although only CDK1 and PCNA for NK cells passed correction. Senescence-associated secretory genes were not higher, so the drug-specific state looks like slower cycling among otherwise fit cells rather than senescence. Genes unique to one drug, judged against the other two drug arms rather than against the control, were few (8 for carboplatin, 4 for olaparib and 48 for NK cells; Table S29), and neither pathway hypothesis fixed before this test held after correction. DNA-repair genes were higher in olaparib pre-resistant cells, as expected if cells proficient in homologous recombination resist PARP inhibition, but only nominally (p = 0.042, adjusted 0.094); for NK cells, allograft-rejection genes were nominally lower (p = 0.047, adjusted 0.094) and interferon-γ response genes did not differ. The part of the signal unique to a drug is therefore spread thinly across many genes rather than concentrated in a known mechanism.</w:t>
       </w:r>
     </w:p>
     <w:p>
       <w:pPr>
         <w:keepNext/>
-        <w:suppressLineNumbers/>
-        <w:spacing w:before="240" w:after="120" w:line="240" w:lineRule="auto"/>
-        <w:ind w:left="0" w:right="0" w:firstLine="0"/>
-        <w:jc w:val="center"/>
+        <w:spacing w:before="240"/>
       </w:pPr>
       <w:r>
         <w:drawing>
           <wp:inline distT="0" distB="0" distL="0" distR="0">
-            <wp:extent cx="5486400" cy="2495427"/>
+            <wp:extent cx="5905500" cy="2686050"/>
             <wp:effectExtent t="0" r="0" b="0" l="0"/>
             <wp:docPr id="1" name="" descr="" title=""/>
             <wp:cNvGraphicFramePr>
@@ -841,7 +854,7 @@
                   <pic:spPr bwMode="auto">
                     <a:xfrm>
                       <a:off x="0" y="0"/>
-                      <a:ext cx="5486400" cy="2495427"/>
+                      <a:ext cx="5905500" cy="2686050"/>
                     </a:xfrm>
                     <a:prstGeom prst="rect">
                       <a:avLst/>
@@ -922,6 +935,32 @@
         <w:pStyle w:val="Heading2"/>
       </w:pPr>
       <w:r>
+        <w:t xml:space="preserve">The original study's pathway and HRD findings, revisited</w:t>
+      </w:r>
+    </w:p>
+    <w:p>
+      <w:pPr>
+        <w:spacing w:after="160" w:line="360"/>
+        <w:jc w:val="both"/>
+      </w:pPr>
+      <w:r>
+        <w:t xml:space="preserve">The same comparison can be applied to the biology reported with these data. Dai et al. (2024) described pre-resistant cells as marked by proteostatic and mRNA-surveillance programmes, and found their pre-resistance signatures negatively connected to a signature of homologous-recombination deficiency (HRD), which suggested that HRD-like states prime cells for sensitivity to olaparib and carboplatin. Their published fold changes include the untreated arm, so each finding can be scored there as well (Table S30, Methods). The mRNA-surveillance programmes were present without any drug: nonsense-mediated decay, cytoplasmic translation and protein targeting to the ER were enriched among control cells whose sisters were recovered (normalised enrichment scores 1.64–1.76, p &lt; 0.001), though less than in the drug arms (1.75–2.25). They stayed enriched after the control fold change was subtracted (1.51–2.28, p ≤ 0.008), and the unfolded protein response, which did not differ in the control arm (p = 0.54), was lower beyond it in all three drug arms (p ≤ 0.013). These programmes therefore combine a fitness part with a part that goes beyond it, in line with the small drug-specific component estimated above.</w:t>
+      </w:r>
+    </w:p>
+    <w:p>
+      <w:pPr>
+        <w:spacing w:after="160" w:line="360"/>
+        <w:jc w:val="both"/>
+      </w:pPr>
+      <w:r>
+        <w:t xml:space="preserve">The HRD connection did not separate the arms in this way. With the HRD signature from the isogenic COV362 cell pair, the connectivity in the untreated arm (−1.52) was as strong as in the drug arms (−1.54 to −1.76), so on its own it is not evidence of priming for a DNA-damaging drug. With the HRD signature derived from TCGA tumours, neither its up- nor its down-regulated genes were enriched in any arm (all p &gt; 0.3). The connection persisted after subtracting the control fold change (−1.41 to −1.73), which leaves room for a drug-related part, but that part does not single out the two DNA-damaging treatments: as the original authors also noted, the NK arm showed the strongest connection. Our reanalysis supports their proteostatic findings in part and suggests that the HRD link is largely shared with recovery without a drug.</w:t>
+      </w:r>
+    </w:p>
+    <w:p>
+      <w:pPr>
+        <w:pStyle w:val="Heading2"/>
+      </w:pPr>
+      <w:r>
         <w:t xml:space="preserve">Sister discordance caps predictability</w:t>
       </w:r>
     </w:p>
@@ -946,15 +985,12 @@
     <w:p>
       <w:pPr>
         <w:keepNext/>
-        <w:suppressLineNumbers/>
-        <w:spacing w:before="240" w:after="120" w:line="240" w:lineRule="auto"/>
-        <w:ind w:left="0" w:right="0" w:firstLine="0"/>
-        <w:jc w:val="center"/>
+        <w:spacing w:before="240"/>
       </w:pPr>
       <w:r>
         <w:drawing>
           <wp:inline distT="0" distB="0" distL="0" distR="0">
-            <wp:extent cx="5486400" cy="1964485"/>
+            <wp:extent cx="5905500" cy="2114550"/>
             <wp:effectExtent t="0" r="0" b="0" l="0"/>
             <wp:docPr id="1" name="" descr="" title=""/>
             <wp:cNvGraphicFramePr>
@@ -979,7 +1015,7 @@
                   <pic:spPr bwMode="auto">
                     <a:xfrm>
                       <a:off x="0" y="0"/>
-                      <a:ext cx="5486400" cy="1964485"/>
+                      <a:ext cx="5905500" cy="2114550"/>
                     </a:xfrm>
                     <a:prstGeom prst="rect">
                       <a:avLst/>
@@ -1100,15 +1136,12 @@
     <w:p>
       <w:pPr>
         <w:keepNext/>
-        <w:suppressLineNumbers/>
-        <w:spacing w:before="240" w:after="120" w:line="240" w:lineRule="auto"/>
-        <w:ind w:left="0" w:right="0" w:firstLine="0"/>
-        <w:jc w:val="center"/>
+        <w:spacing w:before="240"/>
       </w:pPr>
       <w:r>
         <w:drawing>
           <wp:inline distT="0" distB="0" distL="0" distR="0">
-            <wp:extent cx="5486400" cy="2044127"/>
+            <wp:extent cx="5905500" cy="2200275"/>
             <wp:effectExtent t="0" r="0" b="0" l="0"/>
             <wp:docPr id="1" name="" descr="" title=""/>
             <wp:cNvGraphicFramePr>
@@ -1133,7 +1166,7 @@
                   <pic:spPr bwMode="auto">
                     <a:xfrm>
                       <a:off x="0" y="0"/>
-                      <a:ext cx="5486400" cy="2044127"/>
+                      <a:ext cx="5905500" cy="2200275"/>
                     </a:xfrm>
                     <a:prstGeom prst="rect">
                       <a:avLst/>
@@ -1231,7 +1264,7 @@
         <w:jc w:val="both"/>
       </w:pPr>
       <w:r>
-        <w:t xml:space="preserve">An independent reanalysis agrees. While this work was in preparation, Aviv (2026) released a preregistered reanalysis of the same data, which also found that "clone abundance dominates". It then asked a different question: for a given clone, under which of the six conditions is it detected? Holding clone abundance and condition identity fixed, a model in which the effect of cell state differed between conditions ranked the conditions within a clone better than a model with one shared state effect, by 0.052 in within-clone AUROC (95% CI 0.037–0.066, permutation p &lt; 0.001). The two analyses fit together. Averaged over conditions, state is worth little next to size; once size and condition are fixed, a small condition-specific part remains. That 0.052 is close to the 0.014–0.025 we measure against a real untreated arm in ReSisTrace: in both systems, the part of the pre-treatment state that is specific to the treatment is small.</w:t>
+        <w:t xml:space="preserve">An independent reanalysis agrees. While this work was in preparation, Aviv (2026) released a preregistered reanalysis of the same data, which also found that "clone abundance dominates". It then asked a different question: for a given clone, under which of the six conditions is it detected? Holding clone abundance and condition identity fixed, a model in which the effect of cell state differed between conditions ranked the conditions within a clone better than a model with one shared state effect, by 0.052 in within-clone AUROC (95% CI 0.037–0.066, permutation p &lt; 0.001). The two analyses fit together. Averaged over conditions, state is worth little next to size; once size and condition are fixed, a small condition-specific part remains. That figure is not directly comparable with the drug-specific gain we measure in ReSisTrace (0.014–0.025), because it ranks conditions within one clone rather than cells within one arm, but the two point the same way: in both systems, the part of the pre-treatment state that is specific to the treatment is small next to the part that is not.</w:t>
       </w:r>
     </w:p>
     <w:p>
@@ -1263,15 +1296,12 @@
     <w:p>
       <w:pPr>
         <w:keepNext/>
-        <w:suppressLineNumbers/>
-        <w:spacing w:before="240" w:after="120" w:line="240" w:lineRule="auto"/>
-        <w:ind w:left="0" w:right="0" w:firstLine="0"/>
-        <w:jc w:val="center"/>
+        <w:spacing w:before="240"/>
       </w:pPr>
       <w:r>
         <w:drawing>
           <wp:inline distT="0" distB="0" distL="0" distR="0">
-            <wp:extent cx="5486400" cy="4229837"/>
+            <wp:extent cx="5905500" cy="4552950"/>
             <wp:effectExtent t="0" r="0" b="0" l="0"/>
             <wp:docPr id="1" name="" descr="" title=""/>
             <wp:cNvGraphicFramePr>
@@ -1296,7 +1326,7 @@
                   <pic:spPr bwMode="auto">
                     <a:xfrm>
                       <a:off x="0" y="0"/>
-                      <a:ext cx="5486400" cy="4229837"/>
+                      <a:ext cx="5905500" cy="4552950"/>
                     </a:xfrm>
                     <a:prstGeom prst="rect">
                       <a:avLst/>
@@ -1468,7 +1498,7 @@
         <w:jc w:val="both"/>
       </w:pPr>
       <w:r>
-        <w:t xml:space="preserve">Neither substitute reproduced the control arm, and they failed in opposite directions (Fig. S4, Table S26). Measured against the real control model, the drug-specific gain was 0.022 for carboplatin, 0.031 for olaparib and 0.027 for NK cells. Measured against the density score, it was roughly two to three times larger (0.043–0.090), because density is a weaker measure of fitness and leaves more of it to be counted as drug-specific. Measured against the other drug arms, it nearly vanished (0.0045–0.0065), because those arms share the drug-specific component, so using them as the baseline subtracts part of what is being measured.</w:t>
+        <w:t xml:space="preserve">Neither substitute reproduced the control arm, and they failed in opposite directions (Fig. S4, Table S26). Measured against the real control model, the drug-specific gain was 0.022 for carboplatin, 0.031 for olaparib and 0.027 for NK cells. Measured against the density score, it was roughly two to three times larger (0.043–0.090), because density is a weaker measure of fitness and leaves more of it to be counted as drug-specific. Measured against the other drug arms, it nearly vanished (0.0045–0.0065). This was mostly a matter of training size: those models learnt from two to five times as many labelled cells as the control model, and at equal training size a model trained on the other drug arms took up only a fifth to a third of the gain (Fig. 3d).</w:t>
       </w:r>
     </w:p>
     <w:p>
@@ -1503,16 +1533,16 @@
         <w:jc w:val="both"/>
       </w:pPr>
       <w:r>
-        <w:t xml:space="preserve">The drug-specific gain was estimated accurately (Fig. S5a). With no drug-specific effect, the estimate was −0.001 and only 2 of 25 experiments gave an interval excluding zero, close to the 5% expected. When an effect was present, it was recovered with a bias of +0.001 to +0.005, and with a bias below 0.003 at every level of label noise tried (0, 10 and 20%). The one setting that broke the estimator was a technical confound acting on both the measurement and the chance of recovery, imitating the sequencing-depth effect in the real data: the gain was then underestimated by 0.018. Our analysis that removes depth and mitochondrial content is designed for this situation, and the simulation suggests that its numbers are conservative rather than deflated by over-correction.</w:t>
-      </w:r>
-    </w:p>
-    <w:p>
-      <w:pPr>
-        <w:spacing w:after="160" w:line="360"/>
-        <w:jc w:val="both"/>
-      </w:pPr>
-      <w:r>
-        <w:t xml:space="preserve">Simple intervals were too narrow (Fig. S5b). Intervals that resample families but do not refit the models covered the true value in only 52% to 88% of experiments instead of 95%, and in 24% with the depth confound; they were too narrow by a factor of 1.2 to 1.9. This is why we quote intervals from the slower bootstrap that refits the whole procedure. It is also a general caution: a bootstrap placed around a cross-validated score measures how much the evaluation would move, not how much the whole procedure would move.</w:t>
+        <w:t xml:space="preserve">The drug-specific gain was estimated accurately (Fig. S5a). With no drug-specific effect, the estimate was −0.001 and only 2 of 25 experiments gave an interval excluding zero, close to the 5% expected. When an effect was present, it was recovered with a bias of +0.001 to +0.005, and with a bias below 0.003 at every level of label noise tried (0, 10 and 20%). A technical confound acting on both the measurement and the chance of recovery, imitating the sequencing-depth effect in the real data, did not bias it either (−0.002, against a true gain of 0.015).</w:t>
+      </w:r>
+    </w:p>
+    <w:p>
+      <w:pPr>
+        <w:spacing w:after="160" w:line="360"/>
+        <w:jc w:val="both"/>
+      </w:pPr>
+      <w:r>
+        <w:t xml:space="preserve">Simple intervals were too narrow (Fig. S5b). Intervals that resample families but do not refit the models covered the true value in only 52% to 88% of experiments instead of 95%, with or without the depth confound; they were too narrow by a factor of 1.2 to 1.9. This is why we quote intervals from the slower bootstrap that refits the whole procedure. It is also a general caution: a bootstrap placed around a cross-validated score measures how much the evaluation would move, not how much the whole procedure would move.</w:t>
       </w:r>
     </w:p>
     <w:p>
@@ -1538,7 +1568,7 @@
         <w:jc w:val="both"/>
       </w:pPr>
       <w:r>
-        <w:t xml:space="preserve">We asked whether a cancer cell's transcriptome before treatment predicts whether its sister survives, and how much of that prediction is about the drug. The pre-treatment state is predictive: a simple model reaches AUROC 0.72–0.75, far above published methods on the same task. But most of the signal is not about the drug. A model trained on cells that never saw a drug predicts drug-arm fates nearly as well; a score that uses no labels recovers much of the same signal; and the shared component is a proliferative, low-stress state that fits an advantage in growing back after handling. The drug-specific remainder is biologically coherent, pointing to slower cycling among otherwise fit cells, and it is positive in every arm, but it is worth one to three points of AUROC and this experiment cannot separate it from zero once the uncertainty of fitting is counted.</w:t>
+        <w:t xml:space="preserve">We asked whether a cancer cell's transcriptome before treatment predicts whether its sister survives, and how much of that prediction is about the drug. The pre-treatment state is predictive: a simple model reaches AUROC 0.72–0.75, far above published methods on the same task. But most of the signal is not about the drug. A model trained on cells that never saw a drug predicts drug-arm fates nearly as well; a score that uses no labels recovers much of the same signal; and the shared component is a proliferative, low-stress state that fits an advantage in growing back after handling. The drug-specific remainder is biologically coherent, pointing to slower cycling among otherwise fit cells, and it is positive in every arm, but it is worth one to three points of AUROC and this experiment cannot separate it from zero once the uncertainty of fitting is counted. Point estimates suggest that most of that remainder is tied to the particular drug rather than to being treated at all, because a model trained on the other treated arms, at the same size, recovered only a fifth to a third of it, although this split is less certain than the gain itself and was clear only for olaparib.</w:t>
       </w:r>
     </w:p>
     <w:p>
@@ -1556,7 +1586,7 @@
         <w:jc w:val="both"/>
       </w:pPr>
       <w:r>
-        <w:t xml:space="preserve">This matters because, without an untreated arm, a model that picks out cells with a growth or recovery advantage will look like a resistance predictor, and will even appear to generalise across drugs. Transfer between drugs is often read as evidence for a shared tolerance programme; here it reflects a shared fitness programme. This is relevant to recent reports of multi-treatment resistance. Schaff et al. (2026) showed that pre-treatment clone size was not the only determinant of resistance, but their design had no drug-free arm carried through the same culture, so a shared growth advantage could not be measured there. That CD44 marked resistance in opposite directions for different treatments shows that not all of the overlap can be generic fitness; a matched untreated arm would show how much is.</w:t>
+        <w:t xml:space="preserve">This matters because, without an untreated arm, a model that picks out cells with a growth or recovery advantage will look like a resistance predictor, and will even appear to generalise across drugs. Transfer between drugs is often read as evidence for a shared tolerance programme; here it reflects a shared fitness programme. This is relevant to recent reports of multi-treatment resistance. Schaff et al. (2026) showed that pre-treatment clone size was not the only determinant of resistance, but their design had no drug-free arm carried through the same culture, so a shared growth advantage could not be measured there. That CD44 marked resistance in opposite directions for different treatments shows that not all of the overlap can be generic fitness; a matched untreated arm would show how much is. The same check applies to the biology reported with such data. Scored against the untreated arm, the mRNA-surveillance programmes of the original ReSisTrace study were partly fitness and partly drug-related, whereas their link to HRD-like states was as strong without any drug and so cannot by itself support priming for DNA-damaging agents.</w:t>
       </w:r>
     </w:p>
     <w:p>
@@ -1583,7 +1613,7 @@
         <w:jc w:val="both"/>
       </w:pPr>
       <w:r>
-        <w:t xml:space="preserve">What should future studies do? The clearest answer is to carry an untreated arm through the same protocol, and to report the gain of drug-arm models over a model trained on that arm, with training size matched, next to the raw AUROC. Where that is impossible, we found no reliable substitute. A label-free density score inflated the gain roughly two- to three-fold, and a baseline built from the other treated arms almost erased it. Together they bracketed the true value in all three ReSisTrace arms, but not in four of the six treatments of the second system. A substitute can indicate that a reported pre-resistance signal is mostly fitness, but not by how much. Studies should also expect a ceiling: because sisters are not identical, even a perfect model of the sequenced cell loses up to about 0.1 AUROC. Finally, the synthetic experiments gave a methodological lesson. Bootstrap intervals that do not refit the model covered the truth well below their nominal rate, so anyone putting a bootstrap around a cross-validated score should refit inside each replicate or check the interval's coverage against a known answer first. The main steps, namely the fitness baseline, the size-matched gain with a family bootstrap interval, the family permutation null and the sister ceiling, are provided as a small package that applies to any lineage-tracing design with an untreated arm; the slower refitting interval is provided as a separate script.</w:t>
+        <w:t xml:space="preserve">What should future studies do? The clearest answer is to carry an untreated arm through the same protocol, and to report the gain of drug-arm models over a model trained on that arm, with training size matched, next to the raw AUROC. Where that is impossible, we found no reliable substitute. A label-free density score inflated the gain roughly two- to three-fold, and a baseline built from the other treated arms almost erased it, largely because it had more training data than the untreated arm. Together they bracketed the true value in all three ReSisTrace arms, but not in four of the six treatments of the second system. A substitute can indicate that a reported pre-resistance signal is mostly fitness, but not by how much. Studies should also expect a ceiling: because sisters are not identical, even a perfect model of the sequenced cell loses up to about 0.1 AUROC. Finally, the synthetic experiments gave a methodological lesson. Bootstrap intervals that do not refit the model covered the truth well below their nominal rate, so anyone putting a bootstrap around a cross-validated score should refit inside each replicate or check the interval's coverage against a known answer first. The main steps, namely the fitness baseline, the size-matched gain with a family bootstrap interval, the family permutation null and the sister ceiling, are provided as a small package that applies to any lineage-tracing design with an untreated arm; the slower refitting interval is provided as a separate script.</w:t>
       </w:r>
     </w:p>
     <w:p>
@@ -1609,7 +1639,7 @@
         <w:jc w:val="both"/>
       </w:pPr>
       <w:r>
-        <w:t xml:space="preserve">A cancer cell's transcriptome before treatment predicts whether its sister survives well above chance, and far better than transfer-learning methods suggested on the same data. Most of that signal, however, is not about the drug. It is shared with cells that were never treated, it tracks a proliferative, low-stress state and how typical a cell is, and in a second lineage system its counterpart, clone size, outweighs expression under every treatment. The drug-specific remainder is small, consistent in sign and below what the experiment can resolve, and the imperfect similarity of sisters caps what any model of the sequenced cell can reach. No substitute built without an untreated arm measured that remainder reliably. Studies that claim a pre-existing state predicts drug tolerance should therefore carry an untreated arm through the same protocol and report the gain over it, with training size matched; the package provided here does this for any design with such an arm.</w:t>
+        <w:t xml:space="preserve">A cancer cell's transcriptome before treatment predicts whether its sister survives well above chance, and far better than transfer-learning methods suggested on the same data. Most of that signal, however, is not about the drug. It is shared with cells that were never treated, it tracks a proliferative, low-stress state and how typical a cell is, and in a second lineage system its counterpart, clone size, outweighs expression under every treatment. The drug-specific remainder is small, consistent in sign and below what the experiment can resolve; point estimates place most of it with the particular drug rather than with treatment in general, clearly so only for olaparib, and it is spread thinly across many genes rather than concentrated in a known mechanism. The imperfect similarity of sisters caps what any model of the sequenced cell can reach. No substitute built without an untreated arm measured that remainder reliably. Studies that claim a pre-existing state predicts drug tolerance should therefore carry an untreated arm through the same protocol and report the gain over it, with training size matched; the package provided here does this for any design with such an arm.</w:t>
       </w:r>
     </w:p>
     <w:p>
@@ -1633,18 +1663,7 @@
         <w:t xml:space="preserve">Data.</w:t>
       </w:r>
       <w:r>
-        <w:t xml:space="preserve"> ReSisTrace count matrices and cell metadata were downloaded from GEO (</w:t>
-      </w:r>
-      <w:hyperlink r:id="rIdL1001" w:history="1">
-        <w:r>
-          <w:rPr>
-            <w:rStyle w:val="Hyperlink"/>
-          </w:rPr>
-          <w:t xml:space="preserve">GSE223003</w:t>
-        </w:r>
-      </w:hyperlink>
-      <w:r>
-        <w:t xml:space="preserve">; 16 samples covering four arms, two replicates and pre/post time points). Only pre-treatment cells were modelled. Labels (</w:t>
+        <w:t xml:space="preserve"> ReSisTrace count matrices and cell metadata were downloaded from GEO (GSE223003; 16 samples covering four arms, two replicates and pre/post time points). Only pre-treatment cells were modelled. Labels (</w:t>
       </w:r>
       <w:r>
         <w:rPr>
@@ -1792,92 +1811,94 @@
         <w:t xml:space="preserve"> is </w:t>
       </w:r>
       <m:oMath>
-        <m:d>
-          <m:dPr>
-            <m:begChr m:val="("/>
-            <m:endChr m:val=")"/>
-            <m:sepChr m:val=""/>
-            <m:grow/>
-          </m:dPr>
+        <m:r>
+          <m:rPr>
+            <m:sty m:val="p"/>
+          </m:rPr>
+          <m:t>(</m:t>
+        </m:r>
+        <m:r>
+          <m:t>1</m:t>
+        </m:r>
+        <m:r>
+          <m:rPr>
+            <m:sty m:val="p"/>
+          </m:rPr>
+          <m:t>+</m:t>
+        </m:r>
+        <m:r>
+          <m:rPr>
+            <m:sty m:val="p"/>
+          </m:rPr>
+          <m:t>#</m:t>
+        </m:r>
+        <m:r>
+          <m:rPr>
+            <m:sty m:val="p"/>
+          </m:rPr>
+          <m:t>{</m:t>
+        </m:r>
+        <m:r>
+          <m:t>b</m:t>
+        </m:r>
+        <m:r>
+          <m:rPr>
+            <m:sty m:val="p"/>
+          </m:rPr>
+          <m:t>:</m:t>
+        </m:r>
+        <m:sSub>
           <m:e>
-            <m:r>
-              <m:t>1</m:t>
-            </m:r>
             <m:r>
               <m:rPr>
                 <m:sty m:val="p"/>
               </m:rPr>
-              <m:t>+</m:t>
-            </m:r>
+              <m:t>A</m:t>
+            </m:r>
+          </m:e>
+          <m:sub>
+            <m:r>
+              <m:t>b</m:t>
+            </m:r>
+          </m:sub>
+        </m:sSub>
+        <m:r>
+          <m:rPr>
+            <m:sty m:val="p"/>
+          </m:rPr>
+          <m:t>≥</m:t>
+        </m:r>
+        <m:sSub>
+          <m:e>
             <m:r>
               <m:rPr>
                 <m:sty m:val="p"/>
               </m:rPr>
-              <m:t>#</m:t>
-            </m:r>
+              <m:t>A</m:t>
+            </m:r>
+          </m:e>
+          <m:sub>
             <m:r>
               <m:rPr>
+                <m:nor/>
                 <m:sty m:val="p"/>
               </m:rPr>
-              <m:t>{</m:t>
-            </m:r>
-            <m:r>
-              <m:t>b</m:t>
-            </m:r>
-            <m:r>
-              <m:rPr>
-                <m:sty m:val="p"/>
-              </m:rPr>
-              <m:t>:</m:t>
-            </m:r>
-            <m:sSub>
-              <m:e>
-                <m:r>
-                  <m:rPr>
-                    <m:sty m:val="p"/>
-                  </m:rPr>
-                  <m:t>A</m:t>
-                </m:r>
-              </m:e>
-              <m:sub>
-                <m:r>
-                  <m:t>b</m:t>
-                </m:r>
-              </m:sub>
-            </m:sSub>
-            <m:r>
-              <m:rPr>
-                <m:sty m:val="p"/>
-              </m:rPr>
-              <m:t>≥</m:t>
-            </m:r>
-            <m:sSub>
-              <m:e>
-                <m:r>
-                  <m:rPr>
-                    <m:sty m:val="p"/>
-                  </m:rPr>
-                  <m:t>A</m:t>
-                </m:r>
-              </m:e>
-              <m:sub>
-                <m:r>
-                  <m:rPr>
-                    <m:nor/>
-                    <m:sty m:val="p"/>
-                  </m:rPr>
-                  <m:t>obs</m:t>
-                </m:r>
-              </m:sub>
-            </m:sSub>
-            <m:r>
-              <m:rPr>
-                <m:sty m:val="p"/>
-              </m:rPr>
-              <m:t>}</m:t>
-            </m:r>
-          </m:e>
-        </m:d>
+              <m:t>obs</m:t>
+            </m:r>
+          </m:sub>
+        </m:sSub>
+        <m:r>
+          <m:rPr>
+            <m:sty m:val="p"/>
+          </m:rPr>
+          <m:t>}</m:t>
+        </m:r>
+        <m:r>
+          <m:rPr>
+            <m:sty m:val="p"/>
+          </m:rPr>
+          <m:t>)</m:t>
+        </m:r>
         <m:r>
           <m:rPr>
             <m:sty m:val="p"/>
@@ -1974,8 +1995,8 @@
       <m:oMath>
         <m:r>
           <m:rPr>
+            <m:scr m:val="script"/>
             <m:sty m:val="p"/>
-            <m:scr m:val="script"/>
           </m:rPr>
           <m:t>A</m:t>
         </m:r>
@@ -2018,8 +2039,8 @@
           <m:sub>
             <m:r>
               <m:rPr>
+                <m:scr m:val="script"/>
                 <m:sty m:val="p"/>
-                <m:scr m:val="script"/>
               </m:rPr>
               <m:t>A</m:t>
             </m:r>
@@ -2045,19 +2066,21 @@
           </m:rPr>
           <m:t>A</m:t>
         </m:r>
-        <m:d>
-          <m:dPr>
-            <m:begChr m:val="("/>
-            <m:endChr m:val=")"/>
-            <m:sepChr m:val=""/>
-            <m:grow/>
-          </m:dPr>
-          <m:e>
-            <m:r>
-              <m:t>f</m:t>
-            </m:r>
-          </m:e>
-        </m:d>
+        <m:r>
+          <m:rPr>
+            <m:sty m:val="p"/>
+          </m:rPr>
+          <m:t>(</m:t>
+        </m:r>
+        <m:r>
+          <m:t>f</m:t>
+        </m:r>
+        <m:r>
+          <m:rPr>
+            <m:sty m:val="p"/>
+          </m:rPr>
+          <m:t>)</m:t>
+        </m:r>
       </m:oMath>
       <w:r>
         <w:t xml:space="preserve"> for the AUROC of a score </w:t>
@@ -2073,7 +2096,7 @@
     </w:p>
     <w:p>
       <w:pPr>
-        <w:spacing w:before="120" w:after="160" w:line="240" w:lineRule="auto"/>
+        <w:spacing w:after="160"/>
         <w:jc w:val="center"/>
       </w:pPr>
       <m:oMathPara>
@@ -2084,6 +2107,9 @@
           <m:sSub>
             <m:e>
               <m:r>
+                <m:rPr>
+                  <m:sty m:val="p"/>
+                </m:rPr>
                 <m:t>Δ</m:t>
               </m:r>
             </m:e>
@@ -2109,8 +2135,8 @@
             <m:e>
               <m:r>
                 <m:rPr>
+                  <m:scr m:val="double-struck"/>
                   <m:sty m:val="p"/>
-                  <m:scr m:val="double-struck"/>
                 </m:rPr>
                 <m:t>E</m:t>
               </m:r>
@@ -2145,8 +2171,8 @@
           <m:d>
             <m:dPr>
               <m:begChr m:val="["/>
+              <m:sepChr m:val=""/>
               <m:endChr m:val="]"/>
-              <m:sepChr m:val=""/>
               <m:grow/>
             </m:dPr>
             <m:e>
@@ -2162,8 +2188,8 @@
               <m:d>
                 <m:dPr>
                   <m:begChr m:val="("/>
+                  <m:sepChr m:val=""/>
                   <m:endChr m:val=")"/>
-                  <m:sepChr m:val=""/>
                   <m:grow/>
                 </m:dPr>
                 <m:e>
@@ -2176,8 +2202,8 @@
                     <m:sub>
                       <m:r>
                         <m:rPr>
+                          <m:scr m:val="script"/>
                           <m:sty m:val="p"/>
-                          <m:scr m:val="script"/>
                         </m:rPr>
                         <m:t>A</m:t>
                       </m:r>
@@ -2230,8 +2256,8 @@
             <m:e>
               <m:r>
                 <m:rPr>
+                  <m:scr m:val="double-struck"/>
                   <m:sty m:val="p"/>
-                  <m:scr m:val="double-struck"/>
                 </m:rPr>
                 <m:t>E</m:t>
               </m:r>
@@ -2266,8 +2292,8 @@
           <m:d>
             <m:dPr>
               <m:begChr m:val="["/>
+              <m:sepChr m:val=""/>
               <m:endChr m:val="]"/>
-              <m:sepChr m:val=""/>
               <m:grow/>
             </m:dPr>
             <m:e>
@@ -2283,8 +2309,8 @@
               <m:d>
                 <m:dPr>
                   <m:begChr m:val="("/>
+                  <m:sepChr m:val=""/>
                   <m:endChr m:val=")"/>
-                  <m:sepChr m:val=""/>
                   <m:grow/>
                 </m:dPr>
                 <m:e>
@@ -2297,8 +2323,8 @@
                     <m:sub>
                       <m:r>
                         <m:rPr>
+                          <m:scr m:val="script"/>
                           <m:sty m:val="p"/>
-                          <m:scr m:val="script"/>
                         </m:rPr>
                         <m:t>A</m:t>
                       </m:r>
@@ -2372,6 +2398,9 @@
         <m:sSub>
           <m:e>
             <m:r>
+              <m:rPr>
+                <m:sty m:val="p"/>
+              </m:rPr>
               <m:t>Δ</m:t>
             </m:r>
           </m:e>
@@ -2391,7 +2420,7 @@
         </m:r>
       </m:oMath>
       <w:r>
-        <w:t xml:space="preserve">: a larger experiment would estimate a larger quantity, since the drug model has more room to exploit what is specific to its arm. Technical covariates (sequencing depth, detected genes, mitochondrial fraction, cell-cycle scores) are not part of this definition and were handled separately by regression. For each drug arm, the fitness score was the prediction of this model trained on all labelled control cells. We report the drug model's out-of-fold AUROC; the fitness model's AUROC on the drug-arm labels; the AUROC of the drug logit after within-sample linear regression on the fitness logit; the mean AUROC within fitness-score quintiles; a one-degree-of-freedom likelihood-ratio test for adding the drug logit to a model containing the fitness logit; and the size-matched specificity index (ΔAUROC). For the latter, the drug model was fitted by the same lineage-grouped five-fold cross-validation, but each training fold was reduced to a random set of whole families containing as many cells as the labelled control arm (4,183), so that the drug model never had more training data than the fitness model. Out-of-fold drug scores and the fitness score were then compared on all drug-arm cells, and ΔAUROC was averaged over 10 random reductions. Its 95% confidence interval came from 1,000 paired family-level bootstrap resamples: each resample reweighted whole families, and the seed-averaged ΔAUROC was recomputed with both scores on the same resampled cells. We used this bootstrap rather than a DeLong test because sisters are not independent observations. It resamples families to re-score models that were fitted once, so it describes how much the evaluation would move and not how much the whole procedure would move; in the synthetic experiments it covered the truth less often than its nominal rate, and this interval, which is the one drawn in Fig. 3c and listed in Table S19, should therefore be read as a lower bound on the uncertainty. The repository also provides a slower interval that refits the fitness model and the capped out-of-fold drug model inside every replicate (</w:t>
+        <w:t xml:space="preserve">: a larger experiment would estimate a larger quantity, since the drug model has more room to exploit what is specific to its arm. Technical covariates (sequencing depth, detected genes, mitochondrial fraction, cell-cycle scores) are not part of this definition and were handled separately by regression. For each drug arm, the fitness score was the prediction of this model trained on all labelled control cells. We report the drug model's out-of-fold AUROC; the fitness model's AUROC on the drug-arm labels; the AUROC of the drug logit after within-sample linear regression on the fitness logit; the mean AUROC within fitness-score quintiles; a one-degree-of-freedom likelihood-ratio test for adding the drug logit to a model containing the fitness logit; and the size-matched specificity index (ΔAUROC). For the latter, the drug model was fitted by the same lineage-grouped five-fold cross-validation, but each training fold was reduced to a random set of whole families containing as many cells as the labelled control arm (4,183), so that the drug model never had more training data than the fitness model. Out-of-fold drug scores and the fitness score were then compared on all drug-arm cells, and ΔAUROC was averaged over 10 random reductions. Its 95% confidence interval came from 1,000 paired family-level bootstrap resamples: each resample reweighted whole families, and the seed-averaged ΔAUROC was recomputed with both scores on the same resampled cells. We used this bootstrap rather than a DeLong test because sisters are not independent observations. It resamples families to re-score models that were fitted once, so it describes how much the evaluation would move and not how much the whole procedure would move; in the synthetic experiments it covered the truth less often than its nominal rate, and this interval, listed in Table S19, should therefore be read as a lower bound on the uncertainty. The repository also provides a slower interval that refits the fitness model and the capped out-of-fold drug model inside every replicate (</w:t>
       </w:r>
       <w:r>
         <w:rPr>
@@ -2400,7 +2429,288 @@
         <w:t xml:space="preserve">scripts/28_delta_refit_bootstrap.py</w:t>
       </w:r>
       <w:r>
-        <w:t xml:space="preserve">); this is the interval quoted in Results. The one-sided p-value is the fraction of resamples with ΔAUROC ≤ 0. An earlier, simpler estimate (five random training sets, scored on the held-out drug-arm cells) gave similar values and is reported in Table S3.</w:t>
+        <w:t xml:space="preserve">); this is the interval quoted in Results. It used 200 replicates that resampled whole families separately in the control arm and the drug arm, three training subsamples per replicate, and the basic (pivotal) interval, because resampling with replacement leaves fewer distinct families to train on and can shift the replicate distribution away from the estimate. The one-sided p-value is the fraction of resamples with ΔAUROC ≤ 0. An earlier, simpler estimate (five random training sets, scored on the held-out drug-arm cells) gave similar values and is reported in Table S3.</w:t>
+      </w:r>
+    </w:p>
+    <w:p>
+      <w:pPr>
+        <w:spacing w:after="160" w:line="360"/>
+        <w:jc w:val="both"/>
+      </w:pPr>
+      <w:r>
+        <w:rPr>
+          <w:b/>
+          <w:bCs/>
+        </w:rPr>
+        <w:t xml:space="preserve">Fitness, general treatment and the particular drug.</w:t>
+      </w:r>
+      <w:r>
+        <w:t xml:space="preserve"> To ask whether the gain over the fitness model is shared between treatments, three PCA-logistic models were compared on each drug arm's labels, all trained on random sets of whole families totalling as many cells as the labelled control arm (4,183): the fitness model, trained on the control arm; a model trained on the pooled labels of the other two drug arms, which never sees the arm being scored; and the arm's own model, scored out of fold with lineage-grouped five-fold cross-validation as above. The general-treatment gain is the AUROC of the second minus that of the first, the drug-unique gain the AUROC of the third minus that of the second, and the two add up to the size-matched drug-specific gain. Point estimates averaged five training subsamples. Intervals came from 200 bootstrap replicates that resampled families separately in the control arm, the scored arm and the other arms, refitted all three models (three subsamples each) and used the basic interval. General treatment here means whatever the treated arms share and the control arm lacks, which includes differences in handling as well as biology. We first tried a single multi-task logistic model with shared, treated-arm and per-arm blocks of weights, but its fit hardly changed across block penalties (mean AUROC 0.7285–0.7299) while the split between the treated-arm and per-arm blocks moved from one extreme to the other, so the penalties rather than the data decided the split; we did not use it.</w:t>
+      </w:r>
+    </w:p>
+    <w:p>
+      <w:pPr>
+        <w:spacing w:after="160" w:line="360"/>
+        <w:jc w:val="both"/>
+      </w:pPr>
+      <w:r>
+        <w:rPr>
+          <w:b/>
+          <w:bCs/>
+        </w:rPr>
+        <w:t xml:space="preserve">Genes unique to one drug.</w:t>
+      </w:r>
+      <w:r>
+        <w:t xml:space="preserve"> For drug arm </w:t>
+      </w:r>
+      <m:oMath>
+        <m:r>
+          <m:t>k</m:t>
+        </m:r>
+      </m:oMath>
+      <w:r>
+        <w:t xml:space="preserve">, the replicate-combined z-scores of the drug contrast were compared with the mean of the other two drug arms, </w:t>
+      </w:r>
+      <m:oMath>
+        <m:sSub>
+          <m:e>
+            <m:r>
+              <m:t>z</m:t>
+            </m:r>
+          </m:e>
+          <m:sub>
+            <m:r>
+              <m:rPr>
+                <m:nor/>
+                <m:sty m:val="p"/>
+              </m:rPr>
+              <m:t>unique</m:t>
+            </m:r>
+          </m:sub>
+        </m:sSub>
+        <m:r>
+          <m:rPr>
+            <m:sty m:val="p"/>
+          </m:rPr>
+          <m:t>=</m:t>
+        </m:r>
+        <m:r>
+          <m:rPr>
+            <m:sty m:val="p"/>
+          </m:rPr>
+          <m:t>(</m:t>
+        </m:r>
+        <m:sSub>
+          <m:e>
+            <m:r>
+              <m:t>z</m:t>
+            </m:r>
+          </m:e>
+          <m:sub>
+            <m:r>
+              <m:t>k</m:t>
+            </m:r>
+          </m:sub>
+        </m:sSub>
+        <m:r>
+          <m:rPr>
+            <m:sty m:val="p"/>
+          </m:rPr>
+          <m:t>−</m:t>
+        </m:r>
+        <m:sSub>
+          <m:e>
+            <m:acc>
+              <m:accPr>
+                <m:chr m:val="‾"/>
+              </m:accPr>
+              <m:e>
+                <m:r>
+                  <m:t>z</m:t>
+                </m:r>
+              </m:e>
+            </m:acc>
+          </m:e>
+          <m:sub>
+            <m:r>
+              <m:t>j</m:t>
+            </m:r>
+            <m:r>
+              <m:rPr>
+                <m:sty m:val="p"/>
+              </m:rPr>
+              <m:t>≠</m:t>
+            </m:r>
+            <m:r>
+              <m:t>k</m:t>
+            </m:r>
+          </m:sub>
+        </m:sSub>
+        <m:r>
+          <m:rPr>
+            <m:sty m:val="p"/>
+          </m:rPr>
+          <m:t>)</m:t>
+        </m:r>
+        <m:r>
+          <m:rPr>
+            <m:sty m:val="p"/>
+          </m:rPr>
+          <m:t>/</m:t>
+        </m:r>
+        <m:rad>
+          <m:radPr>
+            <m:degHide m:val="on"/>
+          </m:radPr>
+          <m:deg/>
+          <m:e>
+            <m:r>
+              <m:t>1.5</m:t>
+            </m:r>
+          </m:e>
+        </m:rad>
+      </m:oMath>
+      <w:r>
+        <w:t xml:space="preserve">, which is standard normal under the null when the three arms' z-scores are independent. Genes with FDR &lt; 0.05, the same sign in both replicates of arm </w:t>
+      </w:r>
+      <m:oMath>
+        <m:r>
+          <m:t>k</m:t>
+        </m:r>
+      </m:oMath>
+      <w:r>
+        <w:t xml:space="preserve"> and the same sign as the drug contrast were called drug-unique, and </w:t>
+      </w:r>
+      <m:oMath>
+        <m:sSub>
+          <m:e>
+            <m:r>
+              <m:t>z</m:t>
+            </m:r>
+          </m:e>
+          <m:sub>
+            <m:r>
+              <m:rPr>
+                <m:nor/>
+                <m:sty m:val="p"/>
+              </m:rPr>
+              <m:t>unique</m:t>
+            </m:r>
+          </m:sub>
+        </m:sSub>
+      </m:oMath>
+      <w:r>
+        <w:t xml:space="preserve"> was used for preranked Hallmark GSEA. Before running the test we fixed two hypotheses: enrichment of DNA repair for olaparib and carboplatin, and of interferon-γ response or allograft rejection for NK cells. These four tests were corrected among themselves (Benjamini–Hochberg).</w:t>
+      </w:r>
+    </w:p>
+    <w:p>
+      <w:pPr>
+        <w:spacing w:after="160" w:line="360"/>
+        <w:jc w:val="both"/>
+      </w:pPr>
+      <w:r>
+        <w:rPr>
+          <w:b/>
+          <w:bCs/>
+        </w:rPr>
+        <w:t xml:space="preserve">Published claims.</w:t>
+      </w:r>
+      <w:r>
+        <w:t xml:space="preserve"> Per-gene log2 fold changes (pre-resistant versus pre-sensitive, every arm including the control) and the HRD-versus-HR-proficient fold changes from TCGA and from the isogenic COV362 pair were taken unchanged from Supplementary Data 2 and 4 of Dai et al. (2024). Gene Ontology terms (Ashburner et al., 2000) named in their claim, from the Enrichr GO Biological Process 2021 library (Kuleshov et al., 2016), were tested by preranked GSEA (GSEApy, 1,000 permutations) on each arm's fold change and on each drug arm's fold change minus the control's, which is their own control-contrast signature. For HRD, the 100 genes with the largest and the 100 with the smallest fold change among those with adjusted p &lt; 0.05 formed up- and down-sets, scored in the same way, and connectivity was </w:t>
+      </w:r>
+      <m:oMath>
+        <m:r>
+          <m:rPr>
+            <m:sty m:val="p"/>
+          </m:rPr>
+          <m:t>(</m:t>
+        </m:r>
+        <m:sSub>
+          <m:e>
+            <m:r>
+              <m:rPr>
+                <m:sty m:val="p"/>
+              </m:rPr>
+              <m:t>N</m:t>
+            </m:r>
+            <m:r>
+              <m:rPr>
+                <m:sty m:val="p"/>
+              </m:rPr>
+              <m:t>E</m:t>
+            </m:r>
+            <m:r>
+              <m:rPr>
+                <m:sty m:val="p"/>
+              </m:rPr>
+              <m:t>S</m:t>
+            </m:r>
+          </m:e>
+          <m:sub>
+            <m:r>
+              <m:rPr>
+                <m:nor/>
+                <m:sty m:val="p"/>
+              </m:rPr>
+              <m:t>up</m:t>
+            </m:r>
+          </m:sub>
+        </m:sSub>
+        <m:r>
+          <m:rPr>
+            <m:sty m:val="p"/>
+          </m:rPr>
+          <m:t>−</m:t>
+        </m:r>
+        <m:sSub>
+          <m:e>
+            <m:r>
+              <m:rPr>
+                <m:sty m:val="p"/>
+              </m:rPr>
+              <m:t>N</m:t>
+            </m:r>
+            <m:r>
+              <m:rPr>
+                <m:sty m:val="p"/>
+              </m:rPr>
+              <m:t>E</m:t>
+            </m:r>
+            <m:r>
+              <m:rPr>
+                <m:sty m:val="p"/>
+              </m:rPr>
+              <m:t>S</m:t>
+            </m:r>
+          </m:e>
+          <m:sub>
+            <m:r>
+              <m:rPr>
+                <m:nor/>
+                <m:sty m:val="p"/>
+              </m:rPr>
+              <m:t>down</m:t>
+            </m:r>
+          </m:sub>
+        </m:sSub>
+        <m:r>
+          <m:rPr>
+            <m:sty m:val="p"/>
+          </m:rPr>
+          <m:t>)</m:t>
+        </m:r>
+        <m:r>
+          <m:rPr>
+            <m:sty m:val="p"/>
+          </m:rPr>
+          <m:t>/</m:t>
+        </m:r>
+        <m:r>
+          <m:t>2</m:t>
+        </m:r>
+      </m:oMath>
+      <w:r>
+        <w:t xml:space="preserve"> when the two sets moved in opposite directions and 0 otherwise, the rule of the PharmacoGx connectivity score (Smirnov et al., 2016) that the original study used, after the Connectivity Map (Lamb et al., 2006). Their gene sets and enrichment implementation differed from ours, so our values approximate theirs rather than reproduce them. The analysis was repeated on our z-scores (Table S30).</w:t>
       </w:r>
     </w:p>
     <w:p>
@@ -2431,37 +2741,39 @@
         <m:r>
           <m:t>N</m:t>
         </m:r>
-        <m:d>
-          <m:dPr>
-            <m:begChr m:val="("/>
-            <m:endChr m:val=")"/>
-            <m:sepChr m:val=""/>
-            <m:grow/>
-          </m:dPr>
+        <m:r>
+          <m:rPr>
+            <m:sty m:val="p"/>
+          </m:rPr>
+          <m:t>(</m:t>
+        </m:r>
+        <m:r>
+          <m:t>0</m:t>
+        </m:r>
+        <m:r>
+          <m:rPr>
+            <m:sty m:val="p"/>
+          </m:rPr>
+          <m:t>,</m:t>
+        </m:r>
+        <m:sSub>
           <m:e>
             <m:r>
-              <m:t>0</m:t>
-            </m:r>
-            <m:r>
-              <m:rPr>
-                <m:sty m:val="p"/>
-              </m:rPr>
-              <m:t>,</m:t>
-            </m:r>
-            <m:sSub>
-              <m:e>
-                <m:r>
-                  <m:t>I</m:t>
-                </m:r>
-              </m:e>
-              <m:sub>
-                <m:r>
-                  <m:t>10</m:t>
-                </m:r>
-              </m:sub>
-            </m:sSub>
+              <m:t>I</m:t>
+            </m:r>
           </m:e>
-        </m:d>
+          <m:sub>
+            <m:r>
+              <m:t>10</m:t>
+            </m:r>
+          </m:sub>
+        </m:sSub>
+        <m:r>
+          <m:rPr>
+            <m:sty m:val="p"/>
+          </m:rPr>
+          <m:t>)</m:t>
+        </m:r>
       </m:oMath>
       <w:r>
         <w:t xml:space="preserve">, and its two sisters are measured with independent noise,</w:t>
@@ -2469,7 +2781,7 @@
     </w:p>
     <w:p>
       <w:pPr>
-        <w:spacing w:before="120" w:after="160" w:line="240" w:lineRule="auto"/>
+        <w:spacing w:after="160"/>
         <w:jc w:val="center"/>
       </w:pPr>
       <m:oMathPara>
@@ -2597,43 +2909,45 @@
           <m:r>
             <m:t>N</m:t>
           </m:r>
-          <m:d>
-            <m:dPr>
-              <m:begChr m:val="("/>
-              <m:endChr m:val=")"/>
-              <m:sepChr m:val=""/>
-              <m:grow/>
-            </m:dPr>
-            <m:e>
-              <m:r>
-                <m:t>0</m:t>
-              </m:r>
-              <m:r>
-                <m:rPr>
-                  <m:sty m:val="p"/>
-                </m:rPr>
-                <m:t>,</m:t>
-              </m:r>
-              <m:sSub>
-                <m:e>
-                  <m:r>
-                    <m:t>I</m:t>
-                  </m:r>
-                </m:e>
-                <m:sub>
-                  <m:r>
-                    <m:t>10</m:t>
-                  </m:r>
-                </m:sub>
-              </m:sSub>
-            </m:e>
-          </m:d>
+          <m:r>
+            <m:rPr>
+              <m:sty m:val="p"/>
+            </m:rPr>
+            <m:t>(</m:t>
+          </m:r>
+          <m:r>
+            <m:t>0</m:t>
+          </m:r>
           <m:r>
             <m:rPr>
               <m:sty m:val="p"/>
             </m:rPr>
             <m:t>,</m:t>
           </m:r>
+          <m:sSub>
+            <m:e>
+              <m:r>
+                <m:t>I</m:t>
+              </m:r>
+            </m:e>
+            <m:sub>
+              <m:r>
+                <m:t>10</m:t>
+              </m:r>
+            </m:sub>
+          </m:sSub>
+          <m:r>
+            <m:rPr>
+              <m:sty m:val="p"/>
+            </m:rPr>
+            <m:t>)</m:t>
+          </m:r>
+          <m:r>
+            <m:rPr>
+              <m:sty m:val="p"/>
+            </m:rPr>
+            <m:t>,</m:t>
+          </m:r>
         </m:oMath>
       </m:oMathPara>
     </w:p>
@@ -2655,37 +2969,39 @@
           </m:rPr>
           <m:t>/</m:t>
         </m:r>
-        <m:d>
-          <m:dPr>
-            <m:begChr m:val="("/>
-            <m:endChr m:val=")"/>
-            <m:sepChr m:val=""/>
-            <m:grow/>
-          </m:dPr>
+        <m:r>
+          <m:rPr>
+            <m:sty m:val="p"/>
+          </m:rPr>
+          <m:t>(</m:t>
+        </m:r>
+        <m:r>
+          <m:t>1</m:t>
+        </m:r>
+        <m:r>
+          <m:rPr>
+            <m:sty m:val="p"/>
+          </m:rPr>
+          <m:t>+</m:t>
+        </m:r>
+        <m:sSup>
           <m:e>
             <m:r>
-              <m:t>1</m:t>
-            </m:r>
-            <m:r>
-              <m:rPr>
-                <m:sty m:val="p"/>
-              </m:rPr>
-              <m:t>+</m:t>
-            </m:r>
-            <m:sSup>
-              <m:e>
-                <m:r>
-                  <m:t>s</m:t>
-                </m:r>
-              </m:e>
-              <m:sup>
-                <m:r>
-                  <m:t>2</m:t>
-                </m:r>
-              </m:sup>
-            </m:sSup>
+              <m:t>s</m:t>
+            </m:r>
           </m:e>
-        </m:d>
+          <m:sup>
+            <m:r>
+              <m:t>2</m:t>
+            </m:r>
+          </m:sup>
+        </m:sSup>
+        <m:r>
+          <m:rPr>
+            <m:sty m:val="p"/>
+          </m:rPr>
+          <m:t>)</m:t>
+        </m:r>
       </m:oMath>
       <w:r>
         <w:t xml:space="preserve"> in each dimension. Whether the treated sister survives follows a liability built from</w:t>
@@ -2693,7 +3009,7 @@
     </w:p>
     <w:p>
       <w:pPr>
-        <w:spacing w:before="120" w:after="160" w:line="240" w:lineRule="auto"/>
+        <w:spacing w:after="160"/>
         <w:jc w:val="center"/>
       </w:pPr>
       <m:oMathPara>
@@ -2734,28 +3050,30 @@
             </m:rPr>
             <m:t>+</m:t>
           </m:r>
-          <m:d>
-            <m:dPr>
-              <m:begChr m:val="("/>
-              <m:endChr m:val=")"/>
-              <m:sepChr m:val=""/>
-              <m:grow/>
-            </m:dPr>
-            <m:e>
-              <m:r>
-                <m:t>1</m:t>
-              </m:r>
-              <m:r>
-                <m:rPr>
-                  <m:sty m:val="p"/>
-                </m:rPr>
-                <m:t>−</m:t>
-              </m:r>
-              <m:r>
-                <m:t>f</m:t>
-              </m:r>
-            </m:e>
-          </m:d>
+          <m:r>
+            <m:rPr>
+              <m:sty m:val="p"/>
+            </m:rPr>
+            <m:t>(</m:t>
+          </m:r>
+          <m:r>
+            <m:t>1</m:t>
+          </m:r>
+          <m:r>
+            <m:rPr>
+              <m:sty m:val="p"/>
+            </m:rPr>
+            <m:t>−</m:t>
+          </m:r>
+          <m:r>
+            <m:t>f</m:t>
+          </m:r>
+          <m:r>
+            <m:rPr>
+              <m:sty m:val="p"/>
+            </m:rPr>
+            <m:t>)</m:t>
+          </m:r>
           <m:r>
             <m:t> </m:t>
           </m:r>
@@ -2902,34 +3220,36 @@
           <m:r>
             <m:t>N</m:t>
           </m:r>
-          <m:d>
-            <m:dPr>
-              <m:begChr m:val="("/>
-              <m:endChr m:val=")"/>
-              <m:sepChr m:val=""/>
-              <m:grow/>
-            </m:dPr>
-            <m:e>
-              <m:r>
-                <m:t>0</m:t>
-              </m:r>
-              <m:r>
-                <m:rPr>
-                  <m:sty m:val="p"/>
-                </m:rPr>
-                <m:t>,</m:t>
-              </m:r>
-              <m:r>
-                <m:t>1</m:t>
-              </m:r>
-            </m:e>
-          </m:d>
+          <m:r>
+            <m:rPr>
+              <m:sty m:val="p"/>
+            </m:rPr>
+            <m:t>(</m:t>
+          </m:r>
+          <m:r>
+            <m:t>0</m:t>
+          </m:r>
           <m:r>
             <m:rPr>
               <m:sty m:val="p"/>
             </m:rPr>
             <m:t>,</m:t>
           </m:r>
+          <m:r>
+            <m:t>1</m:t>
+          </m:r>
+          <m:r>
+            <m:rPr>
+              <m:sty m:val="p"/>
+            </m:rPr>
+            <m:t>)</m:t>
+          </m:r>
+          <m:r>
+            <m:rPr>
+              <m:sty m:val="p"/>
+            </m:rPr>
+            <m:t>,</m:t>
+          </m:r>
         </m:oMath>
       </m:oMathPara>
     </w:p>
@@ -3009,17 +3329,148 @@
         <w:t xml:space="preserve"> exceeds its </w:t>
       </w:r>
       <m:oMath>
-        <m:d>
-          <m:dPr>
-            <m:begChr m:val="("/>
-            <m:endChr m:val=")"/>
-            <m:sepChr m:val=""/>
-            <m:grow/>
-          </m:dPr>
+        <m:r>
+          <m:rPr>
+            <m:sty m:val="p"/>
+          </m:rPr>
+          <m:t>(</m:t>
+        </m:r>
+        <m:r>
+          <m:t>1</m:t>
+        </m:r>
+        <m:r>
+          <m:rPr>
+            <m:sty m:val="p"/>
+          </m:rPr>
+          <m:t>−</m:t>
+        </m:r>
+        <m:r>
+          <m:t>p</m:t>
+        </m:r>
+        <m:r>
+          <m:rPr>
+            <m:sty m:val="p"/>
+          </m:rPr>
+          <m:t>)</m:t>
+        </m:r>
+      </m:oMath>
+      <w:r>
+        <w:t xml:space="preserve"> quantile, and a fraction of true positives is then flipped to negative to imitate a sister that was not recovered. Because every variable is jointly Gaussian, the best possible score of the sequenced sister is the linear predictor </w:t>
+      </w:r>
+      <m:oMath>
+        <m:r>
+          <m:t>E</m:t>
+        </m:r>
+        <m:r>
+          <m:rPr>
+            <m:sty m:val="p"/>
+          </m:rPr>
+          <m:t>[</m:t>
+        </m:r>
+        <m:r>
+          <m:t>L</m:t>
+        </m:r>
+        <m:r>
+          <m:rPr>
+            <m:sty m:val="p"/>
+          </m:rPr>
+          <m:t>∣</m:t>
+        </m:r>
+        <m:sSub>
           <m:e>
             <m:r>
-              <m:t>1</m:t>
-            </m:r>
+              <m:t>x</m:t>
+            </m:r>
+          </m:e>
+          <m:sub>
+            <m:r>
+              <m:t>A</m:t>
+            </m:r>
+          </m:sub>
+        </m:sSub>
+        <m:r>
+          <m:rPr>
+            <m:sty m:val="p"/>
+          </m:rPr>
+          <m:t>]</m:t>
+        </m:r>
+        <m:r>
+          <m:rPr>
+            <m:sty m:val="p"/>
+          </m:rPr>
+          <m:t>=</m:t>
+        </m:r>
+        <m:sSubSup>
+          <m:e>
+            <m:r>
+              <m:t>x</m:t>
+            </m:r>
+          </m:e>
+          <m:sub>
+            <m:r>
+              <m:t>A</m:t>
+            </m:r>
+          </m:sub>
+          <m:sup>
+            <m:r>
+              <m:rPr>
+                <m:sty m:val="p"/>
+              </m:rPr>
+              <m:t>⊤</m:t>
+            </m:r>
+          </m:sup>
+        </m:sSubSup>
+        <m:r>
+          <m:t>β</m:t>
+        </m:r>
+      </m:oMath>
+      <w:r>
+        <w:t xml:space="preserve"> with </w:t>
+      </w:r>
+      <m:oMath>
+        <m:r>
+          <m:t>β</m:t>
+        </m:r>
+        <m:r>
+          <m:rPr>
+            <m:sty m:val="p"/>
+          </m:rPr>
+          <m:t>=</m:t>
+        </m:r>
+        <m:r>
+          <m:rPr>
+            <m:sty m:val="p"/>
+          </m:rPr>
+          <m:t>Cov</m:t>
+        </m:r>
+        <m:r>
+          <m:rPr>
+            <m:sty m:val="p"/>
+          </m:rPr>
+          <m:t>(</m:t>
+        </m:r>
+        <m:sSub>
+          <m:e>
+            <m:r>
+              <m:t>x</m:t>
+            </m:r>
+          </m:e>
+          <m:sub>
+            <m:r>
+              <m:t>A</m:t>
+            </m:r>
+          </m:sub>
+        </m:sSub>
+        <m:sSup>
+          <m:e>
+            <m:r>
+              <m:rPr>
+                <m:sty m:val="p"/>
+              </m:rPr>
+              <m:t>)</m:t>
+            </m:r>
+          </m:e>
+          <m:sup>
             <m:r>
               <m:rPr>
                 <m:sty m:val="p"/>
@@ -3027,62 +3478,22 @@
               <m:t>−</m:t>
             </m:r>
             <m:r>
-              <m:t>p</m:t>
-            </m:r>
-          </m:e>
-        </m:d>
-      </m:oMath>
-      <w:r>
-        <w:t xml:space="preserve"> quantile, and a fraction of true positives is then flipped to negative to imitate a sister that was not recovered. Because the measurement noise is Gaussian and independent of </w:t>
-      </w:r>
-      <m:oMath>
-        <m:r>
-          <m:t>z</m:t>
-        </m:r>
-      </m:oMath>
-      <w:r>
-        <w:t xml:space="preserve">, the conditional mean </w:t>
-      </w:r>
-      <m:oMath>
-        <m:r>
-          <m:t>E</m:t>
-        </m:r>
-        <m:d>
-          <m:dPr>
-            <m:begChr m:val="["/>
-            <m:endChr m:val="]"/>
-            <m:sepChr m:val=""/>
-            <m:grow/>
-          </m:dPr>
-          <m:e>
-            <m:r>
-              <m:t>z</m:t>
-            </m:r>
-            <m:r>
-              <m:rPr>
-                <m:sty m:val="p"/>
-              </m:rPr>
-              <m:t>∣</m:t>
-            </m:r>
-            <m:sSub>
-              <m:e>
-                <m:r>
-                  <m:t>x</m:t>
-                </m:r>
-              </m:e>
-              <m:sub>
-                <m:r>
-                  <m:t>A</m:t>
-                </m:r>
-              </m:sub>
-            </m:sSub>
-          </m:e>
-        </m:d>
-      </m:oMath>
-      <w:r>
-        <w:t xml:space="preserve"> is proportional to </w:t>
-      </w:r>
-      <m:oMath>
+              <m:t>1</m:t>
+            </m:r>
+          </m:sup>
+        </m:sSup>
+        <m:r>
+          <m:rPr>
+            <m:sty m:val="p"/>
+          </m:rPr>
+          <m:t>Cov</m:t>
+        </m:r>
+        <m:r>
+          <m:rPr>
+            <m:sty m:val="p"/>
+          </m:rPr>
+          <m:t>(</m:t>
+        </m:r>
         <m:sSub>
           <m:e>
             <m:r>
@@ -3095,9 +3506,24 @@
             </m:r>
           </m:sub>
         </m:sSub>
+        <m:r>
+          <m:rPr>
+            <m:sty m:val="p"/>
+          </m:rPr>
+          <m:t>,</m:t>
+        </m:r>
+        <m:r>
+          <m:t>L</m:t>
+        </m:r>
+        <m:r>
+          <m:rPr>
+            <m:sty m:val="p"/>
+          </m:rPr>
+          <m:t>)</m:t>
+        </m:r>
       </m:oMath>
       <w:r>
-        <w:t xml:space="preserve">, so the best possible drug score is </w:t>
+        <w:t xml:space="preserve">, which has a closed form. Without the depth confound it is proportional to </w:t>
       </w:r>
       <m:oMath>
         <m:r>
@@ -3150,7 +3576,7 @@
         </m:sSub>
       </m:oMath>
       <w:r>
-        <w:t xml:space="preserve"> and the best possible fitness score is </w:t>
+        <w:t xml:space="preserve"> for the drug arm and to </w:t>
       </w:r>
       <m:oMath>
         <m:sSub>
@@ -3170,15 +3596,7 @@
         </m:sSub>
       </m:oMath>
       <w:r>
-        <w:t xml:space="preserve">; the population value of every reported quantity therefore follows from one large draw. We swept the drug-specific strength (including zero), label noise, the number of families, sister similarity, a sequencing-depth confound, and </w:t>
-      </w:r>
-      <m:oMath>
-        <m:r>
-          <m:t>f</m:t>
-        </m:r>
-      </m:oMath>
-      <w:r>
-        <w:t xml:space="preserve">, running 25 independent experiments per setting and comparing the framework's estimates with the population values.</w:t>
+        <w:t xml:space="preserve"> for the fitness model; with it, both also read the shared depth term from the remaining dimensions. The population value of every reported quantity therefore follows from one large draw. We swept the drug-specific strength (including zero), label noise, the number of families, sister similarity, a sequencing-depth confound, and f, running 25 independent experiments per setting and comparing the framework's estimates with the population values.</w:t>
       </w:r>
     </w:p>
     <w:p>
@@ -3199,7 +3617,7 @@
     </w:p>
     <w:p>
       <w:pPr>
-        <w:spacing w:before="120" w:after="160" w:line="240" w:lineRule="auto"/>
+        <w:spacing w:after="160"/>
         <w:jc w:val="center"/>
       </w:pPr>
       <m:oMathPara>
@@ -3213,19 +3631,24 @@
             </m:rPr>
             <m:t>se</m:t>
           </m:r>
-          <m:d>
-            <m:dPr>
-              <m:begChr m:val="("/>
-              <m:endChr m:val=")"/>
-              <m:sepChr m:val=""/>
-              <m:grow/>
-            </m:dPr>
-            <m:e>
-              <m:r>
-                <m:t>Δ</m:t>
-              </m:r>
-            </m:e>
-          </m:d>
+          <m:r>
+            <m:rPr>
+              <m:sty m:val="p"/>
+            </m:rPr>
+            <m:t>(</m:t>
+          </m:r>
+          <m:r>
+            <m:rPr>
+              <m:sty m:val="p"/>
+            </m:rPr>
+            <m:t>Δ</m:t>
+          </m:r>
+          <m:r>
+            <m:rPr>
+              <m:sty m:val="p"/>
+            </m:rPr>
+            <m:t>)</m:t>
+          </m:r>
           <m:r>
             <m:t> </m:t>
           </m:r>
@@ -3297,64 +3720,68 @@
                       </m:r>
                     </m:sub>
                   </m:sSub>
-                  <m:d>
-                    <m:dPr>
-                      <m:begChr m:val="("/>
-                      <m:endChr m:val=")"/>
-                      <m:sepChr m:val=""/>
-                      <m:grow/>
-                    </m:dPr>
+                  <m:r>
+                    <m:rPr>
+                      <m:sty m:val="p"/>
+                    </m:rPr>
+                    <m:t>(</m:t>
+                  </m:r>
+                  <m:r>
+                    <m:t>1</m:t>
+                  </m:r>
+                  <m:r>
+                    <m:rPr>
+                      <m:sty m:val="p"/>
+                    </m:rPr>
+                    <m:t>−</m:t>
+                  </m:r>
+                  <m:sSub>
                     <m:e>
                       <m:r>
-                        <m:t>1</m:t>
+                        <m:t>p</m:t>
                       </m:r>
+                    </m:e>
+                    <m:sub>
                       <m:r>
-                        <m:rPr>
-                          <m:sty m:val="p"/>
-                        </m:rPr>
-                        <m:t>−</m:t>
+                        <m:t>0</m:t>
                       </m:r>
-                      <m:sSub>
-                        <m:e>
-                          <m:r>
-                            <m:t>p</m:t>
-                          </m:r>
-                        </m:e>
-                        <m:sub>
-                          <m:r>
-                            <m:t>0</m:t>
-                          </m:r>
-                        </m:sub>
-                      </m:sSub>
-                    </m:e>
-                  </m:d>
+                    </m:sub>
+                  </m:sSub>
+                  <m:r>
+                    <m:rPr>
+                      <m:sty m:val="p"/>
+                    </m:rPr>
+                    <m:t>)</m:t>
+                  </m:r>
                 </m:num>
                 <m:den>
                   <m:r>
                     <m:t>p</m:t>
                   </m:r>
-                  <m:d>
-                    <m:dPr>
-                      <m:begChr m:val="("/>
-                      <m:endChr m:val=")"/>
-                      <m:sepChr m:val=""/>
-                      <m:grow/>
-                    </m:dPr>
-                    <m:e>
-                      <m:r>
-                        <m:t>1</m:t>
-                      </m:r>
-                      <m:r>
-                        <m:rPr>
-                          <m:sty m:val="p"/>
-                        </m:rPr>
-                        <m:t>−</m:t>
-                      </m:r>
-                      <m:r>
-                        <m:t>p</m:t>
-                      </m:r>
-                    </m:e>
-                  </m:d>
+                  <m:r>
+                    <m:rPr>
+                      <m:sty m:val="p"/>
+                    </m:rPr>
+                    <m:t>(</m:t>
+                  </m:r>
+                  <m:r>
+                    <m:t>1</m:t>
+                  </m:r>
+                  <m:r>
+                    <m:rPr>
+                      <m:sty m:val="p"/>
+                    </m:rPr>
+                    <m:t>−</m:t>
+                  </m:r>
+                  <m:r>
+                    <m:t>p</m:t>
+                  </m:r>
+                  <m:r>
+                    <m:rPr>
+                      <m:sty m:val="p"/>
+                    </m:rPr>
+                    <m:t>)</m:t>
+                  </m:r>
                 </m:den>
               </m:f>
             </m:e>
@@ -3668,7 +4095,7 @@
     </w:p>
     <w:p>
       <w:pPr>
-        <w:spacing w:before="120" w:after="160" w:line="240" w:lineRule="auto"/>
+        <w:spacing w:after="160"/>
         <w:jc w:val="center"/>
       </w:pPr>
       <m:oMathPara>
@@ -3697,46 +4124,48 @@
             </m:rPr>
             <m:t>corr</m:t>
           </m:r>
-          <m:d>
-            <m:dPr>
-              <m:begChr m:val="("/>
-              <m:endChr m:val=")"/>
-              <m:sepChr m:val=""/>
-              <m:grow/>
-            </m:dPr>
+          <m:r>
+            <m:rPr>
+              <m:sty m:val="p"/>
+            </m:rPr>
+            <m:t>(</m:t>
+          </m:r>
+          <m:sSub>
             <m:e>
-              <m:sSub>
-                <m:e>
-                  <m:r>
-                    <m:t>S</m:t>
-                  </m:r>
-                </m:e>
-                <m:sub>
-                  <m:r>
-                    <m:t>A</m:t>
-                  </m:r>
-                </m:sub>
-              </m:sSub>
-              <m:r>
-                <m:rPr>
-                  <m:sty m:val="p"/>
-                </m:rPr>
-                <m:t>,</m:t>
-              </m:r>
-              <m:sSub>
-                <m:e>
-                  <m:r>
-                    <m:t>S</m:t>
-                  </m:r>
-                </m:e>
-                <m:sub>
-                  <m:r>
-                    <m:t>B</m:t>
-                  </m:r>
-                </m:sub>
-              </m:sSub>
+              <m:r>
+                <m:t>S</m:t>
+              </m:r>
             </m:e>
-          </m:d>
+            <m:sub>
+              <m:r>
+                <m:t>A</m:t>
+              </m:r>
+            </m:sub>
+          </m:sSub>
+          <m:r>
+            <m:rPr>
+              <m:sty m:val="p"/>
+            </m:rPr>
+            <m:t>,</m:t>
+          </m:r>
+          <m:sSub>
+            <m:e>
+              <m:r>
+                <m:t>S</m:t>
+              </m:r>
+            </m:e>
+            <m:sub>
+              <m:r>
+                <m:t>B</m:t>
+              </m:r>
+            </m:sub>
+          </m:sSub>
+          <m:r>
+            <m:rPr>
+              <m:sty m:val="p"/>
+            </m:rPr>
+            <m:t>)</m:t>
+          </m:r>
         </m:oMath>
       </m:oMathPara>
     </w:p>
@@ -3808,7 +4237,7 @@
     </w:p>
     <w:p>
       <w:pPr>
-        <w:spacing w:before="120" w:after="160" w:line="240" w:lineRule="auto"/>
+        <w:spacing w:after="160"/>
         <w:jc w:val="center"/>
       </w:pPr>
       <m:oMathPara>
@@ -3871,28 +4300,30 @@
           <m:r>
             <m:t> </m:t>
           </m:r>
-          <m:d>
-            <m:dPr>
-              <m:begChr m:val="("/>
-              <m:endChr m:val=")"/>
-              <m:sepChr m:val=""/>
-              <m:grow/>
-            </m:dPr>
-            <m:e>
-              <m:r>
-                <m:t>1</m:t>
-              </m:r>
-              <m:r>
-                <m:rPr>
-                  <m:sty m:val="p"/>
-                </m:rPr>
-                <m:t>−</m:t>
-              </m:r>
-              <m:r>
-                <m:t>π</m:t>
-              </m:r>
-            </m:e>
-          </m:d>
+          <m:r>
+            <m:rPr>
+              <m:sty m:val="p"/>
+            </m:rPr>
+            <m:t>(</m:t>
+          </m:r>
+          <m:r>
+            <m:t>1</m:t>
+          </m:r>
+          <m:r>
+            <m:rPr>
+              <m:sty m:val="p"/>
+            </m:rPr>
+            <m:t>−</m:t>
+          </m:r>
+          <m:r>
+            <m:t>π</m:t>
+          </m:r>
+          <m:r>
+            <m:rPr>
+              <m:sty m:val="p"/>
+            </m:rPr>
+            <m:t>)</m:t>
+          </m:r>
           <m:r>
             <m:t> </m:t>
           </m:r>
@@ -3984,7 +4415,7 @@
     </w:p>
     <w:p>
       <w:pPr>
-        <w:spacing w:before="120" w:after="160" w:line="240" w:lineRule="auto"/>
+        <w:spacing w:after="160"/>
         <w:jc w:val="center"/>
       </w:pPr>
       <m:oMathPara>
@@ -4044,8 +4475,8 @@
           <m:d>
             <m:dPr>
               <m:begChr m:val="("/>
+              <m:sepChr m:val=""/>
               <m:endChr m:val=")"/>
-              <m:sepChr m:val=""/>
               <m:grow/>
             </m:dPr>
             <m:e>
@@ -4118,52 +4549,54 @@
             </m:rPr>
             <m:t>corr</m:t>
           </m:r>
-          <m:d>
-            <m:dPr>
-              <m:begChr m:val="("/>
-              <m:endChr m:val=")"/>
-              <m:sepChr m:val=""/>
-              <m:grow/>
-            </m:dPr>
+          <m:r>
+            <m:rPr>
+              <m:sty m:val="p"/>
+            </m:rPr>
+            <m:t>(</m:t>
+          </m:r>
+          <m:sSub>
             <m:e>
-              <m:sSub>
-                <m:e>
-                  <m:r>
-                    <m:t>S</m:t>
-                  </m:r>
-                </m:e>
-                <m:sub>
-                  <m:r>
-                    <m:t>A</m:t>
-                  </m:r>
-                </m:sub>
-              </m:sSub>
-              <m:r>
-                <m:rPr>
-                  <m:sty m:val="p"/>
-                </m:rPr>
-                <m:t>,</m:t>
-              </m:r>
-              <m:sSub>
-                <m:e>
-                  <m:r>
-                    <m:t>L</m:t>
-                  </m:r>
-                </m:e>
-                <m:sub>
-                  <m:r>
-                    <m:t>B</m:t>
-                  </m:r>
-                </m:sub>
-              </m:sSub>
+              <m:r>
+                <m:t>S</m:t>
+              </m:r>
             </m:e>
-          </m:d>
+            <m:sub>
+              <m:r>
+                <m:t>A</m:t>
+              </m:r>
+            </m:sub>
+          </m:sSub>
           <m:r>
             <m:rPr>
               <m:sty m:val="p"/>
             </m:rPr>
             <m:t>,</m:t>
           </m:r>
+          <m:sSub>
+            <m:e>
+              <m:r>
+                <m:t>L</m:t>
+              </m:r>
+            </m:e>
+            <m:sub>
+              <m:r>
+                <m:t>B</m:t>
+              </m:r>
+            </m:sub>
+          </m:sSub>
+          <m:r>
+            <m:rPr>
+              <m:sty m:val="p"/>
+            </m:rPr>
+            <m:t>)</m:t>
+          </m:r>
+          <m:r>
+            <m:rPr>
+              <m:sty m:val="p"/>
+            </m:rPr>
+            <m:t>,</m:t>
+          </m:r>
         </m:oMath>
       </m:oMathPara>
     </w:p>
@@ -4192,7 +4625,7 @@
           <m:rPr>
             <m:sty m:val="p"/>
           </m:rPr>
-          <m:t>⊥</m:t>
+          <m:t>⟂</m:t>
         </m:r>
         <m:sSub>
           <m:e>
@@ -4231,7 +4664,7 @@
     </w:p>
     <w:p>
       <w:pPr>
-        <w:spacing w:before="120" w:after="160" w:line="240" w:lineRule="auto"/>
+        <w:spacing w:after="160"/>
         <w:jc w:val="center"/>
       </w:pPr>
       <m:oMathPara>
@@ -4273,46 +4706,48 @@
             </m:rPr>
             <m:t>corr</m:t>
           </m:r>
-          <m:d>
-            <m:dPr>
-              <m:begChr m:val="("/>
-              <m:endChr m:val=")"/>
-              <m:sepChr m:val=""/>
-              <m:grow/>
-            </m:dPr>
+          <m:r>
+            <m:rPr>
+              <m:sty m:val="p"/>
+            </m:rPr>
+            <m:t>(</m:t>
+          </m:r>
+          <m:sSub>
             <m:e>
-              <m:sSub>
-                <m:e>
-                  <m:r>
-                    <m:t>S</m:t>
-                  </m:r>
-                </m:e>
-                <m:sub>
-                  <m:r>
-                    <m:t>B</m:t>
-                  </m:r>
-                </m:sub>
-              </m:sSub>
-              <m:r>
-                <m:rPr>
-                  <m:sty m:val="p"/>
-                </m:rPr>
-                <m:t>,</m:t>
-              </m:r>
-              <m:sSub>
-                <m:e>
-                  <m:r>
-                    <m:t>L</m:t>
-                  </m:r>
-                </m:e>
-                <m:sub>
-                  <m:r>
-                    <m:t>B</m:t>
-                  </m:r>
-                </m:sub>
-              </m:sSub>
+              <m:r>
+                <m:t>S</m:t>
+              </m:r>
             </m:e>
-          </m:d>
+            <m:sub>
+              <m:r>
+                <m:t>B</m:t>
+              </m:r>
+            </m:sub>
+          </m:sSub>
+          <m:r>
+            <m:rPr>
+              <m:sty m:val="p"/>
+            </m:rPr>
+            <m:t>,</m:t>
+          </m:r>
+          <m:sSub>
+            <m:e>
+              <m:r>
+                <m:t>L</m:t>
+              </m:r>
+            </m:e>
+            <m:sub>
+              <m:r>
+                <m:t>B</m:t>
+              </m:r>
+            </m:sub>
+          </m:sSub>
+          <m:r>
+            <m:rPr>
+              <m:sty m:val="p"/>
+            </m:rPr>
+            <m:t>)</m:t>
+          </m:r>
           <m:r>
             <m:t> </m:t>
           </m:r>
@@ -4426,8 +4861,8 @@
           <m:d>
             <m:dPr>
               <m:begChr m:val="("/>
+              <m:sepChr m:val=""/>
               <m:endChr m:val=")"/>
-              <m:sepChr m:val=""/>
               <m:grow/>
             </m:dPr>
             <m:e>
@@ -4476,64 +4911,66 @@
         <w:t xml:space="preserve">The assumption is not innocuous, and when it fails the error has a known sign. Taking </w:t>
       </w:r>
       <m:oMath>
-        <m:d>
-          <m:dPr>
-            <m:begChr m:val="("/>
-            <m:endChr m:val=")"/>
-            <m:sepChr m:val=""/>
-            <m:grow/>
-          </m:dPr>
+        <m:r>
+          <m:rPr>
+            <m:sty m:val="p"/>
+          </m:rPr>
+          <m:t>(</m:t>
+        </m:r>
+        <m:sSub>
           <m:e>
-            <m:sSub>
-              <m:e>
-                <m:r>
-                  <m:t>S</m:t>
-                </m:r>
-              </m:e>
-              <m:sub>
-                <m:r>
-                  <m:t>A</m:t>
-                </m:r>
-              </m:sub>
-            </m:sSub>
-            <m:r>
-              <m:rPr>
-                <m:sty m:val="p"/>
-              </m:rPr>
-              <m:t>,</m:t>
-            </m:r>
-            <m:sSub>
-              <m:e>
-                <m:r>
-                  <m:t>S</m:t>
-                </m:r>
-              </m:e>
-              <m:sub>
-                <m:r>
-                  <m:t>B</m:t>
-                </m:r>
-              </m:sub>
-            </m:sSub>
-            <m:r>
-              <m:rPr>
-                <m:sty m:val="p"/>
-              </m:rPr>
-              <m:t>,</m:t>
-            </m:r>
-            <m:sSub>
-              <m:e>
-                <m:r>
-                  <m:t>L</m:t>
-                </m:r>
-              </m:e>
-              <m:sub>
-                <m:r>
-                  <m:t>B</m:t>
-                </m:r>
-              </m:sub>
-            </m:sSub>
+            <m:r>
+              <m:t>S</m:t>
+            </m:r>
           </m:e>
-        </m:d>
+          <m:sub>
+            <m:r>
+              <m:t>A</m:t>
+            </m:r>
+          </m:sub>
+        </m:sSub>
+        <m:r>
+          <m:rPr>
+            <m:sty m:val="p"/>
+          </m:rPr>
+          <m:t>,</m:t>
+        </m:r>
+        <m:sSub>
+          <m:e>
+            <m:r>
+              <m:t>S</m:t>
+            </m:r>
+          </m:e>
+          <m:sub>
+            <m:r>
+              <m:t>B</m:t>
+            </m:r>
+          </m:sub>
+        </m:sSub>
+        <m:r>
+          <m:rPr>
+            <m:sty m:val="p"/>
+          </m:rPr>
+          <m:t>,</m:t>
+        </m:r>
+        <m:sSub>
+          <m:e>
+            <m:r>
+              <m:t>L</m:t>
+            </m:r>
+          </m:e>
+          <m:sub>
+            <m:r>
+              <m:t>B</m:t>
+            </m:r>
+          </m:sub>
+        </m:sSub>
+        <m:r>
+          <m:rPr>
+            <m:sty m:val="p"/>
+          </m:rPr>
+          <m:t>)</m:t>
+        </m:r>
       </m:oMath>
       <w:r>
         <w:t xml:space="preserve"> jointly Gaussian and standardised, and writing </w:t>
@@ -4621,7 +5058,7 @@
     </w:p>
     <w:p>
       <w:pPr>
-        <w:spacing w:before="120" w:after="160" w:line="240" w:lineRule="auto"/>
+        <w:spacing w:after="160"/>
         <w:jc w:val="center"/>
       </w:pPr>
       <m:oMathPara>
@@ -4724,77 +5161,81 @@
             </m:radPr>
             <m:deg/>
             <m:e>
-              <m:d>
-                <m:dPr>
-                  <m:begChr m:val="("/>
-                  <m:endChr m:val=")"/>
-                  <m:sepChr m:val=""/>
-                  <m:grow/>
-                </m:dPr>
+              <m:r>
+                <m:rPr>
+                  <m:sty m:val="p"/>
+                </m:rPr>
+                <m:t>(</m:t>
+              </m:r>
+              <m:r>
+                <m:t>1</m:t>
+              </m:r>
+              <m:r>
+                <m:rPr>
+                  <m:sty m:val="p"/>
+                </m:rPr>
+                <m:t>−</m:t>
+              </m:r>
+              <m:sSup>
                 <m:e>
                   <m:r>
-                    <m:t>1</m:t>
+                    <m:t>c</m:t>
                   </m:r>
+                </m:e>
+                <m:sup>
+                  <m:r>
+                    <m:t>2</m:t>
+                  </m:r>
+                </m:sup>
+              </m:sSup>
+              <m:r>
+                <m:rPr>
+                  <m:sty m:val="p"/>
+                </m:rPr>
+                <m:t>)</m:t>
+              </m:r>
+              <m:r>
+                <m:rPr>
+                  <m:sty m:val="p"/>
+                </m:rPr>
+                <m:t>(</m:t>
+              </m:r>
+              <m:r>
+                <m:t>1</m:t>
+              </m:r>
+              <m:r>
+                <m:rPr>
+                  <m:sty m:val="p"/>
+                </m:rPr>
+                <m:t>−</m:t>
+              </m:r>
+              <m:sSubSup>
+                <m:e>
+                  <m:r>
+                    <m:t>ρ</m:t>
+                  </m:r>
+                </m:e>
+                <m:sub>
                   <m:r>
                     <m:rPr>
+                      <m:nor/>
                       <m:sty m:val="p"/>
                     </m:rPr>
-                    <m:t>−</m:t>
+                    <m:t>fate</m:t>
                   </m:r>
-                  <m:sSup>
-                    <m:e>
-                      <m:r>
-                        <m:t>c</m:t>
-                      </m:r>
-                    </m:e>
-                    <m:sup>
-                      <m:r>
-                        <m:t>2</m:t>
-                      </m:r>
-                    </m:sup>
-                  </m:sSup>
-                </m:e>
-              </m:d>
-              <m:d>
-                <m:dPr>
-                  <m:begChr m:val="("/>
-                  <m:endChr m:val=")"/>
-                  <m:sepChr m:val=""/>
-                  <m:grow/>
-                </m:dPr>
-                <m:e>
+                </m:sub>
+                <m:sup>
                   <m:r>
-                    <m:t>1</m:t>
+                    <m:t>2</m:t>
                   </m:r>
-                  <m:r>
-                    <m:rPr>
-                      <m:sty m:val="p"/>
-                    </m:rPr>
-                    <m:t>−</m:t>
-                  </m:r>
-                  <m:sSubSup>
-                    <m:e>
-                      <m:r>
-                        <m:t>ρ</m:t>
-                      </m:r>
-                    </m:e>
-                    <m:sub>
-                      <m:r>
-                        <m:rPr>
-                          <m:nor/>
-                          <m:sty m:val="p"/>
-                        </m:rPr>
-                        <m:t>fate</m:t>
-                      </m:r>
-                    </m:sub>
-                    <m:sup>
-                      <m:r>
-                        <m:t>2</m:t>
-                      </m:r>
-                    </m:sup>
-                  </m:sSubSup>
-                </m:e>
-              </m:d>
+                </m:sup>
+              </m:sSubSup>
+              <m:r>
+                <m:rPr>
+                  <m:sty m:val="p"/>
+                </m:rPr>
+                <m:t>)</m:t>
+              </m:r>
             </m:e>
           </m:rad>
           <m:r>
@@ -5075,54 +5516,56 @@
           </m:rPr>
           <m:t>=</m:t>
         </m:r>
-        <m:d>
-          <m:dPr>
-            <m:begChr m:val="("/>
-            <m:endChr m:val=")"/>
-            <m:sepChr m:val=""/>
-            <m:grow/>
-          </m:dPr>
+        <m:r>
+          <m:rPr>
+            <m:sty m:val="p"/>
+          </m:rPr>
+          <m:t>(</m:t>
+        </m:r>
+        <m:sSub>
           <m:e>
-            <m:sSub>
-              <m:e>
-                <m:r>
-                  <m:t>z</m:t>
-                </m:r>
-              </m:e>
-              <m:sub>
-                <m:r>
-                  <m:rPr>
-                    <m:nor/>
-                    <m:sty m:val="p"/>
-                  </m:rPr>
-                  <m:t>drug</m:t>
-                </m:r>
-              </m:sub>
-            </m:sSub>
+            <m:r>
+              <m:t>z</m:t>
+            </m:r>
+          </m:e>
+          <m:sub>
             <m:r>
               <m:rPr>
+                <m:nor/>
                 <m:sty m:val="p"/>
               </m:rPr>
-              <m:t>−</m:t>
-            </m:r>
-            <m:sSub>
-              <m:e>
-                <m:r>
-                  <m:t>z</m:t>
-                </m:r>
-              </m:e>
-              <m:sub>
-                <m:r>
-                  <m:rPr>
-                    <m:nor/>
-                    <m:sty m:val="p"/>
-                  </m:rPr>
-                  <m:t>control</m:t>
-                </m:r>
-              </m:sub>
-            </m:sSub>
+              <m:t>drug</m:t>
+            </m:r>
+          </m:sub>
+        </m:sSub>
+        <m:r>
+          <m:rPr>
+            <m:sty m:val="p"/>
+          </m:rPr>
+          <m:t>−</m:t>
+        </m:r>
+        <m:sSub>
+          <m:e>
+            <m:r>
+              <m:t>z</m:t>
+            </m:r>
           </m:e>
-        </m:d>
+          <m:sub>
+            <m:r>
+              <m:rPr>
+                <m:nor/>
+                <m:sty m:val="p"/>
+              </m:rPr>
+              <m:t>control</m:t>
+            </m:r>
+          </m:sub>
+        </m:sSub>
+        <m:r>
+          <m:rPr>
+            <m:sty m:val="p"/>
+          </m:rPr>
+          <m:t>)</m:t>
+        </m:r>
         <m:r>
           <m:rPr>
             <m:sty m:val="p"/>
@@ -5142,28 +5585,7 @@
         </m:rad>
       </m:oMath>
       <w:r>
-        <w:t xml:space="preserve">, which is the standardised difference of two approximately independent z-scores, and consistent signs. Preranked GSEA (Subramanian et al., 2005; GSEApy, Fang et al., 2023) used the MSigDB Hallmark collection (Liberzon et al., 2015) with 1,000 permutations. Signatures took up to 50 genes in each direction with FDR &lt; 0.05, ranked by z-score, after removing mitochondrial and ribosomal genes. The fitness signature used the control contrast; the whole-contrast signature of a drug arm used its drug contrast without reference to the control; and the drug-specific signature of a drug arm used only its drug-specific genes, ranked by </w:t>
-      </w:r>
-      <m:oMath>
-        <m:sSub>
-          <m:e>
-            <m:r>
-              <m:t>z</m:t>
-            </m:r>
-          </m:e>
-          <m:sub>
-            <m:r>
-              <m:rPr>
-                <m:nor/>
-                <m:sty m:val="p"/>
-              </m:rPr>
-              <m:t>diff</m:t>
-            </m:r>
-          </m:sub>
-        </m:sSub>
-      </m:oMath>
-      <w:r>
-        <w:t xml:space="preserve"> (carboplatin 25 up and 31 down, NK 16 up and 50 down, olaparib 50 and 50).</w:t>
+        <w:t xml:space="preserve">, which is the standardised difference of two approximately independent z-scores, and consistent signs. Preranked GSEA (Subramanian et al., 2005; GSEApy, Fang et al., 2023) used the MSigDB Hallmark collection (Liberzon et al., 2015) with 1,000 permutations. Signatures took up to 50 genes in each direction with FDR &lt; 0.05, ranked by z-score, after removing mitochondrial and ribosomal genes. The fitness signature used the control contrast; the whole-contrast signature of a drug arm used its drug contrast without reference to the control; and the drug-specific signature of a drug arm used only its drug-specific genes, ranked by z_diff (carboplatin 25 up and 31 down, NK 16 up and 50 down, olaparib 50 and 50).</w:t>
       </w:r>
     </w:p>
     <w:p>
@@ -5179,18 +5601,7 @@
         <w:t xml:space="preserve">Copy-number clusters.</w:t>
       </w:r>
       <w:r>
-        <w:t xml:space="preserve"> Genes detected in at least 10% of cells in every sample and located on GENCODE v44 autosomes or chromosome X (11,883 genes) were normalised and log-transformed. Each sample was analysed with infercnvpy (</w:t>
-      </w:r>
-      <w:hyperlink r:id="rIdL1002" w:history="1">
-        <w:r>
-          <w:rPr>
-            <w:rStyle w:val="Hyperlink"/>
-          </w:rPr>
-          <w:t xml:space="preserve">https://github.com/icbi-lab/infercnvpy</w:t>
-        </w:r>
-      </w:hyperlink>
-      <w:r>
-        <w:t xml:space="preserve">; window of 100 genes, step 10), following the approach of InferCNV (Patel et al., 2014), against one fixed reference panel of 200 random cells from each pre-treatment sample. Profiles were pooled, reduced to 20 principal components and clustered by k-means, with k from 2 to 8 chosen by silhouette. Enrichment was tested with Fisher's exact test and Benjamini–Hochberg correction. Confound tests compared grouped out-of-fold predictions from cluster identity, expression and both, within-cluster AUROC, and a likelihood-ratio test for expression beyond cluster identity.</w:t>
+        <w:t xml:space="preserve"> Genes detected in at least 10% of cells in every sample and located on GENCODE v44 autosomes or chromosome X (11,883 genes) were normalised and log-transformed. Each sample was analysed with infercnvpy (https://github.com/icbi-lab/infercnvpy; window of 100 genes, step 10), following the approach of InferCNV (Patel et al., 2014), against one fixed reference panel of 200 random cells from each pre-treatment sample. Profiles were pooled, reduced to 20 principal components and clustered by k-means, with k from 2 to 8 chosen by silhouette. Enrichment was tested with Fisher's exact test and Benjamini–Hochberg correction. Confound tests compared grouped out-of-fold predictions from cluster identity, expression and both, within-cluster AUROC, and a likelihood-ratio test for expression beyond cluster identity.</w:t>
       </w:r>
     </w:p>
     <w:p>
@@ -5206,18 +5617,7 @@
         <w:t xml:space="preserve">Second lineage system.</w:t>
       </w:r>
       <w:r>
-        <w:t xml:space="preserve"> Matrices for the nine samples of Schaff et al. (2026) were taken from GEO (</w:t>
-      </w:r>
-      <w:hyperlink r:id="rIdL1003" w:history="1">
-        <w:r>
-          <w:rPr>
-            <w:rStyle w:val="Hyperlink"/>
-          </w:rPr>
-          <w:t xml:space="preserve">GSE279162</w:t>
-        </w:r>
-      </w:hyperlink>
-      <w:r>
-        <w:t xml:space="preserve">). Lineage barcodes are stored there as features of type "Custom" alongside the genes, so no separate barcode file is needed. Barcodes with at least five UMIs across all samples were kept, and those whose per-cell count vectors were near-parallel (cosine at least 0.55), which arise when sequencing errors split one barcode in two, were merged by connected components; this left 2,118 barcode groups, the largest containing nine barcodes. A cell was assigned the barcode holding at least two UMIs and more than half of its barcode UMIs, and was left unassigned otherwise, so a cell split evenly between two barcodes is dropped rather than guessed. This is simpler than the authors' Bayesian assignment and our clone counts are not identical to theirs; the results below were repeated at merge thresholds of 0.70 and 0.85 and at a stricter assignment rule (three UMIs, 60%) and did not change materially (Table S22). A lineage counted as surviving a treatment if any cell in that treatment's sample carried it. Clone size is the number of untreated cells with that lineage. Expression was log-normalised (10,000 counts per cell); the 2,000 genes with the highest dispersion (variance over mean) were z-scored and reduced to 50 principal components. Unlike the two other external data sets, this data set therefore uses its own variable genes rather than those of ReSisTrace. Logistic models were evaluated with five-fold cross-validation grouped by lineage, and the label-free density score was computed in the same principal-component space.</w:t>
+        <w:t xml:space="preserve"> Matrices for the nine samples of Schaff et al. (2026) were taken from GEO (GSE279162). Lineage barcodes are stored there as features of type "Custom" alongside the genes, so no separate barcode file is needed. Barcodes with at least five UMIs across all samples were kept, and those whose per-cell count vectors were near-parallel (cosine at least 0.55), which arise when sequencing errors split one barcode in two, were merged by connected components; this left 2,118 barcode groups, the largest containing nine barcodes. A cell was assigned the barcode holding at least two UMIs and more than half of its barcode UMIs, and was left unassigned otherwise, so a cell split evenly between two barcodes is dropped rather than guessed. This is simpler than the authors' Bayesian assignment and our clone counts are not identical to theirs; the results below were repeated at merge thresholds of 0.70 and 0.85 and at a stricter assignment rule (three UMIs, 60%) and did not change materially (Table S22). A lineage counted as surviving a treatment if any cell in that treatment's sample carried it. Clone size is the number of untreated cells with that lineage. Expression was log-normalised (10,000 counts per cell); the 2,000 genes with the highest dispersion (variance over mean) were z-scored and reduced to 50 principal components. Unlike the two other external data sets, this data set therefore uses its own variable genes rather than those of ReSisTrace. Logistic models were evaluated with five-fold cross-validation grouped by lineage, and the label-free density score was computed in the same principal-component space.</w:t>
       </w:r>
     </w:p>
     <w:p>
@@ -5233,18 +5633,7 @@
         <w:t xml:space="preserve">Patient data.</w:t>
       </w:r>
       <w:r>
-        <w:t xml:space="preserve"> Count data and cell annotations for 11 patients with high-grade serous ovarian cancer sampled before and after neoadjuvant platinum–taxane chemotherapy were obtained from GEO (</w:t>
-      </w:r>
-      <w:hyperlink r:id="rIdL1004" w:history="1">
-        <w:r>
-          <w:rPr>
-            <w:rStyle w:val="Hyperlink"/>
-          </w:rPr>
-          <w:t xml:space="preserve">GSE165897</w:t>
-        </w:r>
-      </w:hyperlink>
-      <w:r>
-        <w:t xml:space="preserve">; Zhang et al., 2022), and the platinum-free interval and chemotherapy response score from Table 1 of that paper. Only cells the authors annotated as malignant epithelial cells were used (8,806 of 51,786). Counts were normalised to 10,000 per cell and log-transformed, and genes detected in fewer than 1% of malignant cells were dropped. Each gene was z-scored within patient across that patient's treatment-naive and post-treatment cells, so that patient identity, which dominates this data set, cannot drive the comparison. A signature score was the mean z of its up-genes minus the mean z of its down-genes, and each patient contributed one number: the mean score of their post-treatment cells minus the mean score of their treatment-naive cells. Significance was assessed in two ways: a Wilcoxon signed-rank test over the 11 patients, and a comparison with 200 random gene sets drawn to match the up- and down-sets in size and in mean expression (20 expression bins), which controls for the global transcriptional change that chemotherapy itself produces. As a sensitivity check we repeated the comparison in the five patients whose two samples came from the same anatomical site.</w:t>
+        <w:t xml:space="preserve"> Count data and cell annotations for 11 patients with high-grade serous ovarian cancer sampled before and after neoadjuvant platinum–taxane chemotherapy were obtained from GEO (GSE165897; Zhang et al., 2022), and the platinum-free interval and chemotherapy response score from Table 1 of that paper. Only cells the authors annotated as malignant epithelial cells were used (8,806 of 51,786). Counts were normalised to 10,000 per cell and log-transformed, and genes detected in fewer than 1% of malignant cells were dropped. Each gene was z-scored within patient across that patient's treatment-naive and post-treatment cells, so that patient identity, which dominates this data set, cannot drive the comparison. A signature score was the mean z of its up-genes minus the mean z of its down-genes, and each patient contributed one number: the mean score of their post-treatment cells minus the mean score of their treatment-naive cells. Significance was assessed in two ways: a Wilcoxon signed-rank test over the 11 patients, and a comparison with 200 random gene sets drawn to match the up- and down-sets in size and in mean expression (20 expression bins), which controls for the global transcriptional change that chemotherapy itself produces. As a sensitivity check we repeated the comparison in the five patients whose two samples came from the same anatomical site.</w:t>
       </w:r>
     </w:p>
     <w:p>
@@ -5260,40 +5649,7 @@
         <w:t xml:space="preserve">External data.</w:t>
       </w:r>
       <w:r>
-        <w:t xml:space="preserve"> For Watermelon (GEO </w:t>
-      </w:r>
-      <w:hyperlink r:id="rIdL1005" w:history="1">
-        <w:r>
-          <w:rPr>
-            <w:rStyle w:val="Hyperlink"/>
-          </w:rPr>
-          <w:t xml:space="preserve">GSE150949</w:t>
-        </w:r>
-      </w:hyperlink>
-      <w:r>
-        <w:t xml:space="preserve">), barcoded day-0 cells were labelled by the presence of their lineage barcode in any day-14 sample. For the triple-negative breast cancer study (GEO </w:t>
-      </w:r>
-      <w:hyperlink r:id="rIdL1006" w:history="1">
-        <w:r>
-          <w:rPr>
-            <w:rStyle w:val="Hyperlink"/>
-          </w:rPr>
-          <w:t xml:space="preserve">GSE228382</w:t>
-        </w:r>
-      </w:hyperlink>
-      <w:r>
-        <w:t xml:space="preserve">), per-cell lineage annotations are not in GEO. We therefore exported the authors' Seurat object (figshare, </w:t>
-      </w:r>
-      <w:hyperlink r:id="rIdL1007" w:history="1">
-        <w:r>
-          <w:rPr>
-            <w:rStyle w:val="Hyperlink"/>
-          </w:rPr>
-          <w:t xml:space="preserve">doi:10.6084/m9.figshare.24787458</w:t>
-        </w:r>
-      </w:hyperlink>
-      <w:r>
-        <w:t xml:space="preserve">) to plain files with a short R script. Untreated day-0 cells with a lineage barcode were labelled with the authors' </w:t>
+        <w:t xml:space="preserve"> For Watermelon (GEO GSE150949), barcoded day-0 cells were labelled by the presence of their lineage barcode in any day-14 sample. For the triple-negative breast cancer study (GEO GSE228382), per-cell lineage annotations are not in GEO. We therefore exported the authors' Seurat object (figshare, doi:10.6084/m9.figshare.24787458) to plain files with a short R script. Untreated day-0 cells with a lineage barcode were labelled with the authors' </w:t>
       </w:r>
       <w:r>
         <w:rPr>
@@ -5444,62 +5800,7 @@
         <w:t xml:space="preserve">Availability of data and materials.</w:t>
       </w:r>
       <w:r>
-        <w:t xml:space="preserve"> All data analysed are public: ReSisTrace (GEO </w:t>
-      </w:r>
-      <w:hyperlink r:id="rIdL1001" w:history="1">
-        <w:r>
-          <w:rPr>
-            <w:rStyle w:val="Hyperlink"/>
-          </w:rPr>
-          <w:t xml:space="preserve">GSE223003</w:t>
-        </w:r>
-      </w:hyperlink>
-      <w:r>
-        <w:t xml:space="preserve">), Watermelon (</w:t>
-      </w:r>
-      <w:hyperlink r:id="rIdL1005" w:history="1">
-        <w:r>
-          <w:rPr>
-            <w:rStyle w:val="Hyperlink"/>
-          </w:rPr>
-          <w:t xml:space="preserve">GSE150949</w:t>
-        </w:r>
-      </w:hyperlink>
-      <w:r>
-        <w:t xml:space="preserve">), the triple-negative breast cancer study (</w:t>
-      </w:r>
-      <w:hyperlink r:id="rIdL1006" w:history="1">
-        <w:r>
-          <w:rPr>
-            <w:rStyle w:val="Hyperlink"/>
-          </w:rPr>
-          <w:t xml:space="preserve">GSE228382</w:t>
-        </w:r>
-      </w:hyperlink>
-      <w:r>
-        <w:t xml:space="preserve">, with figshare 24787458), the second lineage system (</w:t>
-      </w:r>
-      <w:hyperlink r:id="rIdL1003" w:history="1">
-        <w:r>
-          <w:rPr>
-            <w:rStyle w:val="Hyperlink"/>
-          </w:rPr>
-          <w:t xml:space="preserve">GSE279162</w:t>
-        </w:r>
-      </w:hyperlink>
-      <w:r>
-        <w:t xml:space="preserve">), the patient cohort (</w:t>
-      </w:r>
-      <w:hyperlink r:id="rIdL1004" w:history="1">
-        <w:r>
-          <w:rPr>
-            <w:rStyle w:val="Hyperlink"/>
-          </w:rPr>
-          <w:t xml:space="preserve">GSE165897</w:t>
-        </w:r>
-      </w:hyperlink>
-      <w:r>
-        <w:t xml:space="preserve">), and TCGA-OV through UCSC Xena. The code is available at [REPOSITORY URL] and archived at Zenodo ([ZENODO DOI]) under the MIT licence. The fitness-adjusted evaluation described here (control-arm baseline, size-matched ΔAUROC with a family-level bootstrap interval, family permutation null and sister ceiling) is packaged as a small module, </w:t>
+        <w:t xml:space="preserve"> All data analysed are public: ReSisTrace (GEO GSE223003), Watermelon (GSE150949), the triple-negative breast cancer study (GSE228382, with figshare 24787458), the second lineage system (GSE279162), the patient cohort (GSE165897), and TCGA-OV through UCSC Xena. The code is available at https://github.com/rabeyanoor/SisFate and archived at Zenodo ([ZENODO DOI]) under the MIT licence. The fitness-adjusted evaluation described here (control-arm baseline, size-matched ΔAUROC with a family-level bootstrap interval, family permutation null and sister ceiling) is packaged as a small module, </w:t>
       </w:r>
       <w:r>
         <w:rPr>
@@ -5544,7 +5845,7 @@
         <w:t xml:space="preserve">scripts/run_all.sh</w:t>
       </w:r>
       <w:r>
-        <w:t xml:space="preserve">) that regenerates every result, figure and supplementary table from the public data on a laptop CPU; only the Geneformer and scGPT forward passes used a GPU (a Kaggle T4; the code for both is included). Every metric is appended to a results table together with a hash of the configuration that produced it. All result tables underlying the figures and text, including full differential expression and gene-set enrichment results, are provided as Supplementary Tables S1–S27 (Supplementary_Tables.xlsx).</w:t>
+        <w:t xml:space="preserve">) that regenerates every result, figure and supplementary table from the public data on a laptop CPU; only the Geneformer and scGPT forward passes used a GPU (a Kaggle T4; the kernel scripts are included). Every metric is appended to a results table together with a hash of the configuration that produced it. All result tables underlying the figures and text, including full differential expression and gene-set enrichment results, are provided as Supplementary Tables S1–S30 (Supplementary_Tables.xlsx).</w:t>
       </w:r>
     </w:p>
     <w:p>
@@ -5592,7 +5893,7 @@
         <w:t xml:space="preserve">Authors' contributions.</w:t>
       </w:r>
       <w:r>
-        <w:t xml:space="preserve"> RN conceived the study, carried out all analyses and wrote the manuscript. The author read and approved the final manuscript.</w:t>
+        <w:t xml:space="preserve"> RN conceived the study, carried out all analyses and wrote the paper. The author read and approved the final version.</w:t>
       </w:r>
     </w:p>
     <w:p>
@@ -5634,7 +5935,7 @@
           <w:sz w:val="20"/>
           <w:szCs w:val="20"/>
         </w:rPr>
-        <w:t xml:space="preserve">All references were checked against Europe PMC, NCBI PMC, arXiv, JMLR, Crossref or DataCite on 25–29 September 2026. For the 30 studies marked ✓, the full text was retrieved and the statements cited above were checked against it; the others were checked against their abstracts.</w:t>
+        <w:t xml:space="preserve">References marked ✓ were checked against their full text; the others were checked against their abstracts, or against the bibliographic record where there is no abstract.</w:t>
       </w:r>
     </w:p>
     <w:p>
@@ -5647,7 +5948,20 @@
           <w:sz w:val="20"/>
           <w:szCs w:val="20"/>
         </w:rPr>
-        <w:t xml:space="preserve">Aviv H. Pretreatment transcriptional state carries condition-specific information about future clonal detection in a lineage-traced melanoma line. </w:t>
+        <w:t xml:space="preserve">All references were checked against Europe PMC, NCBI PMC, arXiv, JMLR, Crossref or DataCite between 25 September and 3 October 2026. For the 30 studies marked ✓, the full text was retrieved and the statements cited above were checked against it; the others were checked against their abstracts, or, for Ashburner et al. (2000), which has none, against its bibliographic record.</w:t>
+      </w:r>
+    </w:p>
+    <w:p>
+      <w:pPr>
+        <w:spacing w:after="160" w:line="276"/>
+        <w:jc w:val="left"/>
+      </w:pPr>
+      <w:r>
+        <w:rPr>
+          <w:sz w:val="20"/>
+          <w:szCs w:val="20"/>
+        </w:rPr>
+        <w:t xml:space="preserve">Ashburner M, Ball CA, Blake JA, et al. Gene Ontology: tool for the unification of biology. </w:t>
       </w:r>
       <w:r>
         <w:rPr>
@@ -5656,31 +5970,14 @@
           <w:sz w:val="20"/>
           <w:szCs w:val="20"/>
         </w:rPr>
-        <w:t xml:space="preserve">Zenodo</w:t>
-      </w:r>
-      <w:r>
-        <w:rPr>
-          <w:sz w:val="20"/>
-          <w:szCs w:val="20"/>
-        </w:rPr>
-        <w:t xml:space="preserve"> (2026). </w:t>
-      </w:r>
-      <w:hyperlink r:id="rIdL1008" w:history="1">
-        <w:r>
-          <w:rPr>
-            <w:rStyle w:val="Hyperlink"/>
-            <w:sz w:val="20"/>
-            <w:szCs w:val="20"/>
-          </w:rPr>
-          <w:t xml:space="preserve">doi:10.5281/zenodo.22850050</w:t>
-        </w:r>
-      </w:hyperlink>
-      <w:r>
-        <w:rPr>
-          <w:sz w:val="20"/>
-          <w:szCs w:val="20"/>
-        </w:rPr>
-        <w:t xml:space="preserve"> ✓</w:t>
+        <w:t xml:space="preserve">Nat Genet</w:t>
+      </w:r>
+      <w:r>
+        <w:rPr>
+          <w:sz w:val="20"/>
+          <w:szCs w:val="20"/>
+        </w:rPr>
+        <w:t xml:space="preserve"> 25, 25–29 (2000). doi:10.1038/75556</w:t>
       </w:r>
     </w:p>
     <w:p>
@@ -5693,7 +5990,7 @@
           <w:sz w:val="20"/>
           <w:szCs w:val="20"/>
         </w:rPr>
-        <w:t xml:space="preserve">Chen H, Venkatesh MS, Gómez Ortega J, et al. Scaling and quantization of large-scale foundation model enables resource-efficient predictions in network biology. </w:t>
+        <w:t xml:space="preserve">Aviv H. Pretreatment transcriptional state carries condition-specific information about future clonal detection in a lineage-traced melanoma line. </w:t>
       </w:r>
       <w:r>
         <w:rPr>
@@ -5702,25 +5999,15 @@
           <w:sz w:val="20"/>
           <w:szCs w:val="20"/>
         </w:rPr>
-        <w:t xml:space="preserve">Nat Comput Sci</w:t>
-      </w:r>
-      <w:r>
-        <w:rPr>
-          <w:sz w:val="20"/>
-          <w:szCs w:val="20"/>
-        </w:rPr>
-        <w:t xml:space="preserve"> 6, 450–463 (2026). </w:t>
-      </w:r>
-      <w:hyperlink r:id="rIdL1009" w:history="1">
-        <w:r>
-          <w:rPr>
-            <w:rStyle w:val="Hyperlink"/>
-            <w:sz w:val="20"/>
-            <w:szCs w:val="20"/>
-          </w:rPr>
-          <w:t xml:space="preserve">doi:10.1038/s43588-026-00972-4</w:t>
-        </w:r>
-      </w:hyperlink>
+        <w:t xml:space="preserve">Zenodo</w:t>
+      </w:r>
+      <w:r>
+        <w:rPr>
+          <w:sz w:val="20"/>
+          <w:szCs w:val="20"/>
+        </w:rPr>
+        <w:t xml:space="preserve"> (2026). doi:10.5281/zenodo.22850050 ✓</w:t>
+      </w:r>
     </w:p>
     <w:p>
       <w:pPr>
@@ -5732,7 +6019,7 @@
           <w:sz w:val="20"/>
           <w:szCs w:val="20"/>
         </w:rPr>
-        <w:t xml:space="preserve">Chen J, Wang X, Ma A, et al. Deep transfer learning of cancer drug responses by integrating bulk and single-cell RNA-seq data. </w:t>
+        <w:t xml:space="preserve">Chen H, Venkatesh MS, Gómez Ortega J, et al. Scaling and quantization of large-scale foundation model enables resource-efficient predictions in network biology. </w:t>
       </w:r>
       <w:r>
         <w:rPr>
@@ -5741,31 +6028,14 @@
           <w:sz w:val="20"/>
           <w:szCs w:val="20"/>
         </w:rPr>
-        <w:t xml:space="preserve">Nat Commun</w:t>
-      </w:r>
-      <w:r>
-        <w:rPr>
-          <w:sz w:val="20"/>
-          <w:szCs w:val="20"/>
-        </w:rPr>
-        <w:t xml:space="preserve"> 13, 6494 (2022). </w:t>
-      </w:r>
-      <w:hyperlink r:id="rIdL1010" w:history="1">
-        <w:r>
-          <w:rPr>
-            <w:rStyle w:val="Hyperlink"/>
-            <w:sz w:val="20"/>
-            <w:szCs w:val="20"/>
-          </w:rPr>
-          <w:t xml:space="preserve">doi:10.1038/s41467-022-34277-7</w:t>
-        </w:r>
-      </w:hyperlink>
-      <w:r>
-        <w:rPr>
-          <w:sz w:val="20"/>
-          <w:szCs w:val="20"/>
-        </w:rPr>
-        <w:t xml:space="preserve"> ✓</w:t>
+        <w:t xml:space="preserve">Nat Comput Sci</w:t>
+      </w:r>
+      <w:r>
+        <w:rPr>
+          <w:sz w:val="20"/>
+          <w:szCs w:val="20"/>
+        </w:rPr>
+        <w:t xml:space="preserve"> 6, 450–463 (2026). doi:10.1038/s43588-026-00972-4</w:t>
       </w:r>
     </w:p>
     <w:p>
@@ -5778,7 +6048,7 @@
           <w:sz w:val="20"/>
           <w:szCs w:val="20"/>
         </w:rPr>
-        <w:t xml:space="preserve">Cui H, Wang C, Maan H, Pang K, Luo F, Duan N, Wang B. scGPT: toward building a foundation model for single-cell multi-omics using generative AI. </w:t>
+        <w:t xml:space="preserve">Chen J, Wang X, Ma A, et al. Deep transfer learning of cancer drug responses by integrating bulk and single-cell RNA-seq data. </w:t>
       </w:r>
       <w:r>
         <w:rPr>
@@ -5787,25 +6057,15 @@
           <w:sz w:val="20"/>
           <w:szCs w:val="20"/>
         </w:rPr>
-        <w:t xml:space="preserve">Nat Methods</w:t>
-      </w:r>
-      <w:r>
-        <w:rPr>
-          <w:sz w:val="20"/>
-          <w:szCs w:val="20"/>
-        </w:rPr>
-        <w:t xml:space="preserve"> 21, 1470–1480 (2024). </w:t>
-      </w:r>
-      <w:hyperlink r:id="rIdL1011" w:history="1">
-        <w:r>
-          <w:rPr>
-            <w:rStyle w:val="Hyperlink"/>
-            <w:sz w:val="20"/>
-            <w:szCs w:val="20"/>
-          </w:rPr>
-          <w:t xml:space="preserve">doi:10.1038/s41592-024-02201-0</w:t>
-        </w:r>
-      </w:hyperlink>
+        <w:t xml:space="preserve">Nat Commun</w:t>
+      </w:r>
+      <w:r>
+        <w:rPr>
+          <w:sz w:val="20"/>
+          <w:szCs w:val="20"/>
+        </w:rPr>
+        <w:t xml:space="preserve"> 13, 6494 (2022). doi:10.1038/s41467-022-34277-7 ✓</w:t>
+      </w:r>
     </w:p>
     <w:p>
       <w:pPr>
@@ -5817,7 +6077,7 @@
           <w:sz w:val="20"/>
           <w:szCs w:val="20"/>
         </w:rPr>
-        <w:t xml:space="preserve">Dai J, Zheng S, Falco MM, et al. Tracing back primed resistance in cancer via sister cells. </w:t>
+        <w:t xml:space="preserve">Cui H, Wang C, Maan H, Pang K, Luo F, Duan N, Wang B. scGPT: toward building a foundation model for single-cell multi-omics using generative AI. </w:t>
       </w:r>
       <w:r>
         <w:rPr>
@@ -5826,31 +6086,14 @@
           <w:sz w:val="20"/>
           <w:szCs w:val="20"/>
         </w:rPr>
-        <w:t xml:space="preserve">Nat Commun</w:t>
-      </w:r>
-      <w:r>
-        <w:rPr>
-          <w:sz w:val="20"/>
-          <w:szCs w:val="20"/>
-        </w:rPr>
-        <w:t xml:space="preserve"> 15, 1158 (2024). </w:t>
-      </w:r>
-      <w:hyperlink r:id="rIdL1012" w:history="1">
-        <w:r>
-          <w:rPr>
-            <w:rStyle w:val="Hyperlink"/>
-            <w:sz w:val="20"/>
-            <w:szCs w:val="20"/>
-          </w:rPr>
-          <w:t xml:space="preserve">doi:10.1038/s41467-024-45478-7</w:t>
-        </w:r>
-      </w:hyperlink>
-      <w:r>
-        <w:rPr>
-          <w:sz w:val="20"/>
-          <w:szCs w:val="20"/>
-        </w:rPr>
-        <w:t xml:space="preserve"> ✓</w:t>
+        <w:t xml:space="preserve">Nat Methods</w:t>
+      </w:r>
+      <w:r>
+        <w:rPr>
+          <w:sz w:val="20"/>
+          <w:szCs w:val="20"/>
+        </w:rPr>
+        <w:t xml:space="preserve"> 21, 1470–1480 (2024). doi:10.1038/s41592-024-02201-0</w:t>
       </w:r>
     </w:p>
     <w:p>
@@ -5863,7 +6106,7 @@
           <w:sz w:val="20"/>
           <w:szCs w:val="20"/>
         </w:rPr>
-        <w:t xml:space="preserve">Davidson-Pilon C. lifelines: survival analysis in Python. </w:t>
+        <w:t xml:space="preserve">Dai J, Zheng S, Falco MM, et al. Tracing back primed resistance in cancer via sister cells. </w:t>
       </w:r>
       <w:r>
         <w:rPr>
@@ -5872,25 +6115,15 @@
           <w:sz w:val="20"/>
           <w:szCs w:val="20"/>
         </w:rPr>
-        <w:t xml:space="preserve">J Open Source Softw</w:t>
-      </w:r>
-      <w:r>
-        <w:rPr>
-          <w:sz w:val="20"/>
-          <w:szCs w:val="20"/>
-        </w:rPr>
-        <w:t xml:space="preserve"> 4, 1317 (2019). </w:t>
-      </w:r>
-      <w:hyperlink r:id="rIdL1013" w:history="1">
-        <w:r>
-          <w:rPr>
-            <w:rStyle w:val="Hyperlink"/>
-            <w:sz w:val="20"/>
-            <w:szCs w:val="20"/>
-          </w:rPr>
-          <w:t xml:space="preserve">doi:10.21105/joss.01317</w:t>
-        </w:r>
-      </w:hyperlink>
+        <w:t xml:space="preserve">Nat Commun</w:t>
+      </w:r>
+      <w:r>
+        <w:rPr>
+          <w:sz w:val="20"/>
+          <w:szCs w:val="20"/>
+        </w:rPr>
+        <w:t xml:space="preserve"> 15, 1158 (2024). doi:10.1038/s41467-024-45478-7 ✓</w:t>
+      </w:r>
     </w:p>
     <w:p>
       <w:pPr>
@@ -5902,7 +6135,7 @@
           <w:sz w:val="20"/>
           <w:szCs w:val="20"/>
         </w:rPr>
-        <w:t xml:space="preserve">Emert BL, Cote CJ, Torre EA, et al. Variability within rare cell states enables multiple paths toward drug resistance. </w:t>
+        <w:t xml:space="preserve">Davidson-Pilon C. lifelines: survival analysis in Python. </w:t>
       </w:r>
       <w:r>
         <w:rPr>
@@ -5911,31 +6144,14 @@
           <w:sz w:val="20"/>
           <w:szCs w:val="20"/>
         </w:rPr>
-        <w:t xml:space="preserve">Nat Biotechnol</w:t>
-      </w:r>
-      <w:r>
-        <w:rPr>
-          <w:sz w:val="20"/>
-          <w:szCs w:val="20"/>
-        </w:rPr>
-        <w:t xml:space="preserve"> 39, 865-876 (2021). </w:t>
-      </w:r>
-      <w:hyperlink r:id="rIdL1014" w:history="1">
-        <w:r>
-          <w:rPr>
-            <w:rStyle w:val="Hyperlink"/>
-            <w:sz w:val="20"/>
-            <w:szCs w:val="20"/>
-          </w:rPr>
-          <w:t xml:space="preserve">doi:10.1038/s41587-021-00837-3</w:t>
-        </w:r>
-      </w:hyperlink>
-      <w:r>
-        <w:rPr>
-          <w:sz w:val="20"/>
-          <w:szCs w:val="20"/>
-        </w:rPr>
-        <w:t xml:space="preserve"> ✓</w:t>
+        <w:t xml:space="preserve">J Open Source Softw</w:t>
+      </w:r>
+      <w:r>
+        <w:rPr>
+          <w:sz w:val="20"/>
+          <w:szCs w:val="20"/>
+        </w:rPr>
+        <w:t xml:space="preserve"> 4, 1317 (2019). doi:10.21105/joss.01317</w:t>
       </w:r>
     </w:p>
     <w:p>
@@ -5948,7 +6164,7 @@
           <w:sz w:val="20"/>
           <w:szCs w:val="20"/>
         </w:rPr>
-        <w:t xml:space="preserve">Fang Z, Liu X, Peltz G. GSEApy: a comprehensive package for performing gene set enrichment analysis in Python. </w:t>
+        <w:t xml:space="preserve">Emert BL, Cote CJ, Torre EA, et al. Variability within rare cell states enables multiple paths toward drug resistance. </w:t>
       </w:r>
       <w:r>
         <w:rPr>
@@ -5957,25 +6173,15 @@
           <w:sz w:val="20"/>
           <w:szCs w:val="20"/>
         </w:rPr>
-        <w:t xml:space="preserve">Bioinformatics</w:t>
-      </w:r>
-      <w:r>
-        <w:rPr>
-          <w:sz w:val="20"/>
-          <w:szCs w:val="20"/>
-        </w:rPr>
-        <w:t xml:space="preserve"> 39, btac757 (2023). </w:t>
-      </w:r>
-      <w:hyperlink r:id="rIdL1015" w:history="1">
-        <w:r>
-          <w:rPr>
-            <w:rStyle w:val="Hyperlink"/>
-            <w:sz w:val="20"/>
-            <w:szCs w:val="20"/>
-          </w:rPr>
-          <w:t xml:space="preserve">doi:10.1093/bioinformatics/btac757</w:t>
-        </w:r>
-      </w:hyperlink>
+        <w:t xml:space="preserve">Nat Biotechnol</w:t>
+      </w:r>
+      <w:r>
+        <w:rPr>
+          <w:sz w:val="20"/>
+          <w:szCs w:val="20"/>
+        </w:rPr>
+        <w:t xml:space="preserve"> 39, 865-876 (2021). doi:10.1038/s41587-021-00837-3 ✓</w:t>
+      </w:r>
     </w:p>
     <w:p>
       <w:pPr>
@@ -5987,7 +6193,7 @@
           <w:sz w:val="20"/>
           <w:szCs w:val="20"/>
         </w:rPr>
-        <w:t xml:space="preserve">Fennell KA, Vassiliadis D, Lam EYN, et al. Non-genetic determinants of malignant clonal fitness at single-cell resolution. </w:t>
+        <w:t xml:space="preserve">Fang Z, Liu X, Peltz G. GSEApy: a comprehensive package for performing gene set enrichment analysis in Python. </w:t>
       </w:r>
       <w:r>
         <w:rPr>
@@ -5996,25 +6202,15 @@
           <w:sz w:val="20"/>
           <w:szCs w:val="20"/>
         </w:rPr>
-        <w:t xml:space="preserve">Nature</w:t>
-      </w:r>
-      <w:r>
-        <w:rPr>
-          <w:sz w:val="20"/>
-          <w:szCs w:val="20"/>
-        </w:rPr>
-        <w:t xml:space="preserve"> 601, 125-131 (2022). </w:t>
-      </w:r>
-      <w:hyperlink r:id="rIdL1016" w:history="1">
-        <w:r>
-          <w:rPr>
-            <w:rStyle w:val="Hyperlink"/>
-            <w:sz w:val="20"/>
-            <w:szCs w:val="20"/>
-          </w:rPr>
-          <w:t xml:space="preserve">doi:10.1038/s41586-021-04206-7</w:t>
-        </w:r>
-      </w:hyperlink>
+        <w:t xml:space="preserve">Bioinformatics</w:t>
+      </w:r>
+      <w:r>
+        <w:rPr>
+          <w:sz w:val="20"/>
+          <w:szCs w:val="20"/>
+        </w:rPr>
+        <w:t xml:space="preserve"> 39, btac757 (2023). doi:10.1093/bioinformatics/btac757</w:t>
+      </w:r>
     </w:p>
     <w:p>
       <w:pPr>
@@ -6026,7 +6222,7 @@
           <w:sz w:val="20"/>
           <w:szCs w:val="20"/>
         </w:rPr>
-        <w:t xml:space="preserve">Fustero-Torre C, Jiménez-Santos MJ, García-Martín S, et al. Beyondcell: targeting cancer therapeutic heterogeneity in single-cell RNA-seq data. </w:t>
+        <w:t xml:space="preserve">Fennell KA, Vassiliadis D, Lam EYN, et al. Non-genetic determinants of malignant clonal fitness at single-cell resolution. </w:t>
       </w:r>
       <w:r>
         <w:rPr>
@@ -6035,31 +6231,14 @@
           <w:sz w:val="20"/>
           <w:szCs w:val="20"/>
         </w:rPr>
-        <w:t xml:space="preserve">Genome Med</w:t>
-      </w:r>
-      <w:r>
-        <w:rPr>
-          <w:sz w:val="20"/>
-          <w:szCs w:val="20"/>
-        </w:rPr>
-        <w:t xml:space="preserve"> 13, 187 (2021). </w:t>
-      </w:r>
-      <w:hyperlink r:id="rIdL1017" w:history="1">
-        <w:r>
-          <w:rPr>
-            <w:rStyle w:val="Hyperlink"/>
-            <w:sz w:val="20"/>
-            <w:szCs w:val="20"/>
-          </w:rPr>
-          <w:t xml:space="preserve">doi:10.1186/s13073-021-01001-x</w:t>
-        </w:r>
-      </w:hyperlink>
-      <w:r>
-        <w:rPr>
-          <w:sz w:val="20"/>
-          <w:szCs w:val="20"/>
-        </w:rPr>
-        <w:t xml:space="preserve"> ✓</w:t>
+        <w:t xml:space="preserve">Nature</w:t>
+      </w:r>
+      <w:r>
+        <w:rPr>
+          <w:sz w:val="20"/>
+          <w:szCs w:val="20"/>
+        </w:rPr>
+        <w:t xml:space="preserve"> 601, 125-131 (2022). doi:10.1038/s41586-021-04206-7</w:t>
       </w:r>
     </w:p>
     <w:p>
@@ -6072,7 +6251,7 @@
           <w:sz w:val="20"/>
           <w:szCs w:val="20"/>
         </w:rPr>
-        <w:t xml:space="preserve">Goyal Y, Busch GT, Pillai M, et al. Diverse clonal fates emerge upon drug treatment of homogeneous cancer cells. </w:t>
+        <w:t xml:space="preserve">Fustero-Torre C, Jiménez-Santos MJ, García-Martín S, et al. Beyondcell: targeting cancer therapeutic heterogeneity in single-cell RNA-seq data. </w:t>
       </w:r>
       <w:r>
         <w:rPr>
@@ -6081,31 +6260,14 @@
           <w:sz w:val="20"/>
           <w:szCs w:val="20"/>
         </w:rPr>
-        <w:t xml:space="preserve">Nature</w:t>
-      </w:r>
-      <w:r>
-        <w:rPr>
-          <w:sz w:val="20"/>
-          <w:szCs w:val="20"/>
-        </w:rPr>
-        <w:t xml:space="preserve"> 620, 651-659 (2023). </w:t>
-      </w:r>
-      <w:hyperlink r:id="rIdL1018" w:history="1">
-        <w:r>
-          <w:rPr>
-            <w:rStyle w:val="Hyperlink"/>
-            <w:sz w:val="20"/>
-            <w:szCs w:val="20"/>
-          </w:rPr>
-          <w:t xml:space="preserve">doi:10.1038/s41586-023-06342-8</w:t>
-        </w:r>
-      </w:hyperlink>
-      <w:r>
-        <w:rPr>
-          <w:sz w:val="20"/>
-          <w:szCs w:val="20"/>
-        </w:rPr>
-        <w:t xml:space="preserve"> ✓</w:t>
+        <w:t xml:space="preserve">Genome Med</w:t>
+      </w:r>
+      <w:r>
+        <w:rPr>
+          <w:sz w:val="20"/>
+          <w:szCs w:val="20"/>
+        </w:rPr>
+        <w:t xml:space="preserve"> 13, 187 (2021). doi:10.1186/s13073-021-01001-x ✓</w:t>
       </w:r>
     </w:p>
     <w:p>
@@ -6118,7 +6280,7 @@
           <w:sz w:val="20"/>
           <w:szCs w:val="20"/>
         </w:rPr>
-        <w:t xml:space="preserve">Gutierrez C, Al'Khafaji AM, Brenner E, et al. Multifunctional barcoding with ClonMapper enables high-resolution study of clonal dynamics during tumor evolution and treatment. </w:t>
+        <w:t xml:space="preserve">Goyal Y, Busch GT, Pillai M, et al. Diverse clonal fates emerge upon drug treatment of homogeneous cancer cells. </w:t>
       </w:r>
       <w:r>
         <w:rPr>
@@ -6127,31 +6289,14 @@
           <w:sz w:val="20"/>
           <w:szCs w:val="20"/>
         </w:rPr>
-        <w:t xml:space="preserve">Nat Cancer</w:t>
-      </w:r>
-      <w:r>
-        <w:rPr>
-          <w:sz w:val="20"/>
-          <w:szCs w:val="20"/>
-        </w:rPr>
-        <w:t xml:space="preserve"> 2, 758-772 (2021). </w:t>
-      </w:r>
-      <w:hyperlink r:id="rIdL1019" w:history="1">
-        <w:r>
-          <w:rPr>
-            <w:rStyle w:val="Hyperlink"/>
-            <w:sz w:val="20"/>
-            <w:szCs w:val="20"/>
-          </w:rPr>
-          <w:t xml:space="preserve">doi:10.1038/s43018-021-00222-8</w:t>
-        </w:r>
-      </w:hyperlink>
-      <w:r>
-        <w:rPr>
-          <w:sz w:val="20"/>
-          <w:szCs w:val="20"/>
-        </w:rPr>
-        <w:t xml:space="preserve"> ✓</w:t>
+        <w:t xml:space="preserve">Nature</w:t>
+      </w:r>
+      <w:r>
+        <w:rPr>
+          <w:sz w:val="20"/>
+          <w:szCs w:val="20"/>
+        </w:rPr>
+        <w:t xml:space="preserve"> 620, 651-659 (2023). doi:10.1038/s41586-023-06342-8 ✓</w:t>
       </w:r>
     </w:p>
     <w:p>
@@ -6164,7 +6309,7 @@
           <w:sz w:val="20"/>
           <w:szCs w:val="20"/>
         </w:rPr>
-        <w:t xml:space="preserve">Harmange G, Hueros RAR, Schaff DL, et al. Disrupting cellular memory to overcome drug resistance. </w:t>
+        <w:t xml:space="preserve">Gutierrez C, Al'Khafaji AM, Brenner E, et al. Multifunctional barcoding with ClonMapper enables high-resolution study of clonal dynamics during tumor evolution and treatment. </w:t>
       </w:r>
       <w:r>
         <w:rPr>
@@ -6173,31 +6318,14 @@
           <w:sz w:val="20"/>
           <w:szCs w:val="20"/>
         </w:rPr>
-        <w:t xml:space="preserve">Nat Commun</w:t>
-      </w:r>
-      <w:r>
-        <w:rPr>
-          <w:sz w:val="20"/>
-          <w:szCs w:val="20"/>
-        </w:rPr>
-        <w:t xml:space="preserve"> 14, 7130 (2023). </w:t>
-      </w:r>
-      <w:hyperlink r:id="rIdL1020" w:history="1">
-        <w:r>
-          <w:rPr>
-            <w:rStyle w:val="Hyperlink"/>
-            <w:sz w:val="20"/>
-            <w:szCs w:val="20"/>
-          </w:rPr>
-          <w:t xml:space="preserve">doi:10.1038/s41467-023-41811-8</w:t>
-        </w:r>
-      </w:hyperlink>
-      <w:r>
-        <w:rPr>
-          <w:sz w:val="20"/>
-          <w:szCs w:val="20"/>
-        </w:rPr>
-        <w:t xml:space="preserve"> ✓</w:t>
+        <w:t xml:space="preserve">Nat Cancer</w:t>
+      </w:r>
+      <w:r>
+        <w:rPr>
+          <w:sz w:val="20"/>
+          <w:szCs w:val="20"/>
+        </w:rPr>
+        <w:t xml:space="preserve"> 2, 758-772 (2021). doi:10.1038/s43018-021-00222-8 ✓</w:t>
       </w:r>
     </w:p>
     <w:p>
@@ -6210,7 +6338,7 @@
           <w:sz w:val="20"/>
           <w:szCs w:val="20"/>
         </w:rPr>
-        <w:t xml:space="preserve">Hata AN, Niederst MJ, Archibald HL, et al. Tumor cells can follow distinct evolutionary paths to become resistant to epidermal growth factor receptor inhibition. </w:t>
+        <w:t xml:space="preserve">Harmange G, Hueros RAR, Schaff DL, et al. Disrupting cellular memory to overcome drug resistance. </w:t>
       </w:r>
       <w:r>
         <w:rPr>
@@ -6219,31 +6347,14 @@
           <w:sz w:val="20"/>
           <w:szCs w:val="20"/>
         </w:rPr>
-        <w:t xml:space="preserve">Nat Med</w:t>
-      </w:r>
-      <w:r>
-        <w:rPr>
-          <w:sz w:val="20"/>
-          <w:szCs w:val="20"/>
-        </w:rPr>
-        <w:t xml:space="preserve"> 22, 262-269 (2016). </w:t>
-      </w:r>
-      <w:hyperlink r:id="rIdL1021" w:history="1">
-        <w:r>
-          <w:rPr>
-            <w:rStyle w:val="Hyperlink"/>
-            <w:sz w:val="20"/>
-            <w:szCs w:val="20"/>
-          </w:rPr>
-          <w:t xml:space="preserve">doi:10.1038/nm.4040</w:t>
-        </w:r>
-      </w:hyperlink>
-      <w:r>
-        <w:rPr>
-          <w:sz w:val="20"/>
-          <w:szCs w:val="20"/>
-        </w:rPr>
-        <w:t xml:space="preserve"> ✓</w:t>
+        <w:t xml:space="preserve">Nat Commun</w:t>
+      </w:r>
+      <w:r>
+        <w:rPr>
+          <w:sz w:val="20"/>
+          <w:szCs w:val="20"/>
+        </w:rPr>
+        <w:t xml:space="preserve"> 14, 7130 (2023). doi:10.1038/s41467-023-41811-8 ✓</w:t>
       </w:r>
     </w:p>
     <w:p>
@@ -6256,7 +6367,7 @@
           <w:sz w:val="20"/>
           <w:szCs w:val="20"/>
         </w:rPr>
-        <w:t xml:space="preserve">Iyer A, Alva A, Granada AE, Chakrabarti S. Inheritable cell-states shape drug-persister correlations and population dynamics in cancer cells. </w:t>
+        <w:t xml:space="preserve">Hata AN, Niederst MJ, Archibald HL, et al. Tumor cells can follow distinct evolutionary paths to become resistant to epidermal growth factor receptor inhibition. </w:t>
       </w:r>
       <w:r>
         <w:rPr>
@@ -6265,31 +6376,14 @@
           <w:sz w:val="20"/>
           <w:szCs w:val="20"/>
         </w:rPr>
-        <w:t xml:space="preserve">PLoS Comput Biol</w:t>
-      </w:r>
-      <w:r>
-        <w:rPr>
-          <w:sz w:val="20"/>
-          <w:szCs w:val="20"/>
-        </w:rPr>
-        <w:t xml:space="preserve"> 21, e1013446 (2025). </w:t>
-      </w:r>
-      <w:hyperlink r:id="rIdL1022" w:history="1">
-        <w:r>
-          <w:rPr>
-            <w:rStyle w:val="Hyperlink"/>
-            <w:sz w:val="20"/>
-            <w:szCs w:val="20"/>
-          </w:rPr>
-          <w:t xml:space="preserve">doi:10.1371/journal.pcbi.1013446</w:t>
-        </w:r>
-      </w:hyperlink>
-      <w:r>
-        <w:rPr>
-          <w:sz w:val="20"/>
-          <w:szCs w:val="20"/>
-        </w:rPr>
-        <w:t xml:space="preserve"> ✓</w:t>
+        <w:t xml:space="preserve">Nat Med</w:t>
+      </w:r>
+      <w:r>
+        <w:rPr>
+          <w:sz w:val="20"/>
+          <w:szCs w:val="20"/>
+        </w:rPr>
+        <w:t xml:space="preserve"> 22, 262-269 (2016). doi:10.1038/nm.4040 ✓</w:t>
       </w:r>
     </w:p>
     <w:p>
@@ -6302,7 +6396,7 @@
           <w:sz w:val="20"/>
           <w:szCs w:val="20"/>
         </w:rPr>
-        <w:t xml:space="preserve">Korsunsky I, Millard N, Fan J, et al. Fast, sensitive and accurate integration of single-cell data with Harmony. </w:t>
+        <w:t xml:space="preserve">Iyer A, Alva A, Granada AE, Chakrabarti S. Inheritable cell-states shape drug-persister correlations and population dynamics in cancer cells. </w:t>
       </w:r>
       <w:r>
         <w:rPr>
@@ -6311,25 +6405,15 @@
           <w:sz w:val="20"/>
           <w:szCs w:val="20"/>
         </w:rPr>
-        <w:t xml:space="preserve">Nat Methods</w:t>
-      </w:r>
-      <w:r>
-        <w:rPr>
-          <w:sz w:val="20"/>
-          <w:szCs w:val="20"/>
-        </w:rPr>
-        <w:t xml:space="preserve"> 16, 1289–1296 (2019). </w:t>
-      </w:r>
-      <w:hyperlink r:id="rIdL1023" w:history="1">
-        <w:r>
-          <w:rPr>
-            <w:rStyle w:val="Hyperlink"/>
-            <w:sz w:val="20"/>
-            <w:szCs w:val="20"/>
-          </w:rPr>
-          <w:t xml:space="preserve">doi:10.1038/s41592-019-0619-0</w:t>
-        </w:r>
-      </w:hyperlink>
+        <w:t xml:space="preserve">PLoS Comput Biol</w:t>
+      </w:r>
+      <w:r>
+        <w:rPr>
+          <w:sz w:val="20"/>
+          <w:szCs w:val="20"/>
+        </w:rPr>
+        <w:t xml:space="preserve"> 21, e1013446 (2025). doi:10.1371/journal.pcbi.1013446 ✓</w:t>
+      </w:r>
     </w:p>
     <w:p>
       <w:pPr>
@@ -6341,7 +6425,7 @@
           <w:sz w:val="20"/>
           <w:szCs w:val="20"/>
         </w:rPr>
-        <w:t xml:space="preserve">Lause J, Berens P, Kobak D. Analytic Pearson residuals for normalization of single-cell RNA-seq UMI data. </w:t>
+        <w:t xml:space="preserve">Korsunsky I, Millard N, Fan J, et al. Fast, sensitive and accurate integration of single-cell data with Harmony. </w:t>
       </w:r>
       <w:r>
         <w:rPr>
@@ -6350,25 +6434,15 @@
           <w:sz w:val="20"/>
           <w:szCs w:val="20"/>
         </w:rPr>
-        <w:t xml:space="preserve">Genome Biol</w:t>
-      </w:r>
-      <w:r>
-        <w:rPr>
-          <w:sz w:val="20"/>
-          <w:szCs w:val="20"/>
-        </w:rPr>
-        <w:t xml:space="preserve"> 22, 258 (2021). </w:t>
-      </w:r>
-      <w:hyperlink r:id="rIdL1024" w:history="1">
-        <w:r>
-          <w:rPr>
-            <w:rStyle w:val="Hyperlink"/>
-            <w:sz w:val="20"/>
-            <w:szCs w:val="20"/>
-          </w:rPr>
-          <w:t xml:space="preserve">doi:10.1186/s13059-021-02451-7</w:t>
-        </w:r>
-      </w:hyperlink>
+        <w:t xml:space="preserve">Nat Methods</w:t>
+      </w:r>
+      <w:r>
+        <w:rPr>
+          <w:sz w:val="20"/>
+          <w:szCs w:val="20"/>
+        </w:rPr>
+        <w:t xml:space="preserve"> 16, 1289–1296 (2019). doi:10.1038/s41592-019-0619-0</w:t>
+      </w:r>
     </w:p>
     <w:p>
       <w:pPr>
@@ -6380,7 +6454,7 @@
           <w:sz w:val="20"/>
           <w:szCs w:val="20"/>
         </w:rPr>
-        <w:t xml:space="preserve">Liberzon A, Birger C, Thorvaldsdóttir H, et al. The Molecular Signatures Database hallmark gene set collection. </w:t>
+        <w:t xml:space="preserve">Kuleshov MV, Jones MR, Rouillard AD, et al. Enrichr: a comprehensive gene set enrichment analysis web server 2016 update. </w:t>
       </w:r>
       <w:r>
         <w:rPr>
@@ -6389,25 +6463,15 @@
           <w:sz w:val="20"/>
           <w:szCs w:val="20"/>
         </w:rPr>
-        <w:t xml:space="preserve">Cell Syst</w:t>
-      </w:r>
-      <w:r>
-        <w:rPr>
-          <w:sz w:val="20"/>
-          <w:szCs w:val="20"/>
-        </w:rPr>
-        <w:t xml:space="preserve"> 1, 417–425 (2015). </w:t>
-      </w:r>
-      <w:hyperlink r:id="rIdL1025" w:history="1">
-        <w:r>
-          <w:rPr>
-            <w:rStyle w:val="Hyperlink"/>
-            <w:sz w:val="20"/>
-            <w:szCs w:val="20"/>
-          </w:rPr>
-          <w:t xml:space="preserve">doi:10.1016/j.cels.2015.12.004</w:t>
-        </w:r>
-      </w:hyperlink>
+        <w:t xml:space="preserve">Nucleic Acids Res</w:t>
+      </w:r>
+      <w:r>
+        <w:rPr>
+          <w:sz w:val="20"/>
+          <w:szCs w:val="20"/>
+        </w:rPr>
+        <w:t xml:space="preserve"> 44, W90–W97 (2016). doi:10.1093/nar/gkw377</w:t>
+      </w:r>
     </w:p>
     <w:p>
       <w:pPr>
@@ -6419,7 +6483,7 @@
           <w:sz w:val="20"/>
           <w:szCs w:val="20"/>
         </w:rPr>
-        <w:t xml:space="preserve">Liu J, Lichtenberg T, Hoadley KA, et al. An integrated TCGA pan-cancer clinical data resource to drive high-quality survival outcome analytics. </w:t>
+        <w:t xml:space="preserve">Lamb J, Crawford ED, Peck D, et al. The Connectivity Map: using gene-expression signatures to connect small molecules, genes, and disease. </w:t>
       </w:r>
       <w:r>
         <w:rPr>
@@ -6428,25 +6492,15 @@
           <w:sz w:val="20"/>
           <w:szCs w:val="20"/>
         </w:rPr>
-        <w:t xml:space="preserve">Cell</w:t>
-      </w:r>
-      <w:r>
-        <w:rPr>
-          <w:sz w:val="20"/>
-          <w:szCs w:val="20"/>
-        </w:rPr>
-        <w:t xml:space="preserve"> 173, 400–416 (2018). </w:t>
-      </w:r>
-      <w:hyperlink r:id="rIdL1026" w:history="1">
-        <w:r>
-          <w:rPr>
-            <w:rStyle w:val="Hyperlink"/>
-            <w:sz w:val="20"/>
-            <w:szCs w:val="20"/>
-          </w:rPr>
-          <w:t xml:space="preserve">doi:10.1016/j.cell.2018.02.052</w:t>
-        </w:r>
-      </w:hyperlink>
+        <w:t xml:space="preserve">Science</w:t>
+      </w:r>
+      <w:r>
+        <w:rPr>
+          <w:sz w:val="20"/>
+          <w:szCs w:val="20"/>
+        </w:rPr>
+        <w:t xml:space="preserve"> 313, 1929–1935 (2006). doi:10.1126/science.1132939</w:t>
+      </w:r>
     </w:p>
     <w:p>
       <w:pPr>
@@ -6458,7 +6512,7 @@
           <w:sz w:val="20"/>
           <w:szCs w:val="20"/>
         </w:rPr>
-        <w:t xml:space="preserve">Lopez R, Regier J, Cole MB, Jordan MI, Yosef N. Deep generative modeling for single-cell transcriptomics. </w:t>
+        <w:t xml:space="preserve">Lause J, Berens P, Kobak D. Analytic Pearson residuals for normalization of single-cell RNA-seq UMI data. </w:t>
       </w:r>
       <w:r>
         <w:rPr>
@@ -6467,25 +6521,15 @@
           <w:sz w:val="20"/>
           <w:szCs w:val="20"/>
         </w:rPr>
-        <w:t xml:space="preserve">Nat Methods</w:t>
-      </w:r>
-      <w:r>
-        <w:rPr>
-          <w:sz w:val="20"/>
-          <w:szCs w:val="20"/>
-        </w:rPr>
-        <w:t xml:space="preserve"> 15, 1053–1058 (2018). </w:t>
-      </w:r>
-      <w:hyperlink r:id="rIdL1027" w:history="1">
-        <w:r>
-          <w:rPr>
-            <w:rStyle w:val="Hyperlink"/>
-            <w:sz w:val="20"/>
-            <w:szCs w:val="20"/>
-          </w:rPr>
-          <w:t xml:space="preserve">doi:10.1038/s41592-018-0229-2</w:t>
-        </w:r>
-      </w:hyperlink>
+        <w:t xml:space="preserve">Genome Biol</w:t>
+      </w:r>
+      <w:r>
+        <w:rPr>
+          <w:sz w:val="20"/>
+          <w:szCs w:val="20"/>
+        </w:rPr>
+        <w:t xml:space="preserve"> 22, 258 (2021). doi:10.1186/s13059-021-02451-7</w:t>
+      </w:r>
     </w:p>
     <w:p>
       <w:pPr>
@@ -6497,7 +6541,7 @@
           <w:sz w:val="20"/>
           <w:szCs w:val="20"/>
         </w:rPr>
-        <w:t xml:space="preserve">Marine JC, Dawson SJ, Dawson MA. Non-genetic mechanisms of therapeutic resistance in cancer. </w:t>
+        <w:t xml:space="preserve">Liberzon A, Birger C, Thorvaldsdóttir H, et al. The Molecular Signatures Database hallmark gene set collection. </w:t>
       </w:r>
       <w:r>
         <w:rPr>
@@ -6506,25 +6550,15 @@
           <w:sz w:val="20"/>
           <w:szCs w:val="20"/>
         </w:rPr>
-        <w:t xml:space="preserve">Nat Rev Cancer</w:t>
-      </w:r>
-      <w:r>
-        <w:rPr>
-          <w:sz w:val="20"/>
-          <w:szCs w:val="20"/>
-        </w:rPr>
-        <w:t xml:space="preserve"> 20, 743-756 (2020). </w:t>
-      </w:r>
-      <w:hyperlink r:id="rIdL1028" w:history="1">
-        <w:r>
-          <w:rPr>
-            <w:rStyle w:val="Hyperlink"/>
-            <w:sz w:val="20"/>
-            <w:szCs w:val="20"/>
-          </w:rPr>
-          <w:t xml:space="preserve">doi:10.1038/s41568-020-00302-4</w:t>
-        </w:r>
-      </w:hyperlink>
+        <w:t xml:space="preserve">Cell Syst</w:t>
+      </w:r>
+      <w:r>
+        <w:rPr>
+          <w:sz w:val="20"/>
+          <w:szCs w:val="20"/>
+        </w:rPr>
+        <w:t xml:space="preserve"> 1, 417–425 (2015). doi:10.1016/j.cels.2015.12.004</w:t>
+      </w:r>
     </w:p>
     <w:p>
       <w:pPr>
@@ -6536,7 +6570,7 @@
           <w:sz w:val="20"/>
           <w:szCs w:val="20"/>
         </w:rPr>
-        <w:t xml:space="preserve">Oliveira EA, Milite S, Fernandez-Mateos J, et al. Epigenetic heritability of cell plasticity drives cancer drug resistance through a one-to-many genotype-to-phenotype paradigm. </w:t>
+        <w:t xml:space="preserve">Liu J, Lichtenberg T, Hoadley KA, et al. An integrated TCGA pan-cancer clinical data resource to drive high-quality survival outcome analytics. </w:t>
       </w:r>
       <w:r>
         <w:rPr>
@@ -6545,31 +6579,14 @@
           <w:sz w:val="20"/>
           <w:szCs w:val="20"/>
         </w:rPr>
-        <w:t xml:space="preserve">Cancer Res</w:t>
-      </w:r>
-      <w:r>
-        <w:rPr>
-          <w:sz w:val="20"/>
-          <w:szCs w:val="20"/>
-        </w:rPr>
-        <w:t xml:space="preserve"> 85, 2921-2938 (2025). </w:t>
-      </w:r>
-      <w:hyperlink r:id="rIdL1029" w:history="1">
-        <w:r>
-          <w:rPr>
-            <w:rStyle w:val="Hyperlink"/>
-            <w:sz w:val="20"/>
-            <w:szCs w:val="20"/>
-          </w:rPr>
-          <w:t xml:space="preserve">doi:10.1158/0008-5472.CAN-25-0999</w:t>
-        </w:r>
-      </w:hyperlink>
-      <w:r>
-        <w:rPr>
-          <w:sz w:val="20"/>
-          <w:szCs w:val="20"/>
-        </w:rPr>
-        <w:t xml:space="preserve"> ✓</w:t>
+        <w:t xml:space="preserve">Cell</w:t>
+      </w:r>
+      <w:r>
+        <w:rPr>
+          <w:sz w:val="20"/>
+          <w:szCs w:val="20"/>
+        </w:rPr>
+        <w:t xml:space="preserve"> 173, 400–416 (2018). doi:10.1016/j.cell.2018.02.052</w:t>
       </w:r>
     </w:p>
     <w:p>
@@ -6582,7 +6599,7 @@
           <w:sz w:val="20"/>
           <w:szCs w:val="20"/>
         </w:rPr>
-        <w:t xml:space="preserve">Oren Y, Tsabar M, Cuoco MS, et al. Cycling cancer persister cells arise from lineages with distinct programs. </w:t>
+        <w:t xml:space="preserve">Lopez R, Regier J, Cole MB, Jordan MI, Yosef N. Deep generative modeling for single-cell transcriptomics. </w:t>
       </w:r>
       <w:r>
         <w:rPr>
@@ -6591,31 +6608,14 @@
           <w:sz w:val="20"/>
           <w:szCs w:val="20"/>
         </w:rPr>
-        <w:t xml:space="preserve">Nature</w:t>
-      </w:r>
-      <w:r>
-        <w:rPr>
-          <w:sz w:val="20"/>
-          <w:szCs w:val="20"/>
-        </w:rPr>
-        <w:t xml:space="preserve"> 596, 576-582 (2021). </w:t>
-      </w:r>
-      <w:hyperlink r:id="rIdL1030" w:history="1">
-        <w:r>
-          <w:rPr>
-            <w:rStyle w:val="Hyperlink"/>
-            <w:sz w:val="20"/>
-            <w:szCs w:val="20"/>
-          </w:rPr>
-          <w:t xml:space="preserve">doi:10.1038/s41586-021-03796-6</w:t>
-        </w:r>
-      </w:hyperlink>
-      <w:r>
-        <w:rPr>
-          <w:sz w:val="20"/>
-          <w:szCs w:val="20"/>
-        </w:rPr>
-        <w:t xml:space="preserve"> ✓</w:t>
+        <w:t xml:space="preserve">Nat Methods</w:t>
+      </w:r>
+      <w:r>
+        <w:rPr>
+          <w:sz w:val="20"/>
+          <w:szCs w:val="20"/>
+        </w:rPr>
+        <w:t xml:space="preserve"> 15, 1053–1058 (2018). doi:10.1038/s41592-018-0229-2</w:t>
       </w:r>
     </w:p>
     <w:p>
@@ -6628,7 +6628,7 @@
           <w:sz w:val="20"/>
           <w:szCs w:val="20"/>
         </w:rPr>
-        <w:t xml:space="preserve">Paek AL, Liu JC, Loewer A, et al. Cell-to-Cell Variation in p53 Dynamics Leads to Fractional Killing. </w:t>
+        <w:t xml:space="preserve">Marine JC, Dawson SJ, Dawson MA. Non-genetic mechanisms of therapeutic resistance in cancer. </w:t>
       </w:r>
       <w:r>
         <w:rPr>
@@ -6637,31 +6637,14 @@
           <w:sz w:val="20"/>
           <w:szCs w:val="20"/>
         </w:rPr>
-        <w:t xml:space="preserve">Cell</w:t>
-      </w:r>
-      <w:r>
-        <w:rPr>
-          <w:sz w:val="20"/>
-          <w:szCs w:val="20"/>
-        </w:rPr>
-        <w:t xml:space="preserve"> 165, 631-642 (2016). </w:t>
-      </w:r>
-      <w:hyperlink r:id="rIdL1031" w:history="1">
-        <w:r>
-          <w:rPr>
-            <w:rStyle w:val="Hyperlink"/>
-            <w:sz w:val="20"/>
-            <w:szCs w:val="20"/>
-          </w:rPr>
-          <w:t xml:space="preserve">doi:10.1016/j.cell.2016.03.025</w:t>
-        </w:r>
-      </w:hyperlink>
-      <w:r>
-        <w:rPr>
-          <w:sz w:val="20"/>
-          <w:szCs w:val="20"/>
-        </w:rPr>
-        <w:t xml:space="preserve"> ✓</w:t>
+        <w:t xml:space="preserve">Nat Rev Cancer</w:t>
+      </w:r>
+      <w:r>
+        <w:rPr>
+          <w:sz w:val="20"/>
+          <w:szCs w:val="20"/>
+        </w:rPr>
+        <w:t xml:space="preserve"> 20, 743-756 (2020). doi:10.1038/s41568-020-00302-4</w:t>
       </w:r>
     </w:p>
     <w:p>
@@ -6674,7 +6657,7 @@
           <w:sz w:val="20"/>
           <w:szCs w:val="20"/>
         </w:rPr>
-        <w:t xml:space="preserve">Patel AP, Tirosh I, Trombetta JJ, et al. Single-cell RNA-seq highlights intratumoral heterogeneity in primary glioblastoma. </w:t>
+        <w:t xml:space="preserve">Oliveira EA, Milite S, Fernandez-Mateos J, et al. Epigenetic heritability of cell plasticity drives cancer drug resistance through a one-to-many genotype-to-phenotype paradigm. </w:t>
       </w:r>
       <w:r>
         <w:rPr>
@@ -6683,31 +6666,14 @@
           <w:sz w:val="20"/>
           <w:szCs w:val="20"/>
         </w:rPr>
-        <w:t xml:space="preserve">Science</w:t>
-      </w:r>
-      <w:r>
-        <w:rPr>
-          <w:sz w:val="20"/>
-          <w:szCs w:val="20"/>
-        </w:rPr>
-        <w:t xml:space="preserve"> 344, 1396-1401 (2014). </w:t>
-      </w:r>
-      <w:hyperlink r:id="rIdL1032" w:history="1">
-        <w:r>
-          <w:rPr>
-            <w:rStyle w:val="Hyperlink"/>
-            <w:sz w:val="20"/>
-            <w:szCs w:val="20"/>
-          </w:rPr>
-          <w:t xml:space="preserve">doi:10.1126/science.1254257</w:t>
-        </w:r>
-      </w:hyperlink>
-      <w:r>
-        <w:rPr>
-          <w:sz w:val="20"/>
-          <w:szCs w:val="20"/>
-        </w:rPr>
-        <w:t xml:space="preserve"> ✓</w:t>
+        <w:t xml:space="preserve">Cancer Res</w:t>
+      </w:r>
+      <w:r>
+        <w:rPr>
+          <w:sz w:val="20"/>
+          <w:szCs w:val="20"/>
+        </w:rPr>
+        <w:t xml:space="preserve"> 85, 2921-2938 (2025). doi:10.1158/0008-5472.CAN-25-0999 ✓</w:t>
       </w:r>
     </w:p>
     <w:p>
@@ -6720,7 +6686,7 @@
           <w:sz w:val="20"/>
           <w:szCs w:val="20"/>
         </w:rPr>
-        <w:t xml:space="preserve">Pedregosa F, Varoquaux G, Gramfort A, et al. Scikit-learn: machine learning in Python. </w:t>
+        <w:t xml:space="preserve">Oren Y, Tsabar M, Cuoco MS, et al. Cycling cancer persister cells arise from lineages with distinct programs. </w:t>
       </w:r>
       <w:r>
         <w:rPr>
@@ -6729,14 +6695,14 @@
           <w:sz w:val="20"/>
           <w:szCs w:val="20"/>
         </w:rPr>
-        <w:t xml:space="preserve">J Mach Learn Res</w:t>
-      </w:r>
-      <w:r>
-        <w:rPr>
-          <w:sz w:val="20"/>
-          <w:szCs w:val="20"/>
-        </w:rPr>
-        <w:t xml:space="preserve"> 12, 2825–2830 (2011).</w:t>
+        <w:t xml:space="preserve">Nature</w:t>
+      </w:r>
+      <w:r>
+        <w:rPr>
+          <w:sz w:val="20"/>
+          <w:szCs w:val="20"/>
+        </w:rPr>
+        <w:t xml:space="preserve"> 596, 576-582 (2021). doi:10.1038/s41586-021-03796-6 ✓</w:t>
       </w:r>
     </w:p>
     <w:p>
@@ -6749,7 +6715,7 @@
           <w:sz w:val="20"/>
           <w:szCs w:val="20"/>
         </w:rPr>
-        <w:t xml:space="preserve">Pellecchia S, Franchini M, Viscido G, et al. Single cell lineage tracing reveals clonal dynamics of anti-EGFR therapy resistance in triple negative breast cancer. </w:t>
+        <w:t xml:space="preserve">Paek AL, Liu JC, Loewer A, et al. Cell-to-Cell Variation in p53 Dynamics Leads to Fractional Killing. </w:t>
       </w:r>
       <w:r>
         <w:rPr>
@@ -6758,31 +6724,14 @@
           <w:sz w:val="20"/>
           <w:szCs w:val="20"/>
         </w:rPr>
-        <w:t xml:space="preserve">Genome Med</w:t>
-      </w:r>
-      <w:r>
-        <w:rPr>
-          <w:sz w:val="20"/>
-          <w:szCs w:val="20"/>
-        </w:rPr>
-        <w:t xml:space="preserve"> 16, 55 (2024). </w:t>
-      </w:r>
-      <w:hyperlink r:id="rIdL1033" w:history="1">
-        <w:r>
-          <w:rPr>
-            <w:rStyle w:val="Hyperlink"/>
-            <w:sz w:val="20"/>
-            <w:szCs w:val="20"/>
-          </w:rPr>
-          <w:t xml:space="preserve">doi:10.1186/s13073-024-01327-2</w:t>
-        </w:r>
-      </w:hyperlink>
-      <w:r>
-        <w:rPr>
-          <w:sz w:val="20"/>
-          <w:szCs w:val="20"/>
-        </w:rPr>
-        <w:t xml:space="preserve"> ✓</w:t>
+        <w:t xml:space="preserve">Cell</w:t>
+      </w:r>
+      <w:r>
+        <w:rPr>
+          <w:sz w:val="20"/>
+          <w:szCs w:val="20"/>
+        </w:rPr>
+        <w:t xml:space="preserve"> 165, 631-642 (2016). doi:10.1016/j.cell.2016.03.025 ✓</w:t>
       </w:r>
     </w:p>
     <w:p>
@@ -6795,7 +6744,7 @@
           <w:sz w:val="20"/>
           <w:szCs w:val="20"/>
         </w:rPr>
-        <w:t xml:space="preserve">Prokhorenkova L, Gusev G, Vorobev A, Dorogush AV, Gulin A. CatBoost: unbiased boosting with categorical features. </w:t>
+        <w:t xml:space="preserve">Patel AP, Tirosh I, Trombetta JJ, et al. Single-cell RNA-seq highlights intratumoral heterogeneity in primary glioblastoma. </w:t>
       </w:r>
       <w:r>
         <w:rPr>
@@ -6804,25 +6753,15 @@
           <w:sz w:val="20"/>
           <w:szCs w:val="20"/>
         </w:rPr>
-        <w:t xml:space="preserve">NeurIPS</w:t>
-      </w:r>
-      <w:r>
-        <w:rPr>
-          <w:sz w:val="20"/>
-          <w:szCs w:val="20"/>
-        </w:rPr>
-        <w:t xml:space="preserve"> (2018). </w:t>
-      </w:r>
-      <w:hyperlink r:id="rIdL1034" w:history="1">
-        <w:r>
-          <w:rPr>
-            <w:rStyle w:val="Hyperlink"/>
-            <w:sz w:val="20"/>
-            <w:szCs w:val="20"/>
-          </w:rPr>
-          <w:t xml:space="preserve">arXiv:1706.09516</w:t>
-        </w:r>
-      </w:hyperlink>
+        <w:t xml:space="preserve">Science</w:t>
+      </w:r>
+      <w:r>
+        <w:rPr>
+          <w:sz w:val="20"/>
+          <w:szCs w:val="20"/>
+        </w:rPr>
+        <w:t xml:space="preserve"> 344, 1396-1401 (2014). doi:10.1126/science.1254257 ✓</w:t>
+      </w:r>
     </w:p>
     <w:p>
       <w:pPr>
@@ -6834,7 +6773,7 @@
           <w:sz w:val="20"/>
           <w:szCs w:val="20"/>
         </w:rPr>
-        <w:t xml:space="preserve">Ramirez M, Rajaram S, Steininger RJ, et al. Diverse drug-resistance mechanisms can emerge from drug-tolerant cancer persister cells. </w:t>
+        <w:t xml:space="preserve">Pedregosa F, Varoquaux G, Gramfort A, et al. Scikit-learn: machine learning in Python. </w:t>
       </w:r>
       <w:r>
         <w:rPr>
@@ -6843,31 +6782,14 @@
           <w:sz w:val="20"/>
           <w:szCs w:val="20"/>
         </w:rPr>
-        <w:t xml:space="preserve">Nat Commun</w:t>
-      </w:r>
-      <w:r>
-        <w:rPr>
-          <w:sz w:val="20"/>
-          <w:szCs w:val="20"/>
-        </w:rPr>
-        <w:t xml:space="preserve"> 7, 10690 (2016). </w:t>
-      </w:r>
-      <w:hyperlink r:id="rIdL1035" w:history="1">
-        <w:r>
-          <w:rPr>
-            <w:rStyle w:val="Hyperlink"/>
-            <w:sz w:val="20"/>
-            <w:szCs w:val="20"/>
-          </w:rPr>
-          <w:t xml:space="preserve">doi:10.1038/ncomms10690</w:t>
-        </w:r>
-      </w:hyperlink>
-      <w:r>
-        <w:rPr>
-          <w:sz w:val="20"/>
-          <w:szCs w:val="20"/>
-        </w:rPr>
-        <w:t xml:space="preserve"> ✓</w:t>
+        <w:t xml:space="preserve">J Mach Learn Res</w:t>
+      </w:r>
+      <w:r>
+        <w:rPr>
+          <w:sz w:val="20"/>
+          <w:szCs w:val="20"/>
+        </w:rPr>
+        <w:t xml:space="preserve"> 12, 2825–2830 (2011).</w:t>
       </w:r>
     </w:p>
     <w:p>
@@ -6880,7 +6802,7 @@
           <w:sz w:val="20"/>
           <w:szCs w:val="20"/>
         </w:rPr>
-        <w:t xml:space="preserve">Rehman SK, Haynes J, Collignon E, et al. Colorectal Cancer Cells Enter a Diapause-like DTP State to Survive Chemotherapy. </w:t>
+        <w:t xml:space="preserve">Pellecchia S, Franchini M, Viscido G, et al. Single cell lineage tracing reveals clonal dynamics of anti-EGFR therapy resistance in triple negative breast cancer. </w:t>
       </w:r>
       <w:r>
         <w:rPr>
@@ -6889,31 +6811,14 @@
           <w:sz w:val="20"/>
           <w:szCs w:val="20"/>
         </w:rPr>
-        <w:t xml:space="preserve">Cell</w:t>
-      </w:r>
-      <w:r>
-        <w:rPr>
-          <w:sz w:val="20"/>
-          <w:szCs w:val="20"/>
-        </w:rPr>
-        <w:t xml:space="preserve"> 184, 226-242.e21 (2021). </w:t>
-      </w:r>
-      <w:hyperlink r:id="rIdL1036" w:history="1">
-        <w:r>
-          <w:rPr>
-            <w:rStyle w:val="Hyperlink"/>
-            <w:sz w:val="20"/>
-            <w:szCs w:val="20"/>
-          </w:rPr>
-          <w:t xml:space="preserve">doi:10.1016/j.cell.2020.11.018</w:t>
-        </w:r>
-      </w:hyperlink>
-      <w:r>
-        <w:rPr>
-          <w:sz w:val="20"/>
-          <w:szCs w:val="20"/>
-        </w:rPr>
-        <w:t xml:space="preserve"> ✓</w:t>
+        <w:t xml:space="preserve">Genome Med</w:t>
+      </w:r>
+      <w:r>
+        <w:rPr>
+          <w:sz w:val="20"/>
+          <w:szCs w:val="20"/>
+        </w:rPr>
+        <w:t xml:space="preserve"> 16, 55 (2024). doi:10.1186/s13073-024-01327-2 ✓</w:t>
       </w:r>
     </w:p>
     <w:p>
@@ -6926,7 +6831,7 @@
           <w:sz w:val="20"/>
           <w:szCs w:val="20"/>
         </w:rPr>
-        <w:t xml:space="preserve">Schaff DL, White PE, Cote CJ, et al. Pre-existing cell states predict resistance to multiple treatments. </w:t>
+        <w:t xml:space="preserve">Prokhorenkova L, Gusev G, Vorobev A, Dorogush AV, Gulin A. CatBoost: unbiased boosting with categorical features. </w:t>
       </w:r>
       <w:r>
         <w:rPr>
@@ -6935,31 +6840,14 @@
           <w:sz w:val="20"/>
           <w:szCs w:val="20"/>
         </w:rPr>
-        <w:t xml:space="preserve">Cell Genom</w:t>
-      </w:r>
-      <w:r>
-        <w:rPr>
-          <w:sz w:val="20"/>
-          <w:szCs w:val="20"/>
-        </w:rPr>
-        <w:t xml:space="preserve"> 6, 101191 (2026). </w:t>
-      </w:r>
-      <w:hyperlink r:id="rIdL1037" w:history="1">
-        <w:r>
-          <w:rPr>
-            <w:rStyle w:val="Hyperlink"/>
-            <w:sz w:val="20"/>
-            <w:szCs w:val="20"/>
-          </w:rPr>
-          <w:t xml:space="preserve">doi:10.1016/j.xgen.2026.101191</w:t>
-        </w:r>
-      </w:hyperlink>
-      <w:r>
-        <w:rPr>
-          <w:sz w:val="20"/>
-          <w:szCs w:val="20"/>
-        </w:rPr>
-        <w:t xml:space="preserve"> ✓</w:t>
+        <w:t xml:space="preserve">NeurIPS</w:t>
+      </w:r>
+      <w:r>
+        <w:rPr>
+          <w:sz w:val="20"/>
+          <w:szCs w:val="20"/>
+        </w:rPr>
+        <w:t xml:space="preserve"> (2018). arXiv:1706.09516</w:t>
       </w:r>
     </w:p>
     <w:p>
@@ -6972,7 +6860,7 @@
           <w:sz w:val="20"/>
           <w:szCs w:val="20"/>
         </w:rPr>
-        <w:t xml:space="preserve">Shaffer SM, Dunagin MC, Torborg SR, et al. Rare cell variability and drug-induced reprogramming as a mode of cancer drug resistance. </w:t>
+        <w:t xml:space="preserve">Ramirez M, Rajaram S, Steininger RJ, et al. Diverse drug-resistance mechanisms can emerge from drug-tolerant cancer persister cells. </w:t>
       </w:r>
       <w:r>
         <w:rPr>
@@ -6981,31 +6869,14 @@
           <w:sz w:val="20"/>
           <w:szCs w:val="20"/>
         </w:rPr>
-        <w:t xml:space="preserve">Nature</w:t>
-      </w:r>
-      <w:r>
-        <w:rPr>
-          <w:sz w:val="20"/>
-          <w:szCs w:val="20"/>
-        </w:rPr>
-        <w:t xml:space="preserve"> 546, 431-435 (2017). </w:t>
-      </w:r>
-      <w:hyperlink r:id="rIdL1038" w:history="1">
-        <w:r>
-          <w:rPr>
-            <w:rStyle w:val="Hyperlink"/>
-            <w:sz w:val="20"/>
-            <w:szCs w:val="20"/>
-          </w:rPr>
-          <w:t xml:space="preserve">doi:10.1038/nature22794</w:t>
-        </w:r>
-      </w:hyperlink>
-      <w:r>
-        <w:rPr>
-          <w:sz w:val="20"/>
-          <w:szCs w:val="20"/>
-        </w:rPr>
-        <w:t xml:space="preserve"> ✓</w:t>
+        <w:t xml:space="preserve">Nat Commun</w:t>
+      </w:r>
+      <w:r>
+        <w:rPr>
+          <w:sz w:val="20"/>
+          <w:szCs w:val="20"/>
+        </w:rPr>
+        <w:t xml:space="preserve"> 7, 10690 (2016). doi:10.1038/ncomms10690 ✓</w:t>
       </w:r>
     </w:p>
     <w:p>
@@ -7018,7 +6889,7 @@
           <w:sz w:val="20"/>
           <w:szCs w:val="20"/>
         </w:rPr>
-        <w:t xml:space="preserve">Shaffer SM, Emert BL, Reyes Hueros RA, et al. Memory Sequencing Reveals Heritable Single-Cell Gene Expression Programs Associated with Distinct Cellular Behaviors. </w:t>
+        <w:t xml:space="preserve">Rehman SK, Haynes J, Collignon E, et al. Colorectal Cancer Cells Enter a Diapause-like DTP State to Survive Chemotherapy. </w:t>
       </w:r>
       <w:r>
         <w:rPr>
@@ -7034,24 +6905,7 @@
           <w:sz w:val="20"/>
           <w:szCs w:val="20"/>
         </w:rPr>
-        <w:t xml:space="preserve"> 182, 947-959.e17 (2020). </w:t>
-      </w:r>
-      <w:hyperlink r:id="rIdL1039" w:history="1">
-        <w:r>
-          <w:rPr>
-            <w:rStyle w:val="Hyperlink"/>
-            <w:sz w:val="20"/>
-            <w:szCs w:val="20"/>
-          </w:rPr>
-          <w:t xml:space="preserve">doi:10.1016/j.cell.2020.07.003</w:t>
-        </w:r>
-      </w:hyperlink>
-      <w:r>
-        <w:rPr>
-          <w:sz w:val="20"/>
-          <w:szCs w:val="20"/>
-        </w:rPr>
-        <w:t xml:space="preserve"> ✓</w:t>
+        <w:t xml:space="preserve"> 184, 226-242.e21 (2021). doi:10.1016/j.cell.2020.11.018 ✓</w:t>
       </w:r>
     </w:p>
     <w:p>
@@ -7064,7 +6918,7 @@
           <w:sz w:val="20"/>
           <w:szCs w:val="20"/>
         </w:rPr>
-        <w:t xml:space="preserve">Sharma SV, Lee DY, Li B, et al. A chromatin-mediated reversible drug-tolerant state in cancer cell subpopulations. </w:t>
+        <w:t xml:space="preserve">Schaff DL, White PE, Cote CJ, et al. Pre-existing cell states predict resistance to multiple treatments. </w:t>
       </w:r>
       <w:r>
         <w:rPr>
@@ -7073,31 +6927,14 @@
           <w:sz w:val="20"/>
           <w:szCs w:val="20"/>
         </w:rPr>
-        <w:t xml:space="preserve">Cell</w:t>
-      </w:r>
-      <w:r>
-        <w:rPr>
-          <w:sz w:val="20"/>
-          <w:szCs w:val="20"/>
-        </w:rPr>
-        <w:t xml:space="preserve"> 141, 69-80 (2010). </w:t>
-      </w:r>
-      <w:hyperlink r:id="rIdL1040" w:history="1">
-        <w:r>
-          <w:rPr>
-            <w:rStyle w:val="Hyperlink"/>
-            <w:sz w:val="20"/>
-            <w:szCs w:val="20"/>
-          </w:rPr>
-          <w:t xml:space="preserve">doi:10.1016/j.cell.2010.02.027</w:t>
-        </w:r>
-      </w:hyperlink>
-      <w:r>
-        <w:rPr>
-          <w:sz w:val="20"/>
-          <w:szCs w:val="20"/>
-        </w:rPr>
-        <w:t xml:space="preserve"> ✓</w:t>
+        <w:t xml:space="preserve">Cell Genom</w:t>
+      </w:r>
+      <w:r>
+        <w:rPr>
+          <w:sz w:val="20"/>
+          <w:szCs w:val="20"/>
+        </w:rPr>
+        <w:t xml:space="preserve"> 6, 101191 (2026). doi:10.1016/j.xgen.2026.101191 ✓</w:t>
       </w:r>
     </w:p>
     <w:p>
@@ -7110,7 +6947,7 @@
           <w:sz w:val="20"/>
           <w:szCs w:val="20"/>
         </w:rPr>
-        <w:t xml:space="preserve">Shen L, Sun X, Zheng S, et al. Predicting Pre-treatment Resistance or Post-treatment Effect? A Systematic Benchmarking of Single-Cell Drug Response Models. </w:t>
+        <w:t xml:space="preserve">Shaffer SM, Dunagin MC, Torborg SR, et al. Rare cell variability and drug-induced reprogramming as a mode of cancer drug resistance. </w:t>
       </w:r>
       <w:r>
         <w:rPr>
@@ -7119,31 +6956,14 @@
           <w:sz w:val="20"/>
           <w:szCs w:val="20"/>
         </w:rPr>
-        <w:t xml:space="preserve">bioRxiv</w:t>
-      </w:r>
-      <w:r>
-        <w:rPr>
-          <w:sz w:val="20"/>
-          <w:szCs w:val="20"/>
-        </w:rPr>
-        <w:t xml:space="preserve"> (2026), version 2. </w:t>
-      </w:r>
-      <w:hyperlink r:id="rIdL1041" w:history="1">
-        <w:r>
-          <w:rPr>
-            <w:rStyle w:val="Hyperlink"/>
-            <w:sz w:val="20"/>
-            <w:szCs w:val="20"/>
-          </w:rPr>
-          <w:t xml:space="preserve">doi:10.64898/2026.04.10.717709</w:t>
-        </w:r>
-      </w:hyperlink>
-      <w:r>
-        <w:rPr>
-          <w:sz w:val="20"/>
-          <w:szCs w:val="20"/>
-        </w:rPr>
-        <w:t xml:space="preserve"> ✓</w:t>
+        <w:t xml:space="preserve">Nature</w:t>
+      </w:r>
+      <w:r>
+        <w:rPr>
+          <w:sz w:val="20"/>
+          <w:szCs w:val="20"/>
+        </w:rPr>
+        <w:t xml:space="preserve"> 546, 431-435 (2017). doi:10.1038/nature22794 ✓</w:t>
       </w:r>
     </w:p>
     <w:p>
@@ -7156,7 +6976,7 @@
           <w:sz w:val="20"/>
           <w:szCs w:val="20"/>
         </w:rPr>
-        <w:t xml:space="preserve">Soragni A, Knudsen ES, O'Connor TN, et al. Acquired resistance in cancer: towards targeted therapeutic strategies. </w:t>
+        <w:t xml:space="preserve">Shaffer SM, Emert BL, Reyes Hueros RA, et al. Memory Sequencing Reveals Heritable Single-Cell Gene Expression Programs Associated with Distinct Cellular Behaviors. </w:t>
       </w:r>
       <w:r>
         <w:rPr>
@@ -7165,31 +6985,14 @@
           <w:sz w:val="20"/>
           <w:szCs w:val="20"/>
         </w:rPr>
-        <w:t xml:space="preserve">Nat Rev Cancer</w:t>
-      </w:r>
-      <w:r>
-        <w:rPr>
-          <w:sz w:val="20"/>
-          <w:szCs w:val="20"/>
-        </w:rPr>
-        <w:t xml:space="preserve"> 25, 613-633 (2025). </w:t>
-      </w:r>
-      <w:hyperlink r:id="rIdL1042" w:history="1">
-        <w:r>
-          <w:rPr>
-            <w:rStyle w:val="Hyperlink"/>
-            <w:sz w:val="20"/>
-            <w:szCs w:val="20"/>
-          </w:rPr>
-          <w:t xml:space="preserve">doi:10.1038/s41568-025-00824-9</w:t>
-        </w:r>
-      </w:hyperlink>
-      <w:r>
-        <w:rPr>
-          <w:sz w:val="20"/>
-          <w:szCs w:val="20"/>
-        </w:rPr>
-        <w:t xml:space="preserve"> ✓</w:t>
+        <w:t xml:space="preserve">Cell</w:t>
+      </w:r>
+      <w:r>
+        <w:rPr>
+          <w:sz w:val="20"/>
+          <w:szCs w:val="20"/>
+        </w:rPr>
+        <w:t xml:space="preserve"> 182, 947-959.e17 (2020). doi:10.1016/j.cell.2020.07.003 ✓</w:t>
       </w:r>
     </w:p>
     <w:p>
@@ -7202,7 +7005,7 @@
           <w:sz w:val="20"/>
           <w:szCs w:val="20"/>
         </w:rPr>
-        <w:t xml:space="preserve">Spencer SL, Gaudet S, Albeck JG, et al. Non-genetic origins of cell-to-cell variability in TRAIL-induced apoptosis. </w:t>
+        <w:t xml:space="preserve">Sharma SV, Lee DY, Li B, et al. A chromatin-mediated reversible drug-tolerant state in cancer cell subpopulations. </w:t>
       </w:r>
       <w:r>
         <w:rPr>
@@ -7211,31 +7014,14 @@
           <w:sz w:val="20"/>
           <w:szCs w:val="20"/>
         </w:rPr>
-        <w:t xml:space="preserve">Nature</w:t>
-      </w:r>
-      <w:r>
-        <w:rPr>
-          <w:sz w:val="20"/>
-          <w:szCs w:val="20"/>
-        </w:rPr>
-        <w:t xml:space="preserve"> 459, 428-432 (2009). </w:t>
-      </w:r>
-      <w:hyperlink r:id="rIdL1043" w:history="1">
-        <w:r>
-          <w:rPr>
-            <w:rStyle w:val="Hyperlink"/>
-            <w:sz w:val="20"/>
-            <w:szCs w:val="20"/>
-          </w:rPr>
-          <w:t xml:space="preserve">doi:10.1038/nature08012</w:t>
-        </w:r>
-      </w:hyperlink>
-      <w:r>
-        <w:rPr>
-          <w:sz w:val="20"/>
-          <w:szCs w:val="20"/>
-        </w:rPr>
-        <w:t xml:space="preserve"> ✓</w:t>
+        <w:t xml:space="preserve">Cell</w:t>
+      </w:r>
+      <w:r>
+        <w:rPr>
+          <w:sz w:val="20"/>
+          <w:szCs w:val="20"/>
+        </w:rPr>
+        <w:t xml:space="preserve"> 141, 69-80 (2010). doi:10.1016/j.cell.2010.02.027 ✓</w:t>
       </w:r>
     </w:p>
     <w:p>
@@ -7248,7 +7034,7 @@
           <w:sz w:val="20"/>
           <w:szCs w:val="20"/>
         </w:rPr>
-        <w:t xml:space="preserve">Subramanian A, Tamayo P, Mootha VK, et al. Gene set enrichment analysis: a knowledge-based approach for interpreting genome-wide expression profiles. </w:t>
+        <w:t xml:space="preserve">Shen L, Sun X, Zheng S, et al. Predicting Pre-treatment Resistance or Post-treatment Effect? A Systematic Benchmarking of Single-Cell Drug Response Models. </w:t>
       </w:r>
       <w:r>
         <w:rPr>
@@ -7257,25 +7043,15 @@
           <w:sz w:val="20"/>
           <w:szCs w:val="20"/>
         </w:rPr>
-        <w:t xml:space="preserve">Proc Natl Acad Sci USA</w:t>
-      </w:r>
-      <w:r>
-        <w:rPr>
-          <w:sz w:val="20"/>
-          <w:szCs w:val="20"/>
-        </w:rPr>
-        <w:t xml:space="preserve"> 102, 15545–15550 (2005). </w:t>
-      </w:r>
-      <w:hyperlink r:id="rIdL1044" w:history="1">
-        <w:r>
-          <w:rPr>
-            <w:rStyle w:val="Hyperlink"/>
-            <w:sz w:val="20"/>
-            <w:szCs w:val="20"/>
-          </w:rPr>
-          <w:t xml:space="preserve">doi:10.1073/pnas.0506580102</w:t>
-        </w:r>
-      </w:hyperlink>
+        <w:t xml:space="preserve">bioRxiv</w:t>
+      </w:r>
+      <w:r>
+        <w:rPr>
+          <w:sz w:val="20"/>
+          <w:szCs w:val="20"/>
+        </w:rPr>
+        <w:t xml:space="preserve"> (2026), version 2. doi:10.64898/2026.04.10.717709 ✓</w:t>
+      </w:r>
     </w:p>
     <w:p>
       <w:pPr>
@@ -7287,7 +7063,7 @@
           <w:sz w:val="20"/>
           <w:szCs w:val="20"/>
         </w:rPr>
-        <w:t xml:space="preserve">Suphavilai C, Chia S, Sharma A, et al. Predicting heterogeneity in clone-specific therapeutic vulnerabilities using single-cell transcriptomic signatures. </w:t>
+        <w:t xml:space="preserve">Smirnov P, Safikhani Z, El-Hachem N, et al. PharmacoGx: an R package for analysis of large pharmacogenomic datasets. </w:t>
       </w:r>
       <w:r>
         <w:rPr>
@@ -7296,31 +7072,14 @@
           <w:sz w:val="20"/>
           <w:szCs w:val="20"/>
         </w:rPr>
-        <w:t xml:space="preserve">Genome Med</w:t>
-      </w:r>
-      <w:r>
-        <w:rPr>
-          <w:sz w:val="20"/>
-          <w:szCs w:val="20"/>
-        </w:rPr>
-        <w:t xml:space="preserve"> 13, 189 (2021). </w:t>
-      </w:r>
-      <w:hyperlink r:id="rIdL1045" w:history="1">
-        <w:r>
-          <w:rPr>
-            <w:rStyle w:val="Hyperlink"/>
-            <w:sz w:val="20"/>
-            <w:szCs w:val="20"/>
-          </w:rPr>
-          <w:t xml:space="preserve">doi:10.1186/s13073-021-01000-y</w:t>
-        </w:r>
-      </w:hyperlink>
-      <w:r>
-        <w:rPr>
-          <w:sz w:val="20"/>
-          <w:szCs w:val="20"/>
-        </w:rPr>
-        <w:t xml:space="preserve"> ✓</w:t>
+        <w:t xml:space="preserve">Bioinformatics</w:t>
+      </w:r>
+      <w:r>
+        <w:rPr>
+          <w:sz w:val="20"/>
+          <w:szCs w:val="20"/>
+        </w:rPr>
+        <w:t xml:space="preserve"> 32, 1244–1246 (2016). doi:10.1093/bioinformatics/btv723</w:t>
       </w:r>
     </w:p>
     <w:p>
@@ -7333,7 +7092,7 @@
           <w:sz w:val="20"/>
           <w:szCs w:val="20"/>
         </w:rPr>
-        <w:t xml:space="preserve">Theodoris CV, Xiao L, Chopra A, et al. Transfer learning enables predictions in network biology. </w:t>
+        <w:t xml:space="preserve">Soragni A, Knudsen ES, O'Connor TN, et al. Acquired resistance in cancer: towards targeted therapeutic strategies. </w:t>
       </w:r>
       <w:r>
         <w:rPr>
@@ -7342,25 +7101,15 @@
           <w:sz w:val="20"/>
           <w:szCs w:val="20"/>
         </w:rPr>
-        <w:t xml:space="preserve">Nature</w:t>
-      </w:r>
-      <w:r>
-        <w:rPr>
-          <w:sz w:val="20"/>
-          <w:szCs w:val="20"/>
-        </w:rPr>
-        <w:t xml:space="preserve"> 618, 616–624 (2023). </w:t>
-      </w:r>
-      <w:hyperlink r:id="rIdL1046" w:history="1">
-        <w:r>
-          <w:rPr>
-            <w:rStyle w:val="Hyperlink"/>
-            <w:sz w:val="20"/>
-            <w:szCs w:val="20"/>
-          </w:rPr>
-          <w:t xml:space="preserve">doi:10.1038/s41586-023-06139-9</w:t>
-        </w:r>
-      </w:hyperlink>
+        <w:t xml:space="preserve">Nat Rev Cancer</w:t>
+      </w:r>
+      <w:r>
+        <w:rPr>
+          <w:sz w:val="20"/>
+          <w:szCs w:val="20"/>
+        </w:rPr>
+        <w:t xml:space="preserve"> 25, 613-633 (2025). doi:10.1038/s41568-025-00824-9 ✓</w:t>
+      </w:r>
     </w:p>
     <w:p>
       <w:pPr>
@@ -7372,7 +7121,7 @@
           <w:sz w:val="20"/>
           <w:szCs w:val="20"/>
         </w:rPr>
-        <w:t xml:space="preserve">Tirosh I, Izar B, Prakadan SM, et al. Dissecting the multicellular ecosystem of metastatic melanoma by single-cell RNA-seq. </w:t>
+        <w:t xml:space="preserve">Spencer SL, Gaudet S, Albeck JG, et al. Non-genetic origins of cell-to-cell variability in TRAIL-induced apoptosis. </w:t>
       </w:r>
       <w:r>
         <w:rPr>
@@ -7381,31 +7130,14 @@
           <w:sz w:val="20"/>
           <w:szCs w:val="20"/>
         </w:rPr>
-        <w:t xml:space="preserve">Science</w:t>
-      </w:r>
-      <w:r>
-        <w:rPr>
-          <w:sz w:val="20"/>
-          <w:szCs w:val="20"/>
-        </w:rPr>
-        <w:t xml:space="preserve"> 352, 189-196 (2016). </w:t>
-      </w:r>
-      <w:hyperlink r:id="rIdL1047" w:history="1">
-        <w:r>
-          <w:rPr>
-            <w:rStyle w:val="Hyperlink"/>
-            <w:sz w:val="20"/>
-            <w:szCs w:val="20"/>
-          </w:rPr>
-          <w:t xml:space="preserve">doi:10.1126/science.aad0501</w:t>
-        </w:r>
-      </w:hyperlink>
-      <w:r>
-        <w:rPr>
-          <w:sz w:val="20"/>
-          <w:szCs w:val="20"/>
-        </w:rPr>
-        <w:t xml:space="preserve"> ✓</w:t>
+        <w:t xml:space="preserve">Nature</w:t>
+      </w:r>
+      <w:r>
+        <w:rPr>
+          <w:sz w:val="20"/>
+          <w:szCs w:val="20"/>
+        </w:rPr>
+        <w:t xml:space="preserve"> 459, 428-432 (2009). doi:10.1038/nature08012 ✓</w:t>
       </w:r>
     </w:p>
     <w:p>
@@ -7418,7 +7150,7 @@
           <w:sz w:val="20"/>
           <w:szCs w:val="20"/>
         </w:rPr>
-        <w:t xml:space="preserve">Wagner DE, Klein AM. Lineage tracing meets single-cell omics: opportunities and challenges. </w:t>
+        <w:t xml:space="preserve">Subramanian A, Tamayo P, Mootha VK, et al. Gene set enrichment analysis: a knowledge-based approach for interpreting genome-wide expression profiles. </w:t>
       </w:r>
       <w:r>
         <w:rPr>
@@ -7427,31 +7159,14 @@
           <w:sz w:val="20"/>
           <w:szCs w:val="20"/>
         </w:rPr>
-        <w:t xml:space="preserve">Nat Rev Genet</w:t>
-      </w:r>
-      <w:r>
-        <w:rPr>
-          <w:sz w:val="20"/>
-          <w:szCs w:val="20"/>
-        </w:rPr>
-        <w:t xml:space="preserve"> 21, 410-427 (2020). </w:t>
-      </w:r>
-      <w:hyperlink r:id="rIdL1048" w:history="1">
-        <w:r>
-          <w:rPr>
-            <w:rStyle w:val="Hyperlink"/>
-            <w:sz w:val="20"/>
-            <w:szCs w:val="20"/>
-          </w:rPr>
-          <w:t xml:space="preserve">doi:10.1038/s41576-020-0223-2</w:t>
-        </w:r>
-      </w:hyperlink>
-      <w:r>
-        <w:rPr>
-          <w:sz w:val="20"/>
-          <w:szCs w:val="20"/>
-        </w:rPr>
-        <w:t xml:space="preserve"> ✓</w:t>
+        <w:t xml:space="preserve">Proc Natl Acad Sci USA</w:t>
+      </w:r>
+      <w:r>
+        <w:rPr>
+          <w:sz w:val="20"/>
+          <w:szCs w:val="20"/>
+        </w:rPr>
+        <w:t xml:space="preserve"> 102, 15545–15550 (2005). doi:10.1073/pnas.0506580102</w:t>
       </w:r>
     </w:p>
     <w:p>
@@ -7464,7 +7179,7 @@
           <w:sz w:val="20"/>
           <w:szCs w:val="20"/>
         </w:rPr>
-        <w:t xml:space="preserve">Wang SW, Herriges MJ, Hurley K, et al. CoSpar identifies early cell fate biases from single-cell transcriptomic and lineage information. </w:t>
+        <w:t xml:space="preserve">Suphavilai C, Chia S, Sharma A, et al. Predicting heterogeneity in clone-specific therapeutic vulnerabilities using single-cell transcriptomic signatures. </w:t>
       </w:r>
       <w:r>
         <w:rPr>
@@ -7473,25 +7188,15 @@
           <w:sz w:val="20"/>
           <w:szCs w:val="20"/>
         </w:rPr>
-        <w:t xml:space="preserve">Nat Biotechnol</w:t>
-      </w:r>
-      <w:r>
-        <w:rPr>
-          <w:sz w:val="20"/>
-          <w:szCs w:val="20"/>
-        </w:rPr>
-        <w:t xml:space="preserve"> 40, 1066-1074 (2022). </w:t>
-      </w:r>
-      <w:hyperlink r:id="rIdL1049" w:history="1">
-        <w:r>
-          <w:rPr>
-            <w:rStyle w:val="Hyperlink"/>
-            <w:sz w:val="20"/>
-            <w:szCs w:val="20"/>
-          </w:rPr>
-          <w:t xml:space="preserve">doi:10.1038/s41587-022-01209-1</w:t>
-        </w:r>
-      </w:hyperlink>
+        <w:t xml:space="preserve">Genome Med</w:t>
+      </w:r>
+      <w:r>
+        <w:rPr>
+          <w:sz w:val="20"/>
+          <w:szCs w:val="20"/>
+        </w:rPr>
+        <w:t xml:space="preserve"> 13, 189 (2021). doi:10.1186/s13073-021-01000-y ✓</w:t>
+      </w:r>
     </w:p>
     <w:p>
       <w:pPr>
@@ -7503,7 +7208,7 @@
           <w:sz w:val="20"/>
           <w:szCs w:val="20"/>
         </w:rPr>
-        <w:t xml:space="preserve">Weinreb C, Rodriguez-Fraticelli A, Camargo FD, et al. Lineage tracing on transcriptional landscapes links state to fate during differentiation. </w:t>
+        <w:t xml:space="preserve">Theodoris CV, Xiao L, Chopra A, et al. Transfer learning enables predictions in network biology. </w:t>
       </w:r>
       <w:r>
         <w:rPr>
@@ -7512,31 +7217,14 @@
           <w:sz w:val="20"/>
           <w:szCs w:val="20"/>
         </w:rPr>
-        <w:t xml:space="preserve">Science</w:t>
-      </w:r>
-      <w:r>
-        <w:rPr>
-          <w:sz w:val="20"/>
-          <w:szCs w:val="20"/>
-        </w:rPr>
-        <w:t xml:space="preserve"> 367, eaaw3381 (2020). </w:t>
-      </w:r>
-      <w:hyperlink r:id="rIdL1050" w:history="1">
-        <w:r>
-          <w:rPr>
-            <w:rStyle w:val="Hyperlink"/>
-            <w:sz w:val="20"/>
-            <w:szCs w:val="20"/>
-          </w:rPr>
-          <w:t xml:space="preserve">doi:10.1126/science.aaw3381</w:t>
-        </w:r>
-      </w:hyperlink>
-      <w:r>
-        <w:rPr>
-          <w:sz w:val="20"/>
-          <w:szCs w:val="20"/>
-        </w:rPr>
-        <w:t xml:space="preserve"> ✓</w:t>
+        <w:t xml:space="preserve">Nature</w:t>
+      </w:r>
+      <w:r>
+        <w:rPr>
+          <w:sz w:val="20"/>
+          <w:szCs w:val="20"/>
+        </w:rPr>
+        <w:t xml:space="preserve"> 618, 616–624 (2023). doi:10.1038/s41586-023-06139-9</w:t>
       </w:r>
     </w:p>
     <w:p>
@@ -7549,7 +7237,7 @@
           <w:sz w:val="20"/>
           <w:szCs w:val="20"/>
         </w:rPr>
-        <w:t xml:space="preserve">Wolf FA, Angerer P, Theis FJ. SCANPY: large-scale single-cell gene expression data analysis. </w:t>
+        <w:t xml:space="preserve">Tirosh I, Izar B, Prakadan SM, et al. Dissecting the multicellular ecosystem of metastatic melanoma by single-cell RNA-seq. </w:t>
       </w:r>
       <w:r>
         <w:rPr>
@@ -7558,25 +7246,15 @@
           <w:sz w:val="20"/>
           <w:szCs w:val="20"/>
         </w:rPr>
-        <w:t xml:space="preserve">Genome Biol</w:t>
-      </w:r>
-      <w:r>
-        <w:rPr>
-          <w:sz w:val="20"/>
-          <w:szCs w:val="20"/>
-        </w:rPr>
-        <w:t xml:space="preserve"> 19, 15 (2018). </w:t>
-      </w:r>
-      <w:hyperlink r:id="rIdL1051" w:history="1">
-        <w:r>
-          <w:rPr>
-            <w:rStyle w:val="Hyperlink"/>
-            <w:sz w:val="20"/>
-            <w:szCs w:val="20"/>
-          </w:rPr>
-          <w:t xml:space="preserve">doi:10.1186/s13059-017-1382-0</w:t>
-        </w:r>
-      </w:hyperlink>
+        <w:t xml:space="preserve">Science</w:t>
+      </w:r>
+      <w:r>
+        <w:rPr>
+          <w:sz w:val="20"/>
+          <w:szCs w:val="20"/>
+        </w:rPr>
+        <w:t xml:space="preserve"> 352, 189-196 (2016). doi:10.1126/science.aad0501 ✓</w:t>
+      </w:r>
     </w:p>
     <w:p>
       <w:pPr>
@@ -7588,7 +7266,7 @@
           <w:sz w:val="20"/>
           <w:szCs w:val="20"/>
         </w:rPr>
-        <w:t xml:space="preserve">Zhang K, Erkan EP, Jamalzadeh S, et al. Longitudinal single-cell RNA-seq analysis reveals stress-promoted chemoresistance in metastatic ovarian cancer. </w:t>
+        <w:t xml:space="preserve">Wagner DE, Klein AM. Lineage tracing meets single-cell omics: opportunities and challenges. </w:t>
       </w:r>
       <w:r>
         <w:rPr>
@@ -7597,31 +7275,14 @@
           <w:sz w:val="20"/>
           <w:szCs w:val="20"/>
         </w:rPr>
-        <w:t xml:space="preserve">Sci Adv</w:t>
-      </w:r>
-      <w:r>
-        <w:rPr>
-          <w:sz w:val="20"/>
-          <w:szCs w:val="20"/>
-        </w:rPr>
-        <w:t xml:space="preserve"> 8, eabm1831 (2022). </w:t>
-      </w:r>
-      <w:hyperlink r:id="rIdL1052" w:history="1">
-        <w:r>
-          <w:rPr>
-            <w:rStyle w:val="Hyperlink"/>
-            <w:sz w:val="20"/>
-            <w:szCs w:val="20"/>
-          </w:rPr>
-          <w:t xml:space="preserve">doi:10.1126/sciadv.abm1831</w:t>
-        </w:r>
-      </w:hyperlink>
-      <w:r>
-        <w:rPr>
-          <w:sz w:val="20"/>
-          <w:szCs w:val="20"/>
-        </w:rPr>
-        <w:t xml:space="preserve"> ✓</w:t>
+        <w:t xml:space="preserve">Nat Rev Genet</w:t>
+      </w:r>
+      <w:r>
+        <w:rPr>
+          <w:sz w:val="20"/>
+          <w:szCs w:val="20"/>
+        </w:rPr>
+        <w:t xml:space="preserve"> 21, 410-427 (2020). doi:10.1038/s41576-020-0223-2 ✓</w:t>
       </w:r>
     </w:p>
     <w:p>
@@ -7634,7 +7295,7 @@
           <w:sz w:val="20"/>
           <w:szCs w:val="20"/>
         </w:rPr>
-        <w:t xml:space="preserve">Zheng Z, Chen J, Chen X, et al. Enabling Single-Cell Drug Response Annotations from Bulk RNA-Seq Using SCAD. </w:t>
+        <w:t xml:space="preserve">Wang SW, Herriges MJ, Hurley K, et al. CoSpar identifies early cell fate biases from single-cell transcriptomic and lineage information. </w:t>
       </w:r>
       <w:r>
         <w:rPr>
@@ -7643,6 +7304,122 @@
           <w:sz w:val="20"/>
           <w:szCs w:val="20"/>
         </w:rPr>
+        <w:t xml:space="preserve">Nat Biotechnol</w:t>
+      </w:r>
+      <w:r>
+        <w:rPr>
+          <w:sz w:val="20"/>
+          <w:szCs w:val="20"/>
+        </w:rPr>
+        <w:t xml:space="preserve"> 40, 1066-1074 (2022). doi:10.1038/s41587-022-01209-1</w:t>
+      </w:r>
+    </w:p>
+    <w:p>
+      <w:pPr>
+        <w:spacing w:after="160" w:line="276"/>
+        <w:jc w:val="left"/>
+      </w:pPr>
+      <w:r>
+        <w:rPr>
+          <w:sz w:val="20"/>
+          <w:szCs w:val="20"/>
+        </w:rPr>
+        <w:t xml:space="preserve">Weinreb C, Rodriguez-Fraticelli A, Camargo FD, et al. Lineage tracing on transcriptional landscapes links state to fate during differentiation. </w:t>
+      </w:r>
+      <w:r>
+        <w:rPr>
+          <w:i/>
+          <w:iCs/>
+          <w:sz w:val="20"/>
+          <w:szCs w:val="20"/>
+        </w:rPr>
+        <w:t xml:space="preserve">Science</w:t>
+      </w:r>
+      <w:r>
+        <w:rPr>
+          <w:sz w:val="20"/>
+          <w:szCs w:val="20"/>
+        </w:rPr>
+        <w:t xml:space="preserve"> 367, eaaw3381 (2020). doi:10.1126/science.aaw3381 ✓</w:t>
+      </w:r>
+    </w:p>
+    <w:p>
+      <w:pPr>
+        <w:spacing w:after="160" w:line="276"/>
+        <w:jc w:val="left"/>
+      </w:pPr>
+      <w:r>
+        <w:rPr>
+          <w:sz w:val="20"/>
+          <w:szCs w:val="20"/>
+        </w:rPr>
+        <w:t xml:space="preserve">Wolf FA, Angerer P, Theis FJ. SCANPY: large-scale single-cell gene expression data analysis. </w:t>
+      </w:r>
+      <w:r>
+        <w:rPr>
+          <w:i/>
+          <w:iCs/>
+          <w:sz w:val="20"/>
+          <w:szCs w:val="20"/>
+        </w:rPr>
+        <w:t xml:space="preserve">Genome Biol</w:t>
+      </w:r>
+      <w:r>
+        <w:rPr>
+          <w:sz w:val="20"/>
+          <w:szCs w:val="20"/>
+        </w:rPr>
+        <w:t xml:space="preserve"> 19, 15 (2018). doi:10.1186/s13059-017-1382-0</w:t>
+      </w:r>
+    </w:p>
+    <w:p>
+      <w:pPr>
+        <w:spacing w:after="160" w:line="276"/>
+        <w:jc w:val="left"/>
+      </w:pPr>
+      <w:r>
+        <w:rPr>
+          <w:sz w:val="20"/>
+          <w:szCs w:val="20"/>
+        </w:rPr>
+        <w:t xml:space="preserve">Zhang K, Erkan EP, Jamalzadeh S, et al. Longitudinal single-cell RNA-seq analysis reveals stress-promoted chemoresistance in metastatic ovarian cancer. </w:t>
+      </w:r>
+      <w:r>
+        <w:rPr>
+          <w:i/>
+          <w:iCs/>
+          <w:sz w:val="20"/>
+          <w:szCs w:val="20"/>
+        </w:rPr>
+        <w:t xml:space="preserve">Sci Adv</w:t>
+      </w:r>
+      <w:r>
+        <w:rPr>
+          <w:sz w:val="20"/>
+          <w:szCs w:val="20"/>
+        </w:rPr>
+        <w:t xml:space="preserve"> 8, eabm1831 (2022). doi:10.1126/sciadv.abm1831 ✓</w:t>
+      </w:r>
+    </w:p>
+    <w:p>
+      <w:pPr>
+        <w:spacing w:after="160" w:line="276"/>
+        <w:jc w:val="left"/>
+      </w:pPr>
+      <w:r>
+        <w:rPr>
+          <w:sz w:val="20"/>
+          <w:szCs w:val="20"/>
+        </w:rPr>
+        <w:t xml:space="preserve">Zheng Z, Chen J, Chen X, et al. Enabling Single-Cell Drug Response Annotations from Bulk RNA-Seq Using SCAD. </w:t>
+      </w:r>
+      <w:r>
+        <w:rPr>
+          <w:i/>
+          <w:iCs/>
+          <w:sz w:val="20"/>
+          <w:szCs w:val="20"/>
+        </w:rPr>
         <w:t xml:space="preserve">Adv Sci (Weinh)</w:t>
       </w:r>
       <w:r>
@@ -7650,24 +7427,7 @@
           <w:sz w:val="20"/>
           <w:szCs w:val="20"/>
         </w:rPr>
-        <w:t xml:space="preserve"> 10, e2204113 (2023). </w:t>
-      </w:r>
-      <w:hyperlink r:id="rIdL1053" w:history="1">
-        <w:r>
-          <w:rPr>
-            <w:rStyle w:val="Hyperlink"/>
-            <w:sz w:val="20"/>
-            <w:szCs w:val="20"/>
-          </w:rPr>
-          <w:t xml:space="preserve">doi:10.1002/advs.202204113</w:t>
-        </w:r>
-      </w:hyperlink>
-      <w:r>
-        <w:rPr>
-          <w:sz w:val="20"/>
-          <w:szCs w:val="20"/>
-        </w:rPr>
-        <w:t xml:space="preserve"> ✓</w:t>
+        <w:t xml:space="preserve"> 10, e2204113 (2023). doi:10.1002/advs.202204113 ✓</w:t>
       </w:r>
     </w:p>
     <w:p>
@@ -7707,7 +7467,7 @@
         <w:t xml:space="preserve">Additional file 2.</w:t>
       </w:r>
       <w:r>
-        <w:t xml:space="preserve"> Supplementary Tables S1–S27, all result tables underlying the figures and text (Supplementary_Tables.xlsx).</w:t>
+        <w:t xml:space="preserve"> Supplementary Tables S1–S30, all result tables underlying the figures and text (Supplementary_Tables.xlsx).</w:t>
       </w:r>
     </w:p>
     <w:p>
@@ -7818,15 +7578,148 @@
     <w:p>
       <w:pPr>
         <w:keepNext/>
-        <w:suppressLineNumbers/>
-        <w:spacing w:before="240" w:after="120" w:line="240" w:lineRule="auto"/>
-        <w:ind w:left="0" w:right="0" w:firstLine="0"/>
-        <w:jc w:val="center"/>
+        <w:spacing w:before="240"/>
       </w:pPr>
       <w:r>
         <w:drawing>
           <wp:inline distT="0" distB="0" distL="0" distR="0">
-            <wp:extent cx="5486400" cy="3831631"/>
+            <wp:extent cx="5905500" cy="4124325"/>
+            <wp:effectExtent t="0" r="0" b="0" l="0"/>
+            <wp:docPr id="1" name="" descr="" title=""/>
+            <wp:cNvGraphicFramePr>
+              <a:graphicFrameLocks xmlns:a="http://schemas.openxmlformats.org/drawingml/2006/main" noChangeAspect="1"/>
+            </wp:cNvGraphicFramePr>
+            <a:graphic xmlns:a="http://schemas.openxmlformats.org/drawingml/2006/main">
+              <a:graphicData uri="http://schemas.openxmlformats.org/drawingml/2006/picture">
+                <pic:pic xmlns:pic="http://schemas.openxmlformats.org/drawingml/2006/picture">
+                  <pic:nvPicPr>
+                    <pic:cNvPr id="0" name="" descr=""/>
+                    <pic:cNvPicPr>
+                      <a:picLocks noChangeAspect="1" noChangeArrowheads="1"/>
+                    </pic:cNvPicPr>
+                  </pic:nvPicPr>
+                  <pic:blipFill>
+                    <a:blip r:embed="rId15" cstate="none"/>
+                    <a:srcRect/>
+                    <a:stretch>
+                      <a:fillRect/>
+                    </a:stretch>
+                  </pic:blipFill>
+                  <pic:spPr bwMode="auto">
+                    <a:xfrm>
+                      <a:off x="0" y="0"/>
+                      <a:ext cx="5905500" cy="4124325"/>
+                    </a:xfrm>
+                    <a:prstGeom prst="rect">
+                      <a:avLst/>
+                    </a:prstGeom>
+                  </pic:spPr>
+                </pic:pic>
+              </a:graphicData>
+            </a:graphic>
+          </wp:inline>
+        </w:drawing>
+      </w:r>
+    </w:p>
+    <w:p>
+      <w:pPr>
+        <w:spacing w:after="280" w:line="276"/>
+        <w:jc w:val="both"/>
+      </w:pPr>
+      <w:r>
+        <w:rPr>
+          <w:b/>
+          <w:bCs/>
+          <w:sz w:val="19"/>
+          <w:szCs w:val="19"/>
+        </w:rPr>
+        <w:t xml:space="preserve">Supplementary Fig. 1 | Graph model ablation.</w:t>
+      </w:r>
+      <w:r>
+        <w:rPr>
+          <w:sz w:val="19"/>
+          <w:szCs w:val="19"/>
+        </w:rPr>
+        <w:t xml:space="preserve"> Within-arm AUROC for logistic regression, an MLP, an MLP with sister-pair pretraining, the graph network, and the graph network with pretraining (mean ± s.d. over seeds).</w:t>
+      </w:r>
+    </w:p>
+    <w:p>
+      <w:pPr>
+        <w:keepNext/>
+        <w:spacing w:before="240"/>
+      </w:pPr>
+      <w:r>
+        <w:drawing>
+          <wp:inline distT="0" distB="0" distL="0" distR="0">
+            <wp:extent cx="5905500" cy="3629025"/>
+            <wp:effectExtent t="0" r="0" b="0" l="0"/>
+            <wp:docPr id="1" name="" descr="" title=""/>
+            <wp:cNvGraphicFramePr>
+              <a:graphicFrameLocks xmlns:a="http://schemas.openxmlformats.org/drawingml/2006/main" noChangeAspect="1"/>
+            </wp:cNvGraphicFramePr>
+            <a:graphic xmlns:a="http://schemas.openxmlformats.org/drawingml/2006/main">
+              <a:graphicData uri="http://schemas.openxmlformats.org/drawingml/2006/picture">
+                <pic:pic xmlns:pic="http://schemas.openxmlformats.org/drawingml/2006/picture">
+                  <pic:nvPicPr>
+                    <pic:cNvPr id="0" name="" descr=""/>
+                    <pic:cNvPicPr>
+                      <a:picLocks noChangeAspect="1" noChangeArrowheads="1"/>
+                    </pic:cNvPicPr>
+                  </pic:nvPicPr>
+                  <pic:blipFill>
+                    <a:blip r:embed="rId16" cstate="none"/>
+                    <a:srcRect/>
+                    <a:stretch>
+                      <a:fillRect/>
+                    </a:stretch>
+                  </pic:blipFill>
+                  <pic:spPr bwMode="auto">
+                    <a:xfrm>
+                      <a:off x="0" y="0"/>
+                      <a:ext cx="5905500" cy="3629025"/>
+                    </a:xfrm>
+                    <a:prstGeom prst="rect">
+                      <a:avLst/>
+                    </a:prstGeom>
+                  </pic:spPr>
+                </pic:pic>
+              </a:graphicData>
+            </a:graphic>
+          </wp:inline>
+        </w:drawing>
+      </w:r>
+    </w:p>
+    <w:p>
+      <w:pPr>
+        <w:spacing w:after="280" w:line="276"/>
+        <w:jc w:val="both"/>
+      </w:pPr>
+      <w:r>
+        <w:rPr>
+          <w:b/>
+          <w:bCs/>
+          <w:sz w:val="19"/>
+          <w:szCs w:val="19"/>
+        </w:rPr>
+        <w:t xml:space="preserve">Supplementary Fig. 2 | Label-free typicality.</w:t>
+      </w:r>
+      <w:r>
+        <w:rPr>
+          <w:sz w:val="19"/>
+          <w:szCs w:val="19"/>
+        </w:rPr>
+        <w:t xml:space="preserve"> AUROC of the local-density score (negative mean distance to the 15 nearest neighbours within the sample), compared with the supervised PCA-logistic model and the control-arm (fitness) model, for each arm.</w:t>
+      </w:r>
+    </w:p>
+    <w:p>
+      <w:pPr>
+        <w:keepNext/>
+        <w:spacing w:before="240"/>
+      </w:pPr>
+      <w:r>
+        <w:drawing>
+          <wp:inline distT="0" distB="0" distL="0" distR="0">
+            <wp:extent cx="5905500" cy="7515225"/>
             <wp:effectExtent t="0" r="0" b="0" l="0"/>
             <wp:docPr id="1" name="" descr="" title=""/>
             <wp:cNvGraphicFramePr>
@@ -7851,7 +7744,7 @@
                   <pic:spPr bwMode="auto">
                     <a:xfrm>
                       <a:off x="0" y="0"/>
-                      <a:ext cx="5486400" cy="3831631"/>
+                      <a:ext cx="5905500" cy="7515225"/>
                     </a:xfrm>
                     <a:prstGeom prst="rect">
                       <a:avLst/>
@@ -7876,28 +7769,123 @@
           <w:sz w:val="19"/>
           <w:szCs w:val="19"/>
         </w:rPr>
-        <w:t xml:space="preserve">Supplementary Fig. 1 | Graph model ablation.</w:t>
+        <w:t xml:space="preserve">Supplementary Fig. 3 | Pre-specified marker panel.</w:t>
       </w:r>
       <w:r>
         <w:rPr>
           <w:sz w:val="19"/>
           <w:szCs w:val="19"/>
         </w:rPr>
-        <w:t xml:space="preserve"> Within-arm AUROC for logistic regression, an MLP, an MLP with sister-pair pretraining, the graph network, and the graph network with pretraining (mean ± s.d. over seeds).</w:t>
+        <w:t xml:space="preserve"> z-scores for pre-resistant versus pre-sensitive cells. The control column shows the control (fitness) contrast; the drug columns show the difference from the control contrast, </w:t>
+      </w:r>
+      <m:oMath>
+        <m:sSub>
+          <m:e>
+            <m:r>
+              <m:t>z</m:t>
+            </m:r>
+          </m:e>
+          <m:sub>
+            <m:r>
+              <m:rPr>
+                <m:nor/>
+                <m:sty m:val="p"/>
+              </m:rPr>
+              <m:t>diff</m:t>
+            </m:r>
+          </m:sub>
+        </m:sSub>
+        <m:r>
+          <m:rPr>
+            <m:sty m:val="p"/>
+          </m:rPr>
+          <m:t>=</m:t>
+        </m:r>
+        <m:r>
+          <m:rPr>
+            <m:sty m:val="p"/>
+          </m:rPr>
+          <m:t>(</m:t>
+        </m:r>
+        <m:sSub>
+          <m:e>
+            <m:r>
+              <m:t>z</m:t>
+            </m:r>
+          </m:e>
+          <m:sub>
+            <m:r>
+              <m:rPr>
+                <m:nor/>
+                <m:sty m:val="p"/>
+              </m:rPr>
+              <m:t>drug</m:t>
+            </m:r>
+          </m:sub>
+        </m:sSub>
+        <m:r>
+          <m:rPr>
+            <m:sty m:val="p"/>
+          </m:rPr>
+          <m:t>−</m:t>
+        </m:r>
+        <m:sSub>
+          <m:e>
+            <m:r>
+              <m:t>z</m:t>
+            </m:r>
+          </m:e>
+          <m:sub>
+            <m:r>
+              <m:rPr>
+                <m:nor/>
+                <m:sty m:val="p"/>
+              </m:rPr>
+              <m:t>control</m:t>
+            </m:r>
+          </m:sub>
+        </m:sSub>
+        <m:r>
+          <m:rPr>
+            <m:sty m:val="p"/>
+          </m:rPr>
+          <m:t>)</m:t>
+        </m:r>
+        <m:r>
+          <m:rPr>
+            <m:sty m:val="p"/>
+          </m:rPr>
+          <m:t>/</m:t>
+        </m:r>
+        <m:rad>
+          <m:radPr>
+            <m:degHide m:val="on"/>
+          </m:radPr>
+          <m:deg/>
+          <m:e>
+            <m:r>
+              <m:t>2</m:t>
+            </m:r>
+          </m:e>
+        </m:rad>
+      </m:oMath>
+      <w:r>
+        <w:rPr>
+          <w:sz w:val="19"/>
+          <w:szCs w:val="19"/>
+        </w:rPr>
+        <w:t xml:space="preserve">. Asterisks mark FDR &lt; 0.05 for z_diff. Genes not among the 5,005 retained genes (CDKN2A, RB1, GLB1, KDM5A) are omitted.</w:t>
       </w:r>
     </w:p>
     <w:p>
       <w:pPr>
         <w:keepNext/>
-        <w:suppressLineNumbers/>
-        <w:spacing w:before="240" w:after="120" w:line="240" w:lineRule="auto"/>
-        <w:ind w:left="0" w:right="0" w:firstLine="0"/>
-        <w:jc w:val="center"/>
+        <w:spacing w:before="240"/>
       </w:pPr>
       <w:r>
         <w:drawing>
           <wp:inline distT="0" distB="0" distL="0" distR="0">
-            <wp:extent cx="5486400" cy="3371481"/>
+            <wp:extent cx="5905500" cy="3457575"/>
             <wp:effectExtent t="0" r="0" b="0" l="0"/>
             <wp:docPr id="1" name="" descr="" title=""/>
             <wp:cNvGraphicFramePr>
@@ -7922,7 +7910,7 @@
                   <pic:spPr bwMode="auto">
                     <a:xfrm>
                       <a:off x="0" y="0"/>
-                      <a:ext cx="5486400" cy="3371481"/>
+                      <a:ext cx="5905500" cy="3457575"/>
                     </a:xfrm>
                     <a:prstGeom prst="rect">
                       <a:avLst/>
@@ -7947,28 +7935,25 @@
           <w:sz w:val="19"/>
           <w:szCs w:val="19"/>
         </w:rPr>
-        <w:t xml:space="preserve">Supplementary Fig. 2 | Label-free typicality.</w:t>
+        <w:t xml:space="preserve">Supplementary Fig. 4 | Substitutes for an untreated arm.</w:t>
       </w:r>
       <w:r>
         <w:rPr>
           <w:sz w:val="19"/>
           <w:szCs w:val="19"/>
         </w:rPr>
-        <w:t xml:space="preserve"> AUROC of the local-density score (negative mean distance to the 15 nearest neighbours within the sample), compared with the supervised PCA-logistic model and the control-arm (fitness) model, for each arm.</w:t>
+        <w:t xml:space="preserve"> For each drug arm of ReSisTrace, the drug-specific gain measured against the real control-arm model (black) and against two substitutes that use no control-arm labels: a model trained on the other drug arms (blue) and the label-free density score (green). Error bars are 95% family-bootstrap intervals. The control-arm value lies between the two substitutes in every arm.</w:t>
       </w:r>
     </w:p>
     <w:p>
       <w:pPr>
         <w:keepNext/>
-        <w:suppressLineNumbers/>
-        <w:spacing w:before="240" w:after="120" w:line="240" w:lineRule="auto"/>
-        <w:ind w:left="0" w:right="0" w:firstLine="0"/>
-        <w:jc w:val="center"/>
+        <w:spacing w:before="240"/>
       </w:pPr>
       <w:r>
         <w:drawing>
           <wp:inline distT="0" distB="0" distL="0" distR="0">
-            <wp:extent cx="5486400" cy="6981887"/>
+            <wp:extent cx="5905500" cy="2047875"/>
             <wp:effectExtent t="0" r="0" b="0" l="0"/>
             <wp:docPr id="1" name="" descr="" title=""/>
             <wp:cNvGraphicFramePr>
@@ -7993,7 +7978,7 @@
                   <pic:spPr bwMode="auto">
                     <a:xfrm>
                       <a:off x="0" y="0"/>
-                      <a:ext cx="5486400" cy="6981887"/>
+                      <a:ext cx="5905500" cy="2047875"/>
                     </a:xfrm>
                     <a:prstGeom prst="rect">
                       <a:avLst/>
@@ -8018,191 +8003,15 @@
           <w:sz w:val="19"/>
           <w:szCs w:val="19"/>
         </w:rPr>
-        <w:t xml:space="preserve">Supplementary Fig. 3 | Pre-specified marker panel.</w:t>
+        <w:t xml:space="preserve">Supplementary Fig. 5 | The estimators checked against a known answer.</w:t>
       </w:r>
       <w:r>
         <w:rPr>
           <w:sz w:val="19"/>
           <w:szCs w:val="19"/>
         </w:rPr>
-        <w:t xml:space="preserve"> z-scores for pre-resistant versus pre-sensitive cells. The control column shows the control (fitness) contrast; the drug columns show the difference from the control contrast, </w:t>
-      </w:r>
-      <m:oMath>
-        <m:sSub>
-          <m:e>
-            <m:r>
-              <m:t>z</m:t>
-            </m:r>
-          </m:e>
-          <m:sub>
-            <m:r>
-              <m:rPr>
-                <m:nor/>
-                <m:sty m:val="p"/>
-              </m:rPr>
-              <m:t>diff</m:t>
-            </m:r>
-          </m:sub>
-        </m:sSub>
-        <m:r>
-          <m:rPr>
-            <m:sty m:val="p"/>
-          </m:rPr>
-          <m:t>=</m:t>
-        </m:r>
-        <m:d>
-          <m:dPr>
-            <m:begChr m:val="("/>
-            <m:endChr m:val=")"/>
-            <m:sepChr m:val=""/>
-            <m:grow/>
-          </m:dPr>
-          <m:e>
-            <m:sSub>
-              <m:e>
-                <m:r>
-                  <m:t>z</m:t>
-                </m:r>
-              </m:e>
-              <m:sub>
-                <m:r>
-                  <m:rPr>
-                    <m:nor/>
-                    <m:sty m:val="p"/>
-                  </m:rPr>
-                  <m:t>drug</m:t>
-                </m:r>
-              </m:sub>
-            </m:sSub>
-            <m:r>
-              <m:rPr>
-                <m:sty m:val="p"/>
-              </m:rPr>
-              <m:t>−</m:t>
-            </m:r>
-            <m:sSub>
-              <m:e>
-                <m:r>
-                  <m:t>z</m:t>
-                </m:r>
-              </m:e>
-              <m:sub>
-                <m:r>
-                  <m:rPr>
-                    <m:nor/>
-                    <m:sty m:val="p"/>
-                  </m:rPr>
-                  <m:t>control</m:t>
-                </m:r>
-              </m:sub>
-            </m:sSub>
-          </m:e>
-        </m:d>
-        <m:r>
-          <m:rPr>
-            <m:sty m:val="p"/>
-          </m:rPr>
-          <m:t>/</m:t>
-        </m:r>
-        <m:rad>
-          <m:radPr>
-            <m:degHide m:val="on"/>
-          </m:radPr>
-          <m:deg/>
-          <m:e>
-            <m:r>
-              <m:t>2</m:t>
-            </m:r>
-          </m:e>
-        </m:rad>
-      </m:oMath>
-      <w:r>
-        <w:rPr>
-          <w:sz w:val="19"/>
-          <w:szCs w:val="19"/>
-        </w:rPr>
-        <w:t xml:space="preserve">. Asterisks mark FDR &lt; 0.05 for </w:t>
-      </w:r>
-      <m:oMath>
-        <m:sSub>
-          <m:e>
-            <m:r>
-              <m:t>z</m:t>
-            </m:r>
-          </m:e>
-          <m:sub>
-            <m:r>
-              <m:rPr>
-                <m:nor/>
-                <m:sty m:val="p"/>
-              </m:rPr>
-              <m:t>diff</m:t>
-            </m:r>
-          </m:sub>
-        </m:sSub>
-      </m:oMath>
-      <w:r>
-        <w:rPr>
-          <w:sz w:val="19"/>
-          <w:szCs w:val="19"/>
-        </w:rPr>
-        <w:t xml:space="preserve">. Genes not among the 5,005 retained genes (CDKN2A, RB1, GLB1, KDM5A) are omitted.</w:t>
-      </w:r>
-    </w:p>
-    <w:p>
-      <w:pPr>
-        <w:keepNext/>
-        <w:suppressLineNumbers/>
-        <w:spacing w:before="240" w:after="120" w:line="240" w:lineRule="auto"/>
-        <w:ind w:left="0" w:right="0" w:firstLine="0"/>
-        <w:jc w:val="center"/>
-      </w:pPr>
-      <w:r>
-        <w:drawing>
-          <wp:inline distT="0" distB="0" distL="0" distR="0">
-            <wp:extent cx="5486400" cy="3212199"/>
-            <wp:effectExtent t="0" r="0" b="0" l="0"/>
-            <wp:docPr id="1" name="" descr="" title=""/>
-            <wp:cNvGraphicFramePr>
-              <a:graphicFrameLocks xmlns:a="http://schemas.openxmlformats.org/drawingml/2006/main" noChangeAspect="1"/>
-            </wp:cNvGraphicFramePr>
-            <a:graphic xmlns:a="http://schemas.openxmlformats.org/drawingml/2006/main">
-              <a:graphicData uri="http://schemas.openxmlformats.org/drawingml/2006/picture">
-                <pic:pic xmlns:pic="http://schemas.openxmlformats.org/drawingml/2006/picture">
-                  <pic:nvPicPr>
-                    <pic:cNvPr id="0" name="" descr=""/>
-                    <pic:cNvPicPr>
-                      <a:picLocks noChangeAspect="1" noChangeArrowheads="1"/>
-                    </pic:cNvPicPr>
-                  </pic:nvPicPr>
-                  <pic:blipFill>
-                    <a:blip r:embed="rId15" cstate="none"/>
-                    <a:srcRect/>
-                    <a:stretch>
-                      <a:fillRect/>
-                    </a:stretch>
-                  </pic:blipFill>
-                  <pic:spPr bwMode="auto">
-                    <a:xfrm>
-                      <a:off x="0" y="0"/>
-                      <a:ext cx="5486400" cy="3212199"/>
-                    </a:xfrm>
-                    <a:prstGeom prst="rect">
-                      <a:avLst/>
-                    </a:prstGeom>
-                  </pic:spPr>
-                </pic:pic>
-              </a:graphicData>
-            </a:graphic>
-          </wp:inline>
-        </w:drawing>
-      </w:r>
-    </w:p>
-    <w:p>
-      <w:pPr>
-        <w:spacing w:after="280" w:line="276"/>
-        <w:jc w:val="both"/>
-      </w:pPr>
+        <w:t xml:space="preserve"> </w:t>
+      </w:r>
       <w:r>
         <w:rPr>
           <w:b/>
@@ -8210,70 +8019,15 @@
           <w:sz w:val="19"/>
           <w:szCs w:val="19"/>
         </w:rPr>
-        <w:t xml:space="preserve">Supplementary Fig. 4 | Substitutes for an untreated arm.</w:t>
+        <w:t xml:space="preserve">a</w:t>
       </w:r>
       <w:r>
         <w:rPr>
           <w:sz w:val="19"/>
           <w:szCs w:val="19"/>
         </w:rPr>
-        <w:t xml:space="preserve"> For each drug arm of ReSisTrace, the drug-specific gain measured against the real control-arm model (black) and against two substitutes that use no control-arm labels: a model trained on the other drug arms (blue) and the label-free density score (green). Error bars are 95% family-bootstrap intervals. The control-arm value lies between the two substitutes in every arm.</w:t>
-      </w:r>
-    </w:p>
-    <w:p>
-      <w:pPr>
-        <w:keepNext/>
-        <w:suppressLineNumbers/>
-        <w:spacing w:before="240" w:after="120" w:line="240" w:lineRule="auto"/>
-        <w:ind w:left="0" w:right="0" w:firstLine="0"/>
-        <w:jc w:val="center"/>
-      </w:pPr>
-      <w:r>
-        <w:drawing>
-          <wp:inline distT="0" distB="0" distL="0" distR="0">
-            <wp:extent cx="5486400" cy="1902542"/>
-            <wp:effectExtent t="0" r="0" b="0" l="0"/>
-            <wp:docPr id="1" name="" descr="" title=""/>
-            <wp:cNvGraphicFramePr>
-              <a:graphicFrameLocks xmlns:a="http://schemas.openxmlformats.org/drawingml/2006/main" noChangeAspect="1"/>
-            </wp:cNvGraphicFramePr>
-            <a:graphic xmlns:a="http://schemas.openxmlformats.org/drawingml/2006/main">
-              <a:graphicData uri="http://schemas.openxmlformats.org/drawingml/2006/picture">
-                <pic:pic xmlns:pic="http://schemas.openxmlformats.org/drawingml/2006/picture">
-                  <pic:nvPicPr>
-                    <pic:cNvPr id="0" name="" descr=""/>
-                    <pic:cNvPicPr>
-                      <a:picLocks noChangeAspect="1" noChangeArrowheads="1"/>
-                    </pic:cNvPicPr>
-                  </pic:nvPicPr>
-                  <pic:blipFill>
-                    <a:blip r:embed="rId16" cstate="none"/>
-                    <a:srcRect/>
-                    <a:stretch>
-                      <a:fillRect/>
-                    </a:stretch>
-                  </pic:blipFill>
-                  <pic:spPr bwMode="auto">
-                    <a:xfrm>
-                      <a:off x="0" y="0"/>
-                      <a:ext cx="5486400" cy="1902542"/>
-                    </a:xfrm>
-                    <a:prstGeom prst="rect">
-                      <a:avLst/>
-                    </a:prstGeom>
-                  </pic:spPr>
-                </pic:pic>
-              </a:graphicData>
-            </a:graphic>
-          </wp:inline>
-        </w:drawing>
-      </w:r>
-    </w:p>
-    <w:p>
-      <w:pPr>
-        <w:spacing w:after="280" w:line="276"/>
-        <w:jc w:val="both"/>
-      </w:pPr>
+        <w:t xml:space="preserve">, Estimated against true drug-specific gain across synthetic settings; the line is equality and bars are the spread over 25 independent experiments. </w:t>
+      </w:r>
       <w:r>
         <w:rPr>
           <w:b/>
@@ -8281,14 +8035,14 @@
           <w:sz w:val="19"/>
           <w:szCs w:val="19"/>
         </w:rPr>
-        <w:t xml:space="preserve">Supplementary Fig. 5 | The estimators checked against a known answer.</w:t>
+        <w:t xml:space="preserve">b</w:t>
       </w:r>
       <w:r>
         <w:rPr>
           <w:sz w:val="19"/>
           <w:szCs w:val="19"/>
         </w:rPr>
-        <w:t xml:space="preserve"> </w:t>
+        <w:t xml:space="preserve">, Coverage of the nominal 95% interval that resamples families without refitting the models, in each setting; the dashed line is 0.95. </w:t>
       </w:r>
       <w:r>
         <w:rPr>
@@ -8297,45 +8051,13 @@
           <w:sz w:val="19"/>
           <w:szCs w:val="19"/>
         </w:rPr>
-        <w:t xml:space="preserve">a</w:t>
+        <w:t xml:space="preserve">c</w:t>
       </w:r>
       <w:r>
         <w:rPr>
           <w:sz w:val="19"/>
           <w:szCs w:val="19"/>
         </w:rPr>
-        <w:t xml:space="preserve">, Estimated against true drug-specific gain across synthetic settings; the line is equality and bars are the spread over 25 independent experiments. </w:t>
-      </w:r>
-      <w:r>
-        <w:rPr>
-          <w:b/>
-          <w:bCs/>
-          <w:sz w:val="19"/>
-          <w:szCs w:val="19"/>
-        </w:rPr>
-        <w:t xml:space="preserve">b</w:t>
-      </w:r>
-      <w:r>
-        <w:rPr>
-          <w:sz w:val="19"/>
-          <w:szCs w:val="19"/>
-        </w:rPr>
-        <w:t xml:space="preserve">, Coverage of the nominal 95% interval in each setting; the dashed line is 0.95. </w:t>
-      </w:r>
-      <w:r>
-        <w:rPr>
-          <w:b/>
-          <w:bCs/>
-          <w:sz w:val="19"/>
-          <w:szCs w:val="19"/>
-        </w:rPr>
-        <w:t xml:space="preserve">c</w:t>
-      </w:r>
-      <w:r>
-        <w:rPr>
-          <w:sz w:val="19"/>
-          <w:szCs w:val="19"/>
-        </w:rPr>
         <w:t xml:space="preserve">, Estimated minus actual AUROC if the treated sister were scored, as fate moves from depending on the treated cell's own state (left, the estimator's assumption) to depending only on the state the sisters share (right).</w:t>
       </w:r>
     </w:p>
@@ -8362,7 +8084,23 @@
           <w:sz w:val="20"/>
           <w:szCs w:val="20"/>
         </w:rPr>
-        <w:t xml:space="preserve">References marked ✓ were checked against their full text; the others were checked against their abstracts.</w:t>
+        <w:t xml:space="preserve">Chen T, Kornblith S, Norouzi M, Hinton G. A simple framework for contrastive learning of visual representations. </w:t>
+      </w:r>
+      <w:r>
+        <w:rPr>
+          <w:i/>
+          <w:iCs/>
+          <w:sz w:val="20"/>
+          <w:szCs w:val="20"/>
+        </w:rPr>
+        <w:t xml:space="preserve">ICML</w:t>
+      </w:r>
+      <w:r>
+        <w:rPr>
+          <w:sz w:val="20"/>
+          <w:szCs w:val="20"/>
+        </w:rPr>
+        <w:t xml:space="preserve"> (2020). arXiv:2002.05709</w:t>
       </w:r>
     </w:p>
     <w:p>
@@ -8375,7 +8113,7 @@
           <w:sz w:val="20"/>
           <w:szCs w:val="20"/>
         </w:rPr>
-        <w:t xml:space="preserve">Chen T, Kornblith S, Norouzi M, Hinton G. A simple framework for contrastive learning of visual representations. </w:t>
+        <w:t xml:space="preserve">Dai J, Zheng S, Falco MM, et al. Tracing back primed resistance in cancer via sister cells. </w:t>
       </w:r>
       <w:r>
         <w:rPr>
@@ -8384,25 +8122,15 @@
           <w:sz w:val="20"/>
           <w:szCs w:val="20"/>
         </w:rPr>
-        <w:t xml:space="preserve">ICML</w:t>
-      </w:r>
-      <w:r>
-        <w:rPr>
-          <w:sz w:val="20"/>
-          <w:szCs w:val="20"/>
-        </w:rPr>
-        <w:t xml:space="preserve"> (2020). </w:t>
-      </w:r>
-      <w:hyperlink r:id="rIdL1054" w:history="1">
-        <w:r>
-          <w:rPr>
-            <w:rStyle w:val="Hyperlink"/>
-            <w:sz w:val="20"/>
-            <w:szCs w:val="20"/>
-          </w:rPr>
-          <w:t xml:space="preserve">arXiv:2002.05709</w:t>
-        </w:r>
-      </w:hyperlink>
+        <w:t xml:space="preserve">Nat Commun</w:t>
+      </w:r>
+      <w:r>
+        <w:rPr>
+          <w:sz w:val="20"/>
+          <w:szCs w:val="20"/>
+        </w:rPr>
+        <w:t xml:space="preserve"> 15, 1158 (2024). doi:10.1038/s41467-024-45478-7 ✓</w:t>
+      </w:r>
     </w:p>
     <w:p>
       <w:pPr>
@@ -8414,7 +8142,7 @@
           <w:sz w:val="20"/>
           <w:szCs w:val="20"/>
         </w:rPr>
-        <w:t xml:space="preserve">Dai J, Zheng S, Falco MM, et al. Tracing back primed resistance in cancer via sister cells. </w:t>
+        <w:t xml:space="preserve">Hamilton WL, Ying R, Leskovec J. Inductive representation learning on large graphs. </w:t>
       </w:r>
       <w:r>
         <w:rPr>
@@ -8423,31 +8151,14 @@
           <w:sz w:val="20"/>
           <w:szCs w:val="20"/>
         </w:rPr>
-        <w:t xml:space="preserve">Nat Commun</w:t>
-      </w:r>
-      <w:r>
-        <w:rPr>
-          <w:sz w:val="20"/>
-          <w:szCs w:val="20"/>
-        </w:rPr>
-        <w:t xml:space="preserve"> 15, 1158 (2024). </w:t>
-      </w:r>
-      <w:hyperlink r:id="rIdL1012" w:history="1">
-        <w:r>
-          <w:rPr>
-            <w:rStyle w:val="Hyperlink"/>
-            <w:sz w:val="20"/>
-            <w:szCs w:val="20"/>
-          </w:rPr>
-          <w:t xml:space="preserve">doi:10.1038/s41467-024-45478-7</w:t>
-        </w:r>
-      </w:hyperlink>
-      <w:r>
-        <w:rPr>
-          <w:sz w:val="20"/>
-          <w:szCs w:val="20"/>
-        </w:rPr>
-        <w:t xml:space="preserve"> ✓</w:t>
+        <w:t xml:space="preserve">NeurIPS</w:t>
+      </w:r>
+      <w:r>
+        <w:rPr>
+          <w:sz w:val="20"/>
+          <w:szCs w:val="20"/>
+        </w:rPr>
+        <w:t xml:space="preserve"> (2017). arXiv:1706.02216</w:t>
       </w:r>
     </w:p>
     <w:p>
@@ -8460,7 +8171,7 @@
           <w:sz w:val="20"/>
           <w:szCs w:val="20"/>
         </w:rPr>
-        <w:t xml:space="preserve">Hamilton WL, Ying R, Leskovec J. Inductive representation learning on large graphs. </w:t>
+        <w:t xml:space="preserve">Pellecchia S, Franchini M, Viscido G, et al. Single cell lineage tracing reveals clonal dynamics of anti-EGFR therapy resistance in triple negative breast cancer. </w:t>
       </w:r>
       <w:r>
         <w:rPr>
@@ -8469,25 +8180,15 @@
           <w:sz w:val="20"/>
           <w:szCs w:val="20"/>
         </w:rPr>
-        <w:t xml:space="preserve">NeurIPS</w:t>
-      </w:r>
-      <w:r>
-        <w:rPr>
-          <w:sz w:val="20"/>
-          <w:szCs w:val="20"/>
-        </w:rPr>
-        <w:t xml:space="preserve"> (2017). </w:t>
-      </w:r>
-      <w:hyperlink r:id="rIdL1055" w:history="1">
-        <w:r>
-          <w:rPr>
-            <w:rStyle w:val="Hyperlink"/>
-            <w:sz w:val="20"/>
-            <w:szCs w:val="20"/>
-          </w:rPr>
-          <w:t xml:space="preserve">arXiv:1706.02216</w:t>
-        </w:r>
-      </w:hyperlink>
+        <w:t xml:space="preserve">Genome Med</w:t>
+      </w:r>
+      <w:r>
+        <w:rPr>
+          <w:sz w:val="20"/>
+          <w:szCs w:val="20"/>
+        </w:rPr>
+        <w:t xml:space="preserve"> 16, 55 (2024). doi:10.1186/s13073-024-01327-2 ✓</w:t>
+      </w:r>
     </w:p>
     <w:p>
       <w:pPr>
@@ -8499,7 +8200,7 @@
           <w:sz w:val="20"/>
           <w:szCs w:val="20"/>
         </w:rPr>
-        <w:t xml:space="preserve">Pellecchia S, Franchini M, Viscido G, et al. Single cell lineage tracing reveals clonal dynamics of anti-EGFR therapy resistance in triple negative breast cancer. </w:t>
+        <w:t xml:space="preserve">Schaff DL, White PE, Cote CJ, et al. Pre-existing cell states predict resistance to multiple treatments. </w:t>
       </w:r>
       <w:r>
         <w:rPr>
@@ -8508,31 +8209,14 @@
           <w:sz w:val="20"/>
           <w:szCs w:val="20"/>
         </w:rPr>
-        <w:t xml:space="preserve">Genome Med</w:t>
-      </w:r>
-      <w:r>
-        <w:rPr>
-          <w:sz w:val="20"/>
-          <w:szCs w:val="20"/>
-        </w:rPr>
-        <w:t xml:space="preserve"> 16, 55 (2024). </w:t>
-      </w:r>
-      <w:hyperlink r:id="rIdL1033" w:history="1">
-        <w:r>
-          <w:rPr>
-            <w:rStyle w:val="Hyperlink"/>
-            <w:sz w:val="20"/>
-            <w:szCs w:val="20"/>
-          </w:rPr>
-          <w:t xml:space="preserve">doi:10.1186/s13073-024-01327-2</w:t>
-        </w:r>
-      </w:hyperlink>
-      <w:r>
-        <w:rPr>
-          <w:sz w:val="20"/>
-          <w:szCs w:val="20"/>
-        </w:rPr>
-        <w:t xml:space="preserve"> ✓</w:t>
+        <w:t xml:space="preserve">Cell Genom</w:t>
+      </w:r>
+      <w:r>
+        <w:rPr>
+          <w:sz w:val="20"/>
+          <w:szCs w:val="20"/>
+        </w:rPr>
+        <w:t xml:space="preserve"> 6, 101191 (2026). doi:10.1016/j.xgen.2026.101191 ✓</w:t>
       </w:r>
     </w:p>
     <w:p>
@@ -8545,7 +8229,7 @@
           <w:sz w:val="20"/>
           <w:szCs w:val="20"/>
         </w:rPr>
-        <w:t xml:space="preserve">Schaff DL, White PE, Cote CJ, et al. Pre-existing cell states predict resistance to multiple treatments. </w:t>
+        <w:t xml:space="preserve">Sharma SV, Lee DY, Li B, et al. A chromatin-mediated reversible drug-tolerant state in cancer cell subpopulations. </w:t>
       </w:r>
       <w:r>
         <w:rPr>
@@ -8554,52 +8238,6 @@
           <w:sz w:val="20"/>
           <w:szCs w:val="20"/>
         </w:rPr>
-        <w:t xml:space="preserve">Cell Genom</w:t>
-      </w:r>
-      <w:r>
-        <w:rPr>
-          <w:sz w:val="20"/>
-          <w:szCs w:val="20"/>
-        </w:rPr>
-        <w:t xml:space="preserve"> 6, 101191 (2026). </w:t>
-      </w:r>
-      <w:hyperlink r:id="rIdL1037" w:history="1">
-        <w:r>
-          <w:rPr>
-            <w:rStyle w:val="Hyperlink"/>
-            <w:sz w:val="20"/>
-            <w:szCs w:val="20"/>
-          </w:rPr>
-          <w:t xml:space="preserve">doi:10.1016/j.xgen.2026.101191</w:t>
-        </w:r>
-      </w:hyperlink>
-      <w:r>
-        <w:rPr>
-          <w:sz w:val="20"/>
-          <w:szCs w:val="20"/>
-        </w:rPr>
-        <w:t xml:space="preserve"> ✓</w:t>
-      </w:r>
-    </w:p>
-    <w:p>
-      <w:pPr>
-        <w:spacing w:after="160" w:line="276"/>
-        <w:jc w:val="left"/>
-      </w:pPr>
-      <w:r>
-        <w:rPr>
-          <w:sz w:val="20"/>
-          <w:szCs w:val="20"/>
-        </w:rPr>
-        <w:t xml:space="preserve">Sharma SV, Lee DY, Li B, et al. A chromatin-mediated reversible drug-tolerant state in cancer cell subpopulations. </w:t>
-      </w:r>
-      <w:r>
-        <w:rPr>
-          <w:i/>
-          <w:iCs/>
-          <w:sz w:val="20"/>
-          <w:szCs w:val="20"/>
-        </w:rPr>
         <w:t xml:space="preserve">Cell</w:t>
       </w:r>
       <w:r>
@@ -8607,24 +8245,7 @@
           <w:sz w:val="20"/>
           <w:szCs w:val="20"/>
         </w:rPr>
-        <w:t xml:space="preserve"> 141, 69-80 (2010). </w:t>
-      </w:r>
-      <w:hyperlink r:id="rIdL1040" w:history="1">
-        <w:r>
-          <w:rPr>
-            <w:rStyle w:val="Hyperlink"/>
-            <w:sz w:val="20"/>
-            <w:szCs w:val="20"/>
-          </w:rPr>
-          <w:t xml:space="preserve">doi:10.1016/j.cell.2010.02.027</w:t>
-        </w:r>
-      </w:hyperlink>
-      <w:r>
-        <w:rPr>
-          <w:sz w:val="20"/>
-          <w:szCs w:val="20"/>
-        </w:rPr>
-        <w:t xml:space="preserve"> ✓</w:t>
+        <w:t xml:space="preserve"> 141, 69-80 (2010). doi:10.1016/j.cell.2010.02.027 ✓</w:t>
       </w:r>
     </w:p>
     <w:sectPr>

--- a/SisFatee.docx
+++ b/SisFatee.docx
@@ -1246,7 +1246,7 @@
           <w:sz w:val="19"/>
           <w:szCs w:val="19"/>
         </w:rPr>
-        <w:t xml:space="preserve">, Expression AUROC before and after residualising on log clone size, with the likelihood-ratio test for adding expression to clone size.</w:t>
+        <w:t xml:space="preserve">, Expression AUROC before and after residualising on log clone size; asterisks mark treatments in which expression added to clone size (likelihood-ratio p &lt; 0.05).</w:t>
       </w:r>
     </w:p>
     <w:p>
@@ -1454,7 +1454,7 @@
           <w:sz w:val="19"/>
           <w:szCs w:val="19"/>
         </w:rPr>
-        <w:t xml:space="preserve">, Change in signature score from treatment-naive to post-treatment malignant cells in 11 patients with high-grade serous ovarian cancer receiving neoadjuvant platinum–taxane chemotherapy (Zhang et al., 2022); one dot per patient, filled where both samples came from the same anatomical site; the vertical line is the median and the grey band spans ±2 s.d. of the medians of 200 expression-matched random gene sets.</w:t>
+        <w:t xml:space="preserve">, Change in signature score from treatment-naive to post-treatment malignant cells in 11 patients with high-grade serous ovarian cancer receiving neoadjuvant platinum–taxane chemotherapy (Zhang et al., 2022); one dot per patient, filled where both samples came from the same anatomical site; the vertical line is the median (red for the fitness signature, the only one with Wilcoxon p &lt; 0.05) and the grey band spans ±2 s.d. of the medians of 200 expression-matched random gene sets.</w:t>
       </w:r>
     </w:p>
     <w:p>

--- a/SisFatee.docx
+++ b/SisFatee.docx
@@ -194,7 +194,7 @@
         <w:jc w:val="both"/>
       </w:pPr>
       <w:r>
-        <w:t xml:space="preserve">This leaves three questions open. First, how much does a cell's pre-treatment transcriptome say about its sister's fate when a model is trained directly on the lineage labels? Second, how much of that signal is specific to the drug, rather than the growth and recovery advantage that the control arm was designed to reveal? Third, what is the best performance one could hope for, given that the label belongs to a different cell? We answer each question on the ReSisTrace data (Fig. 1a). We then test the answers against technical confounders, a second lineage-tracing system, two further lineage data sets, bulk tumours and patients. Our contributions are threefold. First, we separate drug-specific tolerance from general growth fitness by comparing each predictor with a model trained on the untreated arm, at equal training size. Second, we bound the best performance achievable given that sisters are not identical, and check both estimators on synthetic data where the true answer is known. Third, we release the evaluation as a reusable Python package.</w:t>
+        <w:t xml:space="preserve">This leaves three questions open. First, how much does a cell's pre-treatment transcriptome say about its sister's fate when a model is trained directly on the lineage labels? Second, how much of that signal is specific to the drug, rather than the growth and recovery advantage that the control arm was designed to reveal? Third, what is the best performance one could hope for, given that the label belongs to a different cell? We answer each question on the ReSisTrace data (Fig. 1a). We then test the answers against technical confounders, a second lineage-tracing system, two further lineage data sets, bulk tumours and patients. Our contributions are fourfold. First, we separate drug-specific tolerance from general growth fitness by comparing each predictor with a model trained on the untreated arm, at equal training size, and split what remains into a part shared with other treatments and a part unique to the drug. Second, we bound the best performance achievable given that sisters are not identical, and check both estimators on synthetic data where the true answer is known. Third, we re-score the pathway and HRD findings of the original study against its untreated arm. Fourth, we release the evaluation as a reusable Python package.</w:t>
       </w:r>
     </w:p>
     <w:p>
@@ -1622,7 +1622,7 @@
         <w:jc w:val="both"/>
       </w:pPr>
       <w:r>
-        <w:t xml:space="preserve">This study has limitations. First, ReSisTrace labels are noisy: cells whose sister was lost or only partially matched are counted as pre-sensitive, and our ceiling handles this only through an assumed noise level. Second, the ceiling rests on a simplified Gaussian liability model that assumes a single linear score, so it is approximate and, as shown above, an upper bound. Third, our copy-number clusters were inferred from expression and only weakly separated; they reproduced the published enrichment pattern, but they are not the original subclone calls, and copy number measured from DNA in the same cells, which this data set does not provide, would be needed to exclude a copy-number contribution completely. Fourth, all main analyses use one ovarian cancer cell line, and the external checks rely on clone-level labels, on bulk tumours, and on a patient cohort of 11 in which the two samples are different pieces of tissue rather than sisters, so a negative result there has several possible causes. Fifth, the second system has no drug-free arm, so clone size stands in for fitness there, and lineage detection stands in for survival. Our barcode assignment there is also simpler than the original authors', so our clone counts are not identical to theirs, although the conclusions held across the thresholds we tried. Finally, we tested one graph architecture with modest tuning, and used both foundation models as frozen feature extractors rather than fine-tuning them. A different design might do better, but the near-identical performance of very different models, from logistic regression to a 104-million-parameter transformer, suggests that the information, not the model, is the limit.</w:t>
+        <w:t xml:space="preserve">This study has limitations. First, ReSisTrace labels are noisy: cells whose sister was lost or only partially matched are counted as pre-sensitive, and our ceiling handles this only through an assumed noise level. Second, the ceiling rests on a simplified Gaussian liability model that assumes a single linear score, so it is approximate and, as shown above, an upper bound. Third, our copy-number clusters were inferred from expression and only weakly separated; they reproduced the published enrichment pattern, but they are not the original subclone calls, and copy number measured from DNA in the same cells, which this data set does not provide, would be needed to exclude a copy-number contribution completely. Fourth, differential expression treated the cells of a sample as independent observations. Because 90% of families consist of a single labelled cell, holding 81% of labelled cells, sisters add little dependence, but gene-level p-values may be slightly optimistic; all classifier evaluations kept families together. Fifth, all main analyses use one ovarian cancer cell line, and the external checks rely on clone-level labels, on bulk tumours, and on a patient cohort of 11 in which the two samples are different pieces of tissue rather than sisters, so a negative result there has several possible causes. Sixth, the second system has no drug-free arm, so clone size stands in for fitness there, and lineage detection stands in for survival. Our barcode assignment there is also simpler than the original authors', so our clone counts are not identical to theirs, although the conclusions held across the thresholds we tried. Finally, we tested one graph architecture with modest tuning, and used both foundation models as frozen feature extractors rather than fine-tuning them. A different design might do better, but the near-identical performance of very different models, from logistic regression to a 104-million-parameter transformer, suggests that the information, not the model, is the limit.</w:t>
       </w:r>
     </w:p>
     <w:p>

--- a/SisFatee.docx
+++ b/SisFatee.docx
@@ -19,21 +19,63 @@
       <w:r>
         <w:t xml:space="preserve">Rabeya Noor</w:t>
       </w:r>
-    </w:p>
-    <w:p>
-      <w:pPr>
-        <w:spacing w:after="160" w:line="360"/>
-        <w:jc w:val="both"/>
-      </w:pPr>
-      <w:r>
-        <w:t xml:space="preserve">Independent Researcher, Dhaka, Bangladesh</w:t>
-      </w:r>
-    </w:p>
-    <w:p>
-      <w:pPr>
-        <w:spacing w:after="160" w:line="360"/>
-        <w:jc w:val="both"/>
-      </w:pPr>
+      <w:r>
+        <w:rPr>
+          <w:vertAlign w:val="superscript"/>
+        </w:rPr>
+        <w:t xml:space="preserve">1*</w:t>
+      </w:r>
+      <w:r>
+        <w:t xml:space="preserve"> and Khairum Jahan Roza</w:t>
+      </w:r>
+      <w:r>
+        <w:rPr>
+          <w:vertAlign w:val="superscript"/>
+        </w:rPr>
+        <w:t xml:space="preserve">2</w:t>
+      </w:r>
+    </w:p>
+    <w:p>
+      <w:pPr>
+        <w:spacing w:after="160" w:line="360"/>
+        <w:jc w:val="both"/>
+      </w:pPr>
+      <w:r>
+        <w:rPr>
+          <w:vertAlign w:val="superscript"/>
+        </w:rPr>
+        <w:t xml:space="preserve">1</w:t>
+      </w:r>
+      <w:r>
+        <w:t xml:space="preserve">Department of Computer Science and Engineering, Daffodil International University, Daffodil Smart City, Birulia, Savar, Dhaka 1216, Bangladesh</w:t>
+      </w:r>
+    </w:p>
+    <w:p>
+      <w:pPr>
+        <w:spacing w:after="160" w:line="360"/>
+        <w:jc w:val="both"/>
+      </w:pPr>
+      <w:r>
+        <w:rPr>
+          <w:vertAlign w:val="superscript"/>
+        </w:rPr>
+        <w:t xml:space="preserve">2</w:t>
+      </w:r>
+      <w:r>
+        <w:t xml:space="preserve">[MEDICAL COLLEGE NAME], Dhaka, Bangladesh</w:t>
+      </w:r>
+    </w:p>
+    <w:p>
+      <w:pPr>
+        <w:spacing w:after="160" w:line="360"/>
+        <w:jc w:val="both"/>
+      </w:pPr>
+      <w:r>
+        <w:rPr>
+          <w:vertAlign w:val="superscript"/>
+        </w:rPr>
+        <w:t xml:space="preserve">*</w:t>
+      </w:r>
       <w:r>
         <w:rPr>
           <w:b/>
@@ -66,7 +108,7 @@
         <w:t xml:space="preserve">Background.</w:t>
       </w:r>
       <w:r>
-        <w:t xml:space="preserve"> Some cancer cells survive treatment without genetic change, and many studies suggest they can be recognised in advance from their gene expression. Sister-cell lineage tracing tests this directly: one daughter of a dividing cell is sequenced before treatment, the other is treated, and the treated sister's fate labels the sequenced cell. However, a cell whose sister survives may simply be a cell that grows well. How much of the predictable signal reflects drug tolerance rather than general growth fitness has not been measured. We measured it in the ReSisTrace experiment, which includes an identically processed untreated arm.</w:t>
+        <w:t xml:space="preserve"> Some cancer cells survive treatment without genetic change, and many studies suggest they can be recognised in advance from their gene expression. Sister-cell lineage tracing tests this: one daughter of a dividing cell is sequenced before treatment, the other is treated, and the treated sister's fate labels the sequenced cell. However, a cell whose sister survives may simply be a cell that grows well. How much of the predictable signal reflects drug tolerance rather than general growth fitness has not been measured. We measured it in the ReSisTrace experiment, which includes an identically processed untreated arm.</w:t>
       </w:r>
     </w:p>
     <w:p>
@@ -82,7 +124,7 @@
         <w:t xml:space="preserve">Results.</w:t>
       </w:r>
       <w:r>
-        <w:t xml:space="preserve"> We built an evaluation that compares each drug-arm predictor with a fitness model trained on the untreated arm at equal training size, and bounds what any predictor can reach given that sisters differ. Applied to 32,642 pre-treatment ovarian cancer cells, a simple linear model predicted the sister's fate (AUROC 0.72–0.75), far above published methods on the same task (0.50–0.60), and neither a graph neural network nor two single-cell foundation models did better. Yet the fitness model, which never saw a drug, predicted drug-arm fates almost as well (0.70–0.73). The drug-specific gain was about 0.02 AUROC: positive in every arm, too small for this experiment to separate from zero, and at most about 0.05. Point estimates placed most of it with the particular drug, not with treatment in general. A score that uses no labels recovered much of the signal, which marked a proliferative, low-stress state, and a link to homologous-recombination-deficient states reported with these data was as strong in untreated cells. In a second lineage system with six treatments, pre-treatment clone size outpredicted gene expression under every treatment, and in 11 patients the fitness state was depleted, not enriched, after chemotherapy.</w:t>
+        <w:t xml:space="preserve"> We built an evaluation that compares each drug-arm predictor with a fitness model trained on the untreated arm at equal training size, and bounds what any predictor can reach given that sisters differ. Applied to 32,642 pre-treatment ovarian cancer cells, a simple linear model predicted the sister's fate (AUROC 0.72–0.75), far above published methods on the same task (0.50–0.60), and neither a graph neural network nor two single-cell foundation models did better. Yet the fitness model, which never saw a drug, predicted drug-arm fates almost as well (0.70–0.73). The drug-specific gain was about 0.02 AUROC: positive in every arm, too small for this experiment to separate reliably from zero, and at most about 0.05. Point estimates placed most of it with the particular drug, not with treatment in general. A score that uses no labels recovered much of the signal, which marked a proliferative, low-stress state, and a link to homologous-recombination-deficient states reported with these data was as strong in untreated cells. In a second lineage system with six treatments, pre-treatment clone size outpredicted gene expression under every treatment, and in 11 patients the fitness state was depleted, not enriched, after chemotherapy.</w:t>
       </w:r>
     </w:p>
     <w:p>
@@ -748,7 +790,7 @@
         <w:jc w:val="both"/>
       </w:pPr>
       <w:r>
-        <w:t xml:space="preserve">Whether this gain would reappear in a new experiment is harder to establish, because the experiment is too small to resolve it. A design calculation shows that, with 3,879 labelled control families, the experiment can detect a gain of about 0.025 to 0.028 with 80% power, and every estimate falls below that. As expected from this, in the main analysis intervals that account for refitting the models do not exclude zero. When we repeated the whole procedure inside each of 200 bootstrap samples, refitting both models each time, the estimates were 0.017 for carboplatin (95% CI −0.0002 to 0.043), 0.022 for olaparib (−0.004 to 0.046) and 0.014 for NK (−0.010 to 0.043) (Table S27); the point estimates differ slightly from those above because the random training sets differ. Across all nine combinations of arm and preprocessing variant, the gain exceeded 0.01 in eight and was close to zero in the ninth (NK with all technical covariates removed, 0.001). Two intervals only just excluded zero, both with cell cycle removed (carboplatin 0.001 to 0.044, olaparib 0.0004 to 0.047). With nine overlapping comparisons and lower ends this close to zero, we do not count these as detections. Simpler intervals that resample only the evaluation, without refitting, do exclude zero in all three arms, but our simulations show that such intervals are too narrow (see below). The best summary is a drug-specific gain of about 0.02 AUROC that is consistent in sign but that this experiment cannot separate from zero. The same intervals also bound it from above, which is the more useful statement here: even at their upper ends, the gain is at most 0.043 to 0.046 AUROC, less than a fifth of the 0.22 to 0.25 by which the drug-arm models exceed chance. The data therefore do not merely fail to detect a large drug-specific component; they exclude one larger than about 0.05 AUROC.</w:t>
+        <w:t xml:space="preserve">Whether this gain would reappear in a new experiment is harder to establish, because the experiment is too small to resolve it. A design calculation shows that, with 3,879 labelled control families, the experiment can detect a gain of about 0.025 to 0.028 with 80% power, and every estimate falls below that. As expected from this, in the main analysis intervals that account for refitting the models do not exclude zero. When we repeated the whole procedure inside each of 200 bootstrap samples, refitting both models each time, the estimates were 0.017 for carboplatin (95% CI −0.0002 to 0.043), 0.022 for olaparib (−0.004 to 0.046) and 0.014 for NK (−0.010 to 0.043) (Table S27); the point estimates differ slightly from those above because the random training sets differ. Across all nine combinations of arm and preprocessing variant, the gain exceeded 0.01 in eight and was close to zero in the ninth (NK with all technical covariates removed, 0.001). Two intervals only just excluded zero, both with cell cycle removed (carboplatin 0.001 to 0.044, olaparib 0.0004 to 0.047). With nine overlapping comparisons and lower ends this close to zero, we do not count these as detections. The three-model bootstrap behind Fig. 3d, which draws its own training sets, gave total-gain intervals that excluded zero for olaparib (0.007 to 0.051) and NK (0.001 to 0.049) but not for carboplatin (−0.007 to 0.042) (Table S28). Whether an interval clears zero therefore depends on the random training sets, which is what an effect at the edge of detection looks like. Simpler intervals that resample only the evaluation, without refitting, do exclude zero in all three arms, but our simulations show that such intervals are too narrow (see below). The best summary is a drug-specific gain of about 0.02 AUROC that is consistent in sign but that this experiment cannot reliably separate from zero. The same intervals also bound it from above, which is the more useful statement here: even at their upper ends, the gain is at most 0.043 to 0.046 AUROC, less than a fifth of the 0.22 to 0.25 by which the drug-arm models exceed chance. The data therefore do not merely fail to detect a large drug-specific component; they exclude one larger than about 0.05 AUROC.</w:t>
       </w:r>
     </w:p>
     <w:p>
@@ -1454,7 +1496,7 @@
           <w:sz w:val="19"/>
           <w:szCs w:val="19"/>
         </w:rPr>
-        <w:t xml:space="preserve">, Change in signature score from treatment-naive to post-treatment malignant cells in 11 patients with high-grade serous ovarian cancer receiving neoadjuvant platinum–taxane chemotherapy (Zhang et al., 2022); one dot per patient, filled where both samples came from the same anatomical site; the vertical line is the median (red for the fitness signature, the only one with Wilcoxon p &lt; 0.05) and the grey band spans ±2 s.d. of the medians of 200 expression-matched random gene sets.</w:t>
+        <w:t xml:space="preserve">, Change in signature score from treatment-naive to post-treatment malignant cells in 11 patients with high-grade serous ovarian cancer receiving neoadjuvant platinum–taxane chemotherapy (Zhang et al., 2022); one dot per patient, filled where both samples came from the same anatomical site; the vertical line is the median (red for the fitness signature, the only one with Wilcoxon p &lt; 0.05) and the grey band spans the mean ± 2 s.d. of the medians of 200 expression-matched random gene sets.</w:t>
       </w:r>
     </w:p>
     <w:p>
@@ -1568,7 +1610,7 @@
         <w:jc w:val="both"/>
       </w:pPr>
       <w:r>
-        <w:t xml:space="preserve">We asked whether a cancer cell's transcriptome before treatment predicts whether its sister survives, and how much of that prediction is about the drug. The pre-treatment state is predictive: a simple model reaches AUROC 0.72–0.75, far above published methods on the same task. But most of the signal is not about the drug. A model trained on cells that never saw a drug predicts drug-arm fates nearly as well; a score that uses no labels recovers much of the same signal; and the shared component is a proliferative, low-stress state that fits an advantage in growing back after handling. The drug-specific remainder is biologically coherent, pointing to slower cycling among otherwise fit cells, and it is positive in every arm, but it is worth one to three points of AUROC and this experiment cannot separate it from zero once the uncertainty of fitting is counted. Point estimates suggest that most of that remainder is tied to the particular drug rather than to being treated at all, because a model trained on the other treated arms, at the same size, recovered only a fifth to a third of it, although this split is less certain than the gain itself and was clear only for olaparib.</w:t>
+        <w:t xml:space="preserve">We asked whether a cancer cell's transcriptome before treatment predicts whether its sister survives, and how much of that prediction is about the drug. The pre-treatment state is predictive: a simple model reaches AUROC 0.72–0.75, far above published methods on the same task. But most of the signal is not about the drug. A model trained on cells that never saw a drug predicts drug-arm fates nearly as well; a score that uses no labels recovers much of the same signal; and the shared component is a proliferative, low-stress state that fits an advantage in growing back after handling. The drug-specific remainder is biologically coherent, pointing to slower cycling among otherwise fit cells, and it is positive in every arm, but it is worth one to three points of AUROC and this experiment cannot reliably separate it from zero once the uncertainty of fitting is counted. Point estimates suggest that most of that remainder is tied to the particular drug rather than to being treated at all, because a model trained on the other treated arms, at the same size, recovered only a fifth to a third of it, although this split is less certain than the gain itself and was clear only for olaparib.</w:t>
       </w:r>
     </w:p>
     <w:p>
@@ -1613,7 +1655,7 @@
         <w:jc w:val="both"/>
       </w:pPr>
       <w:r>
-        <w:t xml:space="preserve">What should future studies do? The clearest answer is to carry an untreated arm through the same protocol, and to report the gain of drug-arm models over a model trained on that arm, with training size matched, next to the raw AUROC. Where that is impossible, we found no reliable substitute. A label-free density score inflated the gain roughly two- to three-fold, and a baseline built from the other treated arms almost erased it, largely because it had more training data than the untreated arm. Together they bracketed the true value in all three ReSisTrace arms, but not in four of the six treatments of the second system. A substitute can indicate that a reported pre-resistance signal is mostly fitness, but not by how much. Studies should also expect a ceiling: because sisters are not identical, even a perfect model of the sequenced cell loses up to about 0.1 AUROC. Finally, the synthetic experiments gave a methodological lesson. Bootstrap intervals that do not refit the model covered the truth well below their nominal rate, so anyone putting a bootstrap around a cross-validated score should refit inside each replicate or check the interval's coverage against a known answer first. The main steps, namely the fitness baseline, the size-matched gain with a family bootstrap interval, the family permutation null and the sister ceiling, are provided as a small package that applies to any lineage-tracing design with an untreated arm; the slower refitting interval is provided as a separate script.</w:t>
+        <w:t xml:space="preserve">What should future studies do? The clearest answer is to carry an untreated arm through the same protocol, and to report the gain of drug-arm models over a model trained on that arm, with training size matched, next to the raw AUROC. Where that is impossible, we found no reliable substitute. A label-free density score inflated the gain roughly two- to three-fold, and a baseline built from the other treated arms almost erased it, largely because it had more training data than the untreated arm. Together they bracketed the true value in all three ReSisTrace arms, but not in four of the six treatments of the second system. A substitute can indicate that a reported pre-resistance signal is mostly fitness, but not by how much. Studies should also expect a ceiling: because sisters are not identical, even a perfect model of the sequenced cell loses an estimated 0.09–0.12 AUROC at most in the drug arms. Finally, the synthetic experiments gave a methodological lesson. Bootstrap intervals that do not refit the model covered the truth well below their nominal rate, so anyone putting a bootstrap around a cross-validated score should refit inside each replicate or check the interval's coverage against a known answer first. The main steps, namely the fitness baseline, the size-matched gain with a family bootstrap interval, the family permutation null and the sister ceiling, are provided as a small package that applies to any lineage-tracing design with an untreated arm; the slower refitting interval is provided as a separate script.</w:t>
       </w:r>
     </w:p>
     <w:p>
@@ -3667,7 +3709,7 @@
             </m:fPr>
             <m:num>
               <m:r>
-                <m:t>k</m:t>
+                <m:t>κ</m:t>
               </m:r>
             </m:num>
             <m:den>
@@ -3986,7 +4028,7 @@
       </w:r>
       <m:oMath>
         <m:r>
-          <m:t>k</m:t>
+          <m:t>κ</m:t>
         </m:r>
       </m:oMath>
       <w:r>
@@ -3994,7 +4036,7 @@
       </w:r>
       <m:oMath>
         <m:r>
-          <m:t>k</m:t>
+          <m:t>κ</m:t>
         </m:r>
       </m:oMath>
       <w:r>
@@ -5741,10 +5783,10 @@
           <w:b/>
           <w:bCs/>
         </w:rPr>
-        <w:t xml:space="preserve">Use of AI tools.</w:t>
-      </w:r>
-      <w:r>
-        <w:t xml:space="preserve"> The author used a large language model to assist with writing code and text, checked all analyses and text, and takes full responsibility for the content.</w:t>
+        <w:t xml:space="preserve">Use of large language models.</w:t>
+      </w:r>
+      <w:r>
+        <w:t xml:space="preserve"> The authors used a large language model to assist with writing code and text, checked all analyses and text, and take full responsibility for the content.</w:t>
       </w:r>
     </w:p>
     <w:p>
@@ -5800,7 +5842,7 @@
         <w:t xml:space="preserve">Availability of data and materials.</w:t>
       </w:r>
       <w:r>
-        <w:t xml:space="preserve"> All data analysed are public: ReSisTrace (GEO GSE223003), Watermelon (GSE150949), the triple-negative breast cancer study (GSE228382, with figshare 24787458), the second lineage system (GSE279162), the patient cohort (GSE165897), and TCGA-OV through UCSC Xena. The code is available at https://github.com/rabeyanoor/SisFate and archived at Zenodo ([ZENODO DOI]) under the MIT licence. The fitness-adjusted evaluation described here (control-arm baseline, size-matched ΔAUROC with a family-level bootstrap interval, family permutation null and sister ceiling) is packaged as a small module, </w:t>
+        <w:t xml:space="preserve"> All data analysed are public: ReSisTrace (GEO GSE223003), Watermelon (GSE150949), the triple-negative breast cancer study (GSE228382, with figshare 24787458), the second lineage system (GSE279162), the patient cohort (GSE165897), and TCGA-OV through UCSC Xena. The code is available at https://github.com/rabeyanoor/SisFate under the MIT licence, and a release will be archived at Zenodo with a DOI on acceptance. The fitness-adjusted evaluation described here (control-arm baseline, size-matched ΔAUROC with a family-level bootstrap interval, family permutation null and sister ceiling) is packaged as a small module, </w:t>
       </w:r>
       <w:r>
         <w:rPr>
@@ -5861,7 +5903,7 @@
         <w:t xml:space="preserve">Competing interests.</w:t>
       </w:r>
       <w:r>
-        <w:t xml:space="preserve"> The author declares no competing interests.</w:t>
+        <w:t xml:space="preserve"> The authors declare that they have no competing interests.</w:t>
       </w:r>
     </w:p>
     <w:p>
@@ -5893,7 +5935,7 @@
         <w:t xml:space="preserve">Authors' contributions.</w:t>
       </w:r>
       <w:r>
-        <w:t xml:space="preserve"> RN conceived the study, carried out all analyses and wrote the paper. The author read and approved the final version.</w:t>
+        <w:t xml:space="preserve"> RN conceived the study, carried out all analyses and wrote the manuscript. KJR contributed to the biological interpretation of the results. Both authors read and approved the final manuscript.</w:t>
       </w:r>
     </w:p>
     <w:p>
@@ -5909,7 +5951,7 @@
         <w:t xml:space="preserve">Acknowledgements.</w:t>
       </w:r>
       <w:r>
-        <w:t xml:space="preserve"> The author thanks the authors of the ReSisTrace, Watermelon, triple-negative breast cancer, multi-treatment melanoma and ovarian cancer patient studies for making their data publicly available, and The Cancer Genome Atlas Research Network.</w:t>
+        <w:t xml:space="preserve"> We thank the authors of the ReSisTrace, Watermelon, triple-negative breast cancer, multi-treatment melanoma and ovarian cancer patient studies for making their data publicly available, and The Cancer Genome Atlas Research Network.</w:t>
       </w:r>
     </w:p>
     <w:p>
@@ -5923,19 +5965,6 @@
       </w:pPr>
       <w:r>
         <w:t xml:space="preserve">References</w:t>
-      </w:r>
-    </w:p>
-    <w:p>
-      <w:pPr>
-        <w:spacing w:after="160" w:line="276"/>
-        <w:jc w:val="left"/>
-      </w:pPr>
-      <w:r>
-        <w:rPr>
-          <w:sz w:val="20"/>
-          <w:szCs w:val="20"/>
-        </w:rPr>
-        <w:t xml:space="preserve">References marked ✓ were checked against their full text; the others were checked against their abstracts, or against the bibliographic record where there is no abstract.</w:t>
       </w:r>
     </w:p>
     <w:p>

--- a/SisFatee.docx
+++ b/SisFatee.docx
@@ -62,7 +62,7 @@
         <w:t xml:space="preserve">2</w:t>
       </w:r>
       <w:r>
-        <w:t xml:space="preserve">[MEDICAL COLLEGE NAME], Dhaka, Bangladesh</w:t>
+        <w:t xml:space="preserve">Kumudini Women's Medical College, Mirzapur, Tangail, Bangladesh</w:t>
       </w:r>
     </w:p>
     <w:p>

--- a/SisFatee.docx
+++ b/SisFatee.docx
@@ -62,7 +62,7 @@
         <w:t xml:space="preserve">2</w:t>
       </w:r>
       <w:r>
-        <w:t xml:space="preserve">Kumudini Women's Medical College, Mirzapur, Tangail, Bangladesh</w:t>
+        <w:t xml:space="preserve">Kumudini Women's Medical College and Hospital, Mirzapur, Tangail, Bangladesh</w:t>
       </w:r>
     </w:p>
     <w:p>
@@ -89,14 +89,6 @@
     </w:p>
     <w:p>
       <w:pPr>
-        <w:pStyle w:val="Heading1"/>
-      </w:pPr>
-      <w:r>
-        <w:t xml:space="preserve">Abstract</w:t>
-      </w:r>
-    </w:p>
-    <w:p>
-      <w:pPr>
         <w:spacing w:after="160" w:line="360"/>
         <w:jc w:val="both"/>
       </w:pPr>
@@ -105,10 +97,10 @@
           <w:b/>
           <w:bCs/>
         </w:rPr>
-        <w:t xml:space="preserve">Background.</w:t>
-      </w:r>
-      <w:r>
-        <w:t xml:space="preserve"> Some cancer cells survive treatment without genetic change, and many studies suggest they can be recognised in advance from their gene expression. Sister-cell lineage tracing tests this: one daughter of a dividing cell is sequenced before treatment, the other is treated, and the treated sister's fate labels the sequenced cell. However, a cell whose sister survives may simply be a cell that grows well. How much of the predictable signal reflects drug tolerance rather than general growth fitness has not been measured. We measured it in the ReSisTrace experiment, which includes an identically processed untreated arm.</w:t>
+        <w:t xml:space="preserve">Email addresses:</w:t>
+      </w:r>
+      <w:r>
+        <w:t xml:space="preserve"> RN, rabeyanoor.dev@gmail.com; KJR, kj.roza.dr@gmail.com</w:t>
       </w:r>
     </w:p>
     <w:p>
@@ -121,10 +113,18 @@
           <w:b/>
           <w:bCs/>
         </w:rPr>
-        <w:t xml:space="preserve">Results.</w:t>
-      </w:r>
-      <w:r>
-        <w:t xml:space="preserve"> We built an evaluation that compares each drug-arm predictor with a fitness model trained on the untreated arm at equal training size, and bounds what any predictor can reach given that sisters differ. Applied to 32,642 pre-treatment ovarian cancer cells, a simple linear model predicted the sister's fate (AUROC 0.72–0.75), far above published methods on the same task (0.50–0.60), and neither a graph neural network nor two single-cell foundation models did better. Yet the fitness model, which never saw a drug, predicted drug-arm fates almost as well (0.70–0.73). The drug-specific gain was about 0.02 AUROC: positive in every arm, too small for this experiment to separate reliably from zero, and at most about 0.05. Point estimates placed most of it with the particular drug, not with treatment in general. A score that uses no labels recovered much of the signal, which marked a proliferative, low-stress state, and a link to homologous-recombination-deficient states reported with these data was as strong in untreated cells. In a second lineage system with six treatments, pre-treatment clone size outpredicted gene expression under every treatment, and in 11 patients the fitness state was depleted, not enriched, after chemotherapy.</w:t>
+        <w:t xml:space="preserve">ORCID iD:</w:t>
+      </w:r>
+      <w:r>
+        <w:t xml:space="preserve"> 0009-0007-2839-0900 (KJR)</w:t>
+      </w:r>
+    </w:p>
+    <w:p>
+      <w:pPr>
+        <w:pStyle w:val="Heading1"/>
+      </w:pPr>
+      <w:r>
+        <w:t xml:space="preserve">Abstract</w:t>
       </w:r>
     </w:p>
     <w:p>
@@ -137,10 +137,42 @@
           <w:b/>
           <w:bCs/>
         </w:rPr>
+        <w:t xml:space="preserve">Background.</w:t>
+      </w:r>
+      <w:r>
+        <w:t xml:space="preserve"> Some cancer cells survive treatment without genetic change, and many studies suggest they can be recognised in advance from their gene expression. Sister-cell lineage tracing tests this: one daughter of a dividing cell is sequenced before treatment and the other is treated. However, a cell whose sister survives may simply grow well. How much of the predictable signal reflects drug tolerance rather than growth fitness is unknown.</w:t>
+      </w:r>
+    </w:p>
+    <w:p>
+      <w:pPr>
+        <w:spacing w:after="160" w:line="360"/>
+        <w:jc w:val="both"/>
+      </w:pPr>
+      <w:r>
+        <w:rPr>
+          <w:b/>
+          <w:bCs/>
+        </w:rPr>
+        <w:t xml:space="preserve">Results.</w:t>
+      </w:r>
+      <w:r>
+        <w:t xml:space="preserve"> In the ReSisTrace experiment, which includes an identically processed untreated arm, we compared each drug-arm predictor with a fitness model trained on untreated cells at equal training size. In 32,642 pre-treatment ovarian cancer cells, a linear model predicted the sister's fate with AUROC 0.72–0.75, far above published methods (0.50–0.60); a graph neural network and two single-cell foundation models did no better. The fitness model, which never saw a drug, reached 0.70–0.73. The drug-specific gain was about 0.02 AUROC: positive in every arm, not reliably separable from zero, and at most about 0.05. The shared signal marked a proliferative, low-stress state, and a label-free score recovered much of it. In a second lineage system with six treatments, pre-treatment clone size outpredicted gene expression under every treatment, and in 11 patients the fitness state was depleted, not enriched, after chemotherapy.</w:t>
+      </w:r>
+    </w:p>
+    <w:p>
+      <w:pPr>
+        <w:spacing w:after="160" w:line="360"/>
+        <w:jc w:val="both"/>
+      </w:pPr>
+      <w:r>
+        <w:rPr>
+          <w:b/>
+          <w:bCs/>
+        </w:rPr>
         <w:t xml:space="preserve">Conclusions.</w:t>
       </w:r>
       <w:r>
-        <w:t xml:space="preserve"> Most of what a pre-treatment transcriptome predicts about a cancer cell's fate is general growth fitness, not drug tolerance. Claims that pre-existing states predict drug tolerance should therefore be tested against an untreated arm processed in the same way. We provide the evaluation as an open-source Python package, </w:t>
+        <w:t xml:space="preserve"> Most of what a pre-treatment transcriptome predicts about a cancer cell's fate is growth fitness, not drug tolerance. Such claims should be tested against an untreated arm processed in the same way; our open-source package </w:t>
       </w:r>
       <w:r>
         <w:rPr>
@@ -149,7 +181,7 @@
         <w:t xml:space="preserve">persist.fitadj</w:t>
       </w:r>
       <w:r>
-        <w:t xml:space="preserve">, which applies to any lineage-tracing design with such an arm.</w:t>
+        <w:t xml:space="preserve"> does this for any lineage-tracing design.</w:t>
       </w:r>
     </w:p>
     <w:p>
@@ -613,7 +645,1162 @@
         <w:jc w:val="both"/>
       </w:pPr>
       <w:r>
-        <w:t xml:space="preserve">If a more flexible model could find more signal, the values above would understate what the data contain. We found no such gain. Tuning the regularisation strength and the number of components changed AUROC by at most 0.002, and adding labelled cells from the other arms by at most 0.004. Gradient boosting was slightly worse (0.70–0.73), and linear models on 2,000 individual genes were worse still (0.63–0.66). A graph neural network, which lets each cell draw on information from cells in similar states and was pretrained to place sisters close together, reached 0.696–0.734, below logistic regression in every arm, and no setting in a sweep of its hyperparameters did better (Fig. S1, Tables S1, S18; Supplementary Note 1). Cell embeddings from Geneformer, a transformer pretrained on 104 million human transcriptomes and continually pretrained on about 14 million cancer transcriptomes (Theodoris et al., 2023; Chen et al., 2026), reached 0.671–0.683, and embeddings from scGPT, a transformer pretrained on 33 million human cells (Cui et al., 2024), reached 0.673–0.693 (Table S17; these two models are not shown in Fig. 2a). Models ranging from a linear classifier to a 104-million-parameter transformer thus recover the same signal and no more. The limit lies in the information, not in the model.</w:t>
+        <w:t xml:space="preserve">If a more flexible model could find more signal, the values above would understate what the data contain. We found no such gain. Tuning the regularisation strength and the number of components changed AUROC by at most 0.002, and adding labelled cells from the other arms by at most 0.004. Gradient boosting was slightly worse (0.70–0.73), and linear models on 2,000 individual genes were worse still (0.63–0.66). A graph neural network, which lets each cell draw on information from cells in similar states and was pretrained to place sisters close together, reached 0.696–0.734, below logistic regression in every arm, and no setting in a sweep of its hyperparameters did better (Fig. S1, Tables S1, S18; Supplementary Note 1). Cell embeddings from Geneformer, a transformer pretrained on 104 million human transcriptomes and continually pretrained on about 14 million cancer transcriptomes (Theodoris et al., 2023; Chen et al., 2026), reached 0.671–0.683 in the drug arms, and embeddings from scGPT, a transformer pretrained on 33 million human cells (Cui et al., 2024), reached 0.673–0.693 (Table S17; these two models are not shown in Fig. 2a). Models ranging from a linear classifier to a 104-million-parameter transformer thus recover the same signal and no more. The limit lies in the information, not in the model. Table 1 lists every model and representation used in this study, what each one takes as input, and how well it did.</w:t>
+      </w:r>
+    </w:p>
+    <w:p>
+      <w:pPr>
+        <w:spacing w:after="160" w:line="360"/>
+        <w:jc w:val="both"/>
+      </w:pPr>
+      <w:r>
+        <w:rPr>
+          <w:b/>
+          <w:bCs/>
+        </w:rPr>
+        <w:t xml:space="preserve">Table 1</w:t>
+      </w:r>
+      <w:r>
+        <w:t xml:space="preserve"> </w:t>
+      </w:r>
+      <w:r>
+        <w:rPr>
+          <w:b/>
+          <w:bCs/>
+        </w:rPr>
+        <w:t xml:space="preserve">Models and representations used in this study.</w:t>
+      </w:r>
+    </w:p>
+    <w:tbl>
+      <w:tblPr>
+        <w:tblW w:type="pct" w:w="100%"/>
+        <w:tblBorders>
+          <w:top w:val="single" w:color="auto" w:sz="4"/>
+          <w:left w:val="single" w:color="auto" w:sz="4"/>
+          <w:bottom w:val="single" w:color="auto" w:sz="4"/>
+          <w:right w:val="single" w:color="auto" w:sz="4"/>
+          <w:insideH w:val="single" w:color="auto" w:sz="4"/>
+          <w:insideV w:val="single" w:color="auto" w:sz="4"/>
+        </w:tblBorders>
+      </w:tblPr>
+      <w:tblGrid>
+        <w:gridCol w:w="100"/>
+        <w:gridCol w:w="100"/>
+        <w:gridCol w:w="100"/>
+        <w:gridCol w:w="100"/>
+      </w:tblGrid>
+      <w:tr>
+        <w:trPr>
+          <w:tblHeader/>
+        </w:trPr>
+        <w:tc>
+          <w:p>
+            <w:pPr>
+              <w:spacing w:after="40"/>
+            </w:pPr>
+            <w:r>
+              <w:rPr>
+                <w:b/>
+                <w:bCs/>
+                <w:sz w:val="18"/>
+                <w:szCs w:val="18"/>
+              </w:rPr>
+              <w:t xml:space="preserve">Model</w:t>
+            </w:r>
+          </w:p>
+        </w:tc>
+        <w:tc>
+          <w:p>
+            <w:pPr>
+              <w:spacing w:after="40"/>
+            </w:pPr>
+            <w:r>
+              <w:rPr>
+                <w:b/>
+                <w:bCs/>
+                <w:sz w:val="18"/>
+                <w:szCs w:val="18"/>
+              </w:rPr>
+              <w:t xml:space="preserve">What it is</w:t>
+            </w:r>
+          </w:p>
+        </w:tc>
+        <w:tc>
+          <w:p>
+            <w:pPr>
+              <w:spacing w:after="40"/>
+            </w:pPr>
+            <w:r>
+              <w:rPr>
+                <w:b/>
+                <w:bCs/>
+                <w:sz w:val="18"/>
+                <w:szCs w:val="18"/>
+              </w:rPr>
+              <w:t xml:space="preserve">Input</w:t>
+            </w:r>
+          </w:p>
+        </w:tc>
+        <w:tc>
+          <w:p>
+            <w:pPr>
+              <w:spacing w:after="40"/>
+            </w:pPr>
+            <w:r>
+              <w:rPr>
+                <w:b/>
+                <w:bCs/>
+                <w:sz w:val="18"/>
+                <w:szCs w:val="18"/>
+              </w:rPr>
+              <w:t xml:space="preserve">Result (AUROC unless stated)</w:t>
+            </w:r>
+          </w:p>
+        </w:tc>
+      </w:tr>
+      <w:tr>
+        <w:trPr>
+          <w:tblHeader w:val="false"/>
+        </w:trPr>
+        <w:tc>
+          <w:p>
+            <w:pPr>
+              <w:spacing w:after="40"/>
+            </w:pPr>
+            <w:r>
+              <w:rPr>
+                <w:b w:val="false"/>
+                <w:bCs w:val="false"/>
+                <w:sz w:val="18"/>
+                <w:szCs w:val="18"/>
+              </w:rPr>
+              <w:t xml:space="preserve">Logistic regression (main model)</w:t>
+            </w:r>
+          </w:p>
+        </w:tc>
+        <w:tc>
+          <w:p>
+            <w:pPr>
+              <w:spacing w:after="40"/>
+            </w:pPr>
+            <w:r>
+              <w:rPr>
+                <w:b w:val="false"/>
+                <w:bCs w:val="false"/>
+                <w:sz w:val="18"/>
+                <w:szCs w:val="18"/>
+              </w:rPr>
+              <w:t xml:space="preserve">Linear classifier with balanced class weights</w:t>
+            </w:r>
+          </w:p>
+        </w:tc>
+        <w:tc>
+          <w:p>
+            <w:pPr>
+              <w:spacing w:after="40"/>
+            </w:pPr>
+            <w:r>
+              <w:rPr>
+                <w:b w:val="false"/>
+                <w:bCs w:val="false"/>
+                <w:sz w:val="18"/>
+                <w:szCs w:val="18"/>
+              </w:rPr>
+              <w:t xml:space="preserve">50 principal components of expression</w:t>
+            </w:r>
+          </w:p>
+        </w:tc>
+        <w:tc>
+          <w:p>
+            <w:pPr>
+              <w:spacing w:after="40"/>
+            </w:pPr>
+            <w:r>
+              <w:rPr>
+                <w:b w:val="false"/>
+                <w:bCs w:val="false"/>
+                <w:sz w:val="18"/>
+                <w:szCs w:val="18"/>
+              </w:rPr>
+              <w:t xml:space="preserve">0.708–0.747 within each arm</w:t>
+            </w:r>
+          </w:p>
+        </w:tc>
+      </w:tr>
+      <w:tr>
+        <w:trPr>
+          <w:tblHeader w:val="false"/>
+        </w:trPr>
+        <w:tc>
+          <w:p>
+            <w:pPr>
+              <w:spacing w:after="40"/>
+            </w:pPr>
+            <w:r>
+              <w:rPr>
+                <w:b w:val="false"/>
+                <w:bCs w:val="false"/>
+                <w:sz w:val="18"/>
+                <w:szCs w:val="18"/>
+              </w:rPr>
+              <w:t xml:space="preserve">Tuned or pooled logistic regression</w:t>
+            </w:r>
+          </w:p>
+        </w:tc>
+        <w:tc>
+          <w:p>
+            <w:pPr>
+              <w:spacing w:after="40"/>
+            </w:pPr>
+            <w:r>
+              <w:rPr>
+                <w:b w:val="false"/>
+                <w:bCs w:val="false"/>
+                <w:sz w:val="18"/>
+                <w:szCs w:val="18"/>
+              </w:rPr>
+              <w:t xml:space="preserve">Main model with tuned settings, or with labelled cells from the other arms added</w:t>
+            </w:r>
+          </w:p>
+        </w:tc>
+        <w:tc>
+          <w:p>
+            <w:pPr>
+              <w:spacing w:after="40"/>
+            </w:pPr>
+            <w:r>
+              <w:rPr>
+                <w:b w:val="false"/>
+                <w:bCs w:val="false"/>
+                <w:sz w:val="18"/>
+                <w:szCs w:val="18"/>
+              </w:rPr>
+              <w:t xml:space="preserve">50 principal components</w:t>
+            </w:r>
+          </w:p>
+        </w:tc>
+        <w:tc>
+          <w:p>
+            <w:pPr>
+              <w:spacing w:after="40"/>
+            </w:pPr>
+            <w:r>
+              <w:rPr>
+                <w:b w:val="false"/>
+                <w:bCs w:val="false"/>
+                <w:sz w:val="18"/>
+                <w:szCs w:val="18"/>
+              </w:rPr>
+              <w:t xml:space="preserve">Changed AUROC by at most 0.002 (tuned) and 0.004 (pooled)</w:t>
+            </w:r>
+          </w:p>
+        </w:tc>
+      </w:tr>
+      <w:tr>
+        <w:trPr>
+          <w:tblHeader w:val="false"/>
+        </w:trPr>
+        <w:tc>
+          <w:p>
+            <w:pPr>
+              <w:spacing w:after="40"/>
+            </w:pPr>
+            <w:r>
+              <w:rPr>
+                <w:b w:val="false"/>
+                <w:bCs w:val="false"/>
+                <w:sz w:val="18"/>
+                <w:szCs w:val="18"/>
+              </w:rPr>
+              <w:t xml:space="preserve">Logistic regression on genes</w:t>
+            </w:r>
+          </w:p>
+        </w:tc>
+        <w:tc>
+          <w:p>
+            <w:pPr>
+              <w:spacing w:after="40"/>
+            </w:pPr>
+            <w:r>
+              <w:rPr>
+                <w:b w:val="false"/>
+                <w:bCs w:val="false"/>
+                <w:sz w:val="18"/>
+                <w:szCs w:val="18"/>
+              </w:rPr>
+              <w:t xml:space="preserve">Main model applied to single genes</w:t>
+            </w:r>
+          </w:p>
+        </w:tc>
+        <w:tc>
+          <w:p>
+            <w:pPr>
+              <w:spacing w:after="40"/>
+            </w:pPr>
+            <w:r>
+              <w:rPr>
+                <w:b w:val="false"/>
+                <w:bCs w:val="false"/>
+                <w:sz w:val="18"/>
+                <w:szCs w:val="18"/>
+              </w:rPr>
+              <w:t xml:space="preserve">2000 highly variable genes</w:t>
+            </w:r>
+          </w:p>
+        </w:tc>
+        <w:tc>
+          <w:p>
+            <w:pPr>
+              <w:spacing w:after="40"/>
+            </w:pPr>
+            <w:r>
+              <w:rPr>
+                <w:b w:val="false"/>
+                <w:bCs w:val="false"/>
+                <w:sz w:val="18"/>
+                <w:szCs w:val="18"/>
+              </w:rPr>
+              <w:t xml:space="preserve">0.63–0.66</w:t>
+            </w:r>
+          </w:p>
+        </w:tc>
+      </w:tr>
+      <w:tr>
+        <w:trPr>
+          <w:tblHeader w:val="false"/>
+        </w:trPr>
+        <w:tc>
+          <w:p>
+            <w:pPr>
+              <w:spacing w:after="40"/>
+            </w:pPr>
+            <w:r>
+              <w:rPr>
+                <w:b w:val="false"/>
+                <w:bCs w:val="false"/>
+                <w:sz w:val="18"/>
+                <w:szCs w:val="18"/>
+              </w:rPr>
+              <w:t xml:space="preserve">Technical-covariate model</w:t>
+            </w:r>
+          </w:p>
+        </w:tc>
+        <w:tc>
+          <w:p>
+            <w:pPr>
+              <w:spacing w:after="40"/>
+            </w:pPr>
+            <w:r>
+              <w:rPr>
+                <w:b w:val="false"/>
+                <w:bCs w:val="false"/>
+                <w:sz w:val="18"/>
+                <w:szCs w:val="18"/>
+              </w:rPr>
+              <w:t xml:space="preserve">Logistic regression on technical factors only</w:t>
+            </w:r>
+          </w:p>
+        </w:tc>
+        <w:tc>
+          <w:p>
+            <w:pPr>
+              <w:spacing w:after="40"/>
+            </w:pPr>
+            <w:r>
+              <w:rPr>
+                <w:b w:val="false"/>
+                <w:bCs w:val="false"/>
+                <w:sz w:val="18"/>
+                <w:szCs w:val="18"/>
+              </w:rPr>
+              <w:t xml:space="preserve">Sequencing depth, detected genes, mitochondrial fraction, cell-cycle scores</w:t>
+            </w:r>
+          </w:p>
+        </w:tc>
+        <w:tc>
+          <w:p>
+            <w:pPr>
+              <w:spacing w:after="40"/>
+            </w:pPr>
+            <w:r>
+              <w:rPr>
+                <w:b w:val="false"/>
+                <w:bCs w:val="false"/>
+                <w:sz w:val="18"/>
+                <w:szCs w:val="18"/>
+              </w:rPr>
+              <w:t xml:space="preserve">0.59–0.65</w:t>
+            </w:r>
+          </w:p>
+        </w:tc>
+      </w:tr>
+      <w:tr>
+        <w:trPr>
+          <w:tblHeader w:val="false"/>
+        </w:trPr>
+        <w:tc>
+          <w:p>
+            <w:pPr>
+              <w:spacing w:after="40"/>
+            </w:pPr>
+            <w:r>
+              <w:rPr>
+                <w:b w:val="false"/>
+                <w:bCs w:val="false"/>
+                <w:sz w:val="18"/>
+                <w:szCs w:val="18"/>
+              </w:rPr>
+              <w:t xml:space="preserve">Gradient boosting (CatBoost)</w:t>
+            </w:r>
+          </w:p>
+        </w:tc>
+        <w:tc>
+          <w:p>
+            <w:pPr>
+              <w:spacing w:after="40"/>
+            </w:pPr>
+            <w:r>
+              <w:rPr>
+                <w:b w:val="false"/>
+                <w:bCs w:val="false"/>
+                <w:sz w:val="18"/>
+                <w:szCs w:val="18"/>
+              </w:rPr>
+              <w:t xml:space="preserve">Ensemble of decision trees</w:t>
+            </w:r>
+          </w:p>
+        </w:tc>
+        <w:tc>
+          <w:p>
+            <w:pPr>
+              <w:spacing w:after="40"/>
+            </w:pPr>
+            <w:r>
+              <w:rPr>
+                <w:b w:val="false"/>
+                <w:bCs w:val="false"/>
+                <w:sz w:val="18"/>
+                <w:szCs w:val="18"/>
+              </w:rPr>
+              <w:t xml:space="preserve">Principal components and technical covariates</w:t>
+            </w:r>
+          </w:p>
+        </w:tc>
+        <w:tc>
+          <w:p>
+            <w:pPr>
+              <w:spacing w:after="40"/>
+            </w:pPr>
+            <w:r>
+              <w:rPr>
+                <w:b w:val="false"/>
+                <w:bCs w:val="false"/>
+                <w:sz w:val="18"/>
+                <w:szCs w:val="18"/>
+              </w:rPr>
+              <w:t xml:space="preserve">0.70–0.73</w:t>
+            </w:r>
+          </w:p>
+        </w:tc>
+      </w:tr>
+      <w:tr>
+        <w:trPr>
+          <w:tblHeader w:val="false"/>
+        </w:trPr>
+        <w:tc>
+          <w:p>
+            <w:pPr>
+              <w:spacing w:after="40"/>
+            </w:pPr>
+            <w:r>
+              <w:rPr>
+                <w:b w:val="false"/>
+                <w:bCs w:val="false"/>
+                <w:sz w:val="18"/>
+                <w:szCs w:val="18"/>
+              </w:rPr>
+              <w:t xml:space="preserve">Multilayer perceptron</w:t>
+            </w:r>
+          </w:p>
+        </w:tc>
+        <w:tc>
+          <w:p>
+            <w:pPr>
+              <w:spacing w:after="40"/>
+            </w:pPr>
+            <w:r>
+              <w:rPr>
+                <w:b w:val="false"/>
+                <w:bCs w:val="false"/>
+                <w:sz w:val="18"/>
+                <w:szCs w:val="18"/>
+              </w:rPr>
+              <w:t xml:space="preserve">Small neural network, with or without sister-pair pretraining</w:t>
+            </w:r>
+          </w:p>
+        </w:tc>
+        <w:tc>
+          <w:p>
+            <w:pPr>
+              <w:spacing w:after="40"/>
+            </w:pPr>
+            <w:r>
+              <w:rPr>
+                <w:b w:val="false"/>
+                <w:bCs w:val="false"/>
+                <w:sz w:val="18"/>
+                <w:szCs w:val="18"/>
+              </w:rPr>
+              <w:t xml:space="preserve">50 principal components</w:t>
+            </w:r>
+          </w:p>
+        </w:tc>
+        <w:tc>
+          <w:p>
+            <w:pPr>
+              <w:spacing w:after="40"/>
+            </w:pPr>
+            <w:r>
+              <w:rPr>
+                <w:b w:val="false"/>
+                <w:bCs w:val="false"/>
+                <w:sz w:val="18"/>
+                <w:szCs w:val="18"/>
+              </w:rPr>
+              <w:t xml:space="preserve">0.700–0.738 without and 0.708–0.742 with pretraining</w:t>
+            </w:r>
+          </w:p>
+        </w:tc>
+      </w:tr>
+      <w:tr>
+        <w:trPr>
+          <w:tblHeader w:val="false"/>
+        </w:trPr>
+        <w:tc>
+          <w:p>
+            <w:pPr>
+              <w:spacing w:after="40"/>
+            </w:pPr>
+            <w:r>
+              <w:rPr>
+                <w:b w:val="false"/>
+                <w:bCs w:val="false"/>
+                <w:sz w:val="18"/>
+                <w:szCs w:val="18"/>
+              </w:rPr>
+              <w:t xml:space="preserve">Graph neural network</w:t>
+            </w:r>
+          </w:p>
+        </w:tc>
+        <w:tc>
+          <w:p>
+            <w:pPr>
+              <w:spacing w:after="40"/>
+            </w:pPr>
+            <w:r>
+              <w:rPr>
+                <w:b w:val="false"/>
+                <w:bCs w:val="false"/>
+                <w:sz w:val="18"/>
+                <w:szCs w:val="18"/>
+              </w:rPr>
+              <w:t xml:space="preserve">Neural network that also reads each cell's 15 nearest neighbours, pretrained so that sisters lie close together</w:t>
+            </w:r>
+          </w:p>
+        </w:tc>
+        <w:tc>
+          <w:p>
+            <w:pPr>
+              <w:spacing w:after="40"/>
+            </w:pPr>
+            <w:r>
+              <w:rPr>
+                <w:b w:val="false"/>
+                <w:bCs w:val="false"/>
+                <w:sz w:val="18"/>
+                <w:szCs w:val="18"/>
+              </w:rPr>
+              <w:t xml:space="preserve">50 principal components and a cell–cell graph</w:t>
+            </w:r>
+          </w:p>
+        </w:tc>
+        <w:tc>
+          <w:p>
+            <w:pPr>
+              <w:spacing w:after="40"/>
+            </w:pPr>
+            <w:r>
+              <w:rPr>
+                <w:b w:val="false"/>
+                <w:bCs w:val="false"/>
+                <w:sz w:val="18"/>
+                <w:szCs w:val="18"/>
+              </w:rPr>
+              <w:t xml:space="preserve">0.696–0.734</w:t>
+            </w:r>
+          </w:p>
+        </w:tc>
+      </w:tr>
+      <w:tr>
+        <w:trPr>
+          <w:tblHeader w:val="false"/>
+        </w:trPr>
+        <w:tc>
+          <w:p>
+            <w:pPr>
+              <w:spacing w:after="40"/>
+            </w:pPr>
+            <w:r>
+              <w:rPr>
+                <w:b w:val="false"/>
+                <w:bCs w:val="false"/>
+                <w:sz w:val="18"/>
+                <w:szCs w:val="18"/>
+              </w:rPr>
+              <w:t xml:space="preserve">Geneformer V2-104M_CLcancer</w:t>
+            </w:r>
+          </w:p>
+        </w:tc>
+        <w:tc>
+          <w:p>
+            <w:pPr>
+              <w:spacing w:after="40"/>
+            </w:pPr>
+            <w:r>
+              <w:rPr>
+                <w:b w:val="false"/>
+                <w:bCs w:val="false"/>
+                <w:sz w:val="18"/>
+                <w:szCs w:val="18"/>
+              </w:rPr>
+              <w:t xml:space="preserve">Transformer with 104 million parameters, pretrained on 104 million human and about 14 million cancer transcriptomes; used without fine-tuning</w:t>
+            </w:r>
+          </w:p>
+        </w:tc>
+        <w:tc>
+          <w:p>
+            <w:pPr>
+              <w:spacing w:after="40"/>
+            </w:pPr>
+            <w:r>
+              <w:rPr>
+                <w:b w:val="false"/>
+                <w:bCs w:val="false"/>
+                <w:sz w:val="18"/>
+                <w:szCs w:val="18"/>
+              </w:rPr>
+              <w:t xml:space="preserve">Raw counts as a ranked list of genes, giving a 768-dimensional embedding</w:t>
+            </w:r>
+          </w:p>
+        </w:tc>
+        <w:tc>
+          <w:p>
+            <w:pPr>
+              <w:spacing w:after="40"/>
+            </w:pPr>
+            <w:r>
+              <w:rPr>
+                <w:b w:val="false"/>
+                <w:bCs w:val="false"/>
+                <w:sz w:val="18"/>
+                <w:szCs w:val="18"/>
+              </w:rPr>
+              <w:t xml:space="preserve">0.671–0.683 (drug arms)</w:t>
+            </w:r>
+          </w:p>
+        </w:tc>
+      </w:tr>
+      <w:tr>
+        <w:trPr>
+          <w:tblHeader w:val="false"/>
+        </w:trPr>
+        <w:tc>
+          <w:p>
+            <w:pPr>
+              <w:spacing w:after="40"/>
+            </w:pPr>
+            <w:r>
+              <w:rPr>
+                <w:b w:val="false"/>
+                <w:bCs w:val="false"/>
+                <w:sz w:val="18"/>
+                <w:szCs w:val="18"/>
+              </w:rPr>
+              <w:t xml:space="preserve">scGPT (whole-human)</w:t>
+            </w:r>
+          </w:p>
+        </w:tc>
+        <w:tc>
+          <w:p>
+            <w:pPr>
+              <w:spacing w:after="40"/>
+            </w:pPr>
+            <w:r>
+              <w:rPr>
+                <w:b w:val="false"/>
+                <w:bCs w:val="false"/>
+                <w:sz w:val="18"/>
+                <w:szCs w:val="18"/>
+              </w:rPr>
+              <w:t xml:space="preserve">Transformer pretrained on 33 million human cells; used without fine-tuning</w:t>
+            </w:r>
+          </w:p>
+        </w:tc>
+        <w:tc>
+          <w:p>
+            <w:pPr>
+              <w:spacing w:after="40"/>
+            </w:pPr>
+            <w:r>
+              <w:rPr>
+                <w:b w:val="false"/>
+                <w:bCs w:val="false"/>
+                <w:sz w:val="18"/>
+                <w:szCs w:val="18"/>
+              </w:rPr>
+              <w:t xml:space="preserve">Raw counts of 5005 genes, giving a 512-dimensional embedding</w:t>
+            </w:r>
+          </w:p>
+        </w:tc>
+        <w:tc>
+          <w:p>
+            <w:pPr>
+              <w:spacing w:after="40"/>
+            </w:pPr>
+            <w:r>
+              <w:rPr>
+                <w:b w:val="false"/>
+                <w:bCs w:val="false"/>
+                <w:sz w:val="18"/>
+                <w:szCs w:val="18"/>
+              </w:rPr>
+              <w:t xml:space="preserve">0.673–0.693 (drug arms)</w:t>
+            </w:r>
+          </w:p>
+        </w:tc>
+      </w:tr>
+      <w:tr>
+        <w:trPr>
+          <w:tblHeader w:val="false"/>
+        </w:trPr>
+        <w:tc>
+          <w:p>
+            <w:pPr>
+              <w:spacing w:after="40"/>
+            </w:pPr>
+            <w:r>
+              <w:rPr>
+                <w:b w:val="false"/>
+                <w:bCs w:val="false"/>
+                <w:sz w:val="18"/>
+                <w:szCs w:val="18"/>
+              </w:rPr>
+              <w:t xml:space="preserve">Harmony, Pearson residuals, scVI</w:t>
+            </w:r>
+          </w:p>
+        </w:tc>
+        <w:tc>
+          <w:p>
+            <w:pPr>
+              <w:spacing w:after="40"/>
+            </w:pPr>
+            <w:r>
+              <w:rPr>
+                <w:b w:val="false"/>
+                <w:bCs w:val="false"/>
+                <w:sz w:val="18"/>
+                <w:szCs w:val="18"/>
+              </w:rPr>
+              <w:t xml:space="preserve">Batch-corrected components, components of analytic Pearson residuals, and the latent space of a variational autoencoder</w:t>
+            </w:r>
+          </w:p>
+        </w:tc>
+        <w:tc>
+          <w:p>
+            <w:pPr>
+              <w:spacing w:after="40"/>
+            </w:pPr>
+            <w:r>
+              <w:rPr>
+                <w:b w:val="false"/>
+                <w:bCs w:val="false"/>
+                <w:sz w:val="18"/>
+                <w:szCs w:val="18"/>
+              </w:rPr>
+              <w:t xml:space="preserve">Expression of the same 2000 genes</w:t>
+            </w:r>
+          </w:p>
+        </w:tc>
+        <w:tc>
+          <w:p>
+            <w:pPr>
+              <w:spacing w:after="40"/>
+            </w:pPr>
+            <w:r>
+              <w:rPr>
+                <w:b w:val="false"/>
+                <w:bCs w:val="false"/>
+                <w:sz w:val="18"/>
+                <w:szCs w:val="18"/>
+              </w:rPr>
+              <w:t xml:space="preserve">Same conclusions as the main model (Table S17)</w:t>
+            </w:r>
+          </w:p>
+        </w:tc>
+      </w:tr>
+      <w:tr>
+        <w:trPr>
+          <w:tblHeader w:val="false"/>
+        </w:trPr>
+        <w:tc>
+          <w:p>
+            <w:pPr>
+              <w:spacing w:after="40"/>
+            </w:pPr>
+            <w:r>
+              <w:rPr>
+                <w:b w:val="false"/>
+                <w:bCs w:val="false"/>
+                <w:sz w:val="18"/>
+                <w:szCs w:val="18"/>
+              </w:rPr>
+              <w:t xml:space="preserve">Fitness model</w:t>
+            </w:r>
+          </w:p>
+        </w:tc>
+        <w:tc>
+          <w:p>
+            <w:pPr>
+              <w:spacing w:after="40"/>
+            </w:pPr>
+            <w:r>
+              <w:rPr>
+                <w:b w:val="false"/>
+                <w:bCs w:val="false"/>
+                <w:sz w:val="18"/>
+                <w:szCs w:val="18"/>
+              </w:rPr>
+              <w:t xml:space="preserve">Main model trained on the untreated control arm</w:t>
+            </w:r>
+          </w:p>
+        </w:tc>
+        <w:tc>
+          <w:p>
+            <w:pPr>
+              <w:spacing w:after="40"/>
+            </w:pPr>
+            <w:r>
+              <w:rPr>
+                <w:b w:val="false"/>
+                <w:bCs w:val="false"/>
+                <w:sz w:val="18"/>
+                <w:szCs w:val="18"/>
+              </w:rPr>
+              <w:t xml:space="preserve">50 principal components</w:t>
+            </w:r>
+          </w:p>
+        </w:tc>
+        <w:tc>
+          <w:p>
+            <w:pPr>
+              <w:spacing w:after="40"/>
+            </w:pPr>
+            <w:r>
+              <w:rPr>
+                <w:b w:val="false"/>
+                <w:bCs w:val="false"/>
+                <w:sz w:val="18"/>
+                <w:szCs w:val="18"/>
+              </w:rPr>
+              <w:t xml:space="preserve">0.70–0.73 on drug-arm labels</w:t>
+            </w:r>
+          </w:p>
+        </w:tc>
+      </w:tr>
+      <w:tr>
+        <w:trPr>
+          <w:tblHeader w:val="false"/>
+        </w:trPr>
+        <w:tc>
+          <w:p>
+            <w:pPr>
+              <w:spacing w:after="40"/>
+            </w:pPr>
+            <w:r>
+              <w:rPr>
+                <w:b w:val="false"/>
+                <w:bCs w:val="false"/>
+                <w:sz w:val="18"/>
+                <w:szCs w:val="18"/>
+              </w:rPr>
+              <w:t xml:space="preserve">Other-arm model</w:t>
+            </w:r>
+          </w:p>
+        </w:tc>
+        <w:tc>
+          <w:p>
+            <w:pPr>
+              <w:spacing w:after="40"/>
+            </w:pPr>
+            <w:r>
+              <w:rPr>
+                <w:b w:val="false"/>
+                <w:bCs w:val="false"/>
+                <w:sz w:val="18"/>
+                <w:szCs w:val="18"/>
+              </w:rPr>
+              <w:t xml:space="preserve">Main model trained on the other two drug arms</w:t>
+            </w:r>
+          </w:p>
+        </w:tc>
+        <w:tc>
+          <w:p>
+            <w:pPr>
+              <w:spacing w:after="40"/>
+            </w:pPr>
+            <w:r>
+              <w:rPr>
+                <w:b w:val="false"/>
+                <w:bCs w:val="false"/>
+                <w:sz w:val="18"/>
+                <w:szCs w:val="18"/>
+              </w:rPr>
+              <w:t xml:space="preserve">50 principal components</w:t>
+            </w:r>
+          </w:p>
+        </w:tc>
+        <w:tc>
+          <w:p>
+            <w:pPr>
+              <w:spacing w:after="40"/>
+            </w:pPr>
+            <w:r>
+              <w:rPr>
+                <w:b w:val="false"/>
+                <w:bCs w:val="false"/>
+                <w:sz w:val="18"/>
+                <w:szCs w:val="18"/>
+              </w:rPr>
+              <w:t xml:space="preserve">Gain over the fitness model of 0.004 to 0.006</w:t>
+            </w:r>
+          </w:p>
+        </w:tc>
+      </w:tr>
+      <w:tr>
+        <w:trPr>
+          <w:tblHeader w:val="false"/>
+        </w:trPr>
+        <w:tc>
+          <w:p>
+            <w:pPr>
+              <w:spacing w:after="40"/>
+            </w:pPr>
+            <w:r>
+              <w:rPr>
+                <w:b w:val="false"/>
+                <w:bCs w:val="false"/>
+                <w:sz w:val="18"/>
+                <w:szCs w:val="18"/>
+              </w:rPr>
+              <w:t xml:space="preserve">Label-free density score</w:t>
+            </w:r>
+          </w:p>
+        </w:tc>
+        <w:tc>
+          <w:p>
+            <w:pPr>
+              <w:spacing w:after="40"/>
+            </w:pPr>
+            <w:r>
+              <w:rPr>
+                <w:b w:val="false"/>
+                <w:bCs w:val="false"/>
+                <w:sz w:val="18"/>
+                <w:szCs w:val="18"/>
+              </w:rPr>
+              <w:t xml:space="preserve">Mean distance to the 15 nearest neighbours; uses no labels</w:t>
+            </w:r>
+          </w:p>
+        </w:tc>
+        <w:tc>
+          <w:p>
+            <w:pPr>
+              <w:spacing w:after="40"/>
+            </w:pPr>
+            <w:r>
+              <w:rPr>
+                <w:b w:val="false"/>
+                <w:bCs w:val="false"/>
+                <w:sz w:val="18"/>
+                <w:szCs w:val="18"/>
+              </w:rPr>
+              <w:t xml:space="preserve">50 principal components</w:t>
+            </w:r>
+          </w:p>
+        </w:tc>
+        <w:tc>
+          <w:p>
+            <w:pPr>
+              <w:spacing w:after="40"/>
+            </w:pPr>
+            <w:r>
+              <w:rPr>
+                <w:b w:val="false"/>
+                <w:bCs w:val="false"/>
+                <w:sz w:val="18"/>
+                <w:szCs w:val="18"/>
+              </w:rPr>
+              <w:t xml:space="preserve">0.63 for NK cells to 0.70 for carboplatin</w:t>
+            </w:r>
+          </w:p>
+        </w:tc>
+      </w:tr>
+      <w:tr>
+        <w:trPr>
+          <w:tblHeader w:val="false"/>
+        </w:trPr>
+        <w:tc>
+          <w:p>
+            <w:pPr>
+              <w:spacing w:after="40"/>
+            </w:pPr>
+            <w:r>
+              <w:rPr>
+                <w:b w:val="false"/>
+                <w:bCs w:val="false"/>
+                <w:sz w:val="18"/>
+                <w:szCs w:val="18"/>
+              </w:rPr>
+              <w:t xml:space="preserve">Sister ceiling</w:t>
+            </w:r>
+          </w:p>
+        </w:tc>
+        <w:tc>
+          <w:p>
+            <w:pPr>
+              <w:spacing w:after="40"/>
+            </w:pPr>
+            <w:r>
+              <w:rPr>
+                <w:b w:val="false"/>
+                <w:bCs w:val="false"/>
+                <w:sz w:val="18"/>
+                <w:szCs w:val="18"/>
+              </w:rPr>
+              <w:t xml:space="preserve">Bivariate-normal latent-liability model</w:t>
+            </w:r>
+          </w:p>
+        </w:tc>
+        <w:tc>
+          <w:p>
+            <w:pPr>
+              <w:spacing w:after="40"/>
+            </w:pPr>
+            <w:r>
+              <w:rPr>
+                <w:b w:val="false"/>
+                <w:bCs w:val="false"/>
+                <w:sz w:val="18"/>
+                <w:szCs w:val="18"/>
+              </w:rPr>
+              <w:t xml:space="preserve">Model scores of pre-treatment sister pairs</w:t>
+            </w:r>
+          </w:p>
+        </w:tc>
+        <w:tc>
+          <w:p>
+            <w:pPr>
+              <w:spacing w:after="40"/>
+            </w:pPr>
+            <w:r>
+              <w:rPr>
+                <w:b w:val="false"/>
+                <w:bCs w:val="false"/>
+                <w:sz w:val="18"/>
+                <w:szCs w:val="18"/>
+              </w:rPr>
+              <w:t xml:space="preserve">About 0.84 (drug arms) and 0.76 (control) if the treated sister were scored</w:t>
+            </w:r>
+          </w:p>
+        </w:tc>
+      </w:tr>
+      <w:tr>
+        <w:trPr>
+          <w:tblHeader w:val="false"/>
+        </w:trPr>
+        <w:tc>
+          <w:p>
+            <w:pPr>
+              <w:spacing w:after="40"/>
+            </w:pPr>
+            <w:r>
+              <w:rPr>
+                <w:b w:val="false"/>
+                <w:bCs w:val="false"/>
+                <w:sz w:val="18"/>
+                <w:szCs w:val="18"/>
+              </w:rPr>
+              <w:t xml:space="preserve">Cox regression</w:t>
+            </w:r>
+          </w:p>
+        </w:tc>
+        <w:tc>
+          <w:p>
+            <w:pPr>
+              <w:spacing w:after="40"/>
+            </w:pPr>
+            <w:r>
+              <w:rPr>
+                <w:b w:val="false"/>
+                <w:bCs w:val="false"/>
+                <w:sz w:val="18"/>
+                <w:szCs w:val="18"/>
+              </w:rPr>
+              <w:t xml:space="preserve">Proportional-hazards survival model</w:t>
+            </w:r>
+          </w:p>
+        </w:tc>
+        <w:tc>
+          <w:p>
+            <w:pPr>
+              <w:spacing w:after="40"/>
+            </w:pPr>
+            <w:r>
+              <w:rPr>
+                <w:b w:val="false"/>
+                <w:bCs w:val="false"/>
+                <w:sz w:val="18"/>
+                <w:szCs w:val="18"/>
+              </w:rPr>
+              <w:t xml:space="preserve">Signature scores of 303 TCGA ovarian tumours</w:t>
+            </w:r>
+          </w:p>
+        </w:tc>
+        <w:tc>
+          <w:p>
+            <w:pPr>
+              <w:spacing w:after="40"/>
+            </w:pPr>
+            <w:r>
+              <w:rPr>
+                <w:b w:val="false"/>
+                <w:bCs w:val="false"/>
+                <w:sz w:val="18"/>
+                <w:szCs w:val="18"/>
+              </w:rPr>
+              <w:t xml:space="preserve">Hazard ratios (Fig. 7c)</w:t>
+            </w:r>
+          </w:p>
+        </w:tc>
+      </w:tr>
+    </w:tbl>
+    <w:p>
+      <w:pPr>
+        <w:spacing w:after="160" w:line="360"/>
+        <w:jc w:val="both"/>
+      </w:pPr>
+      <w:r>
+        <w:t xml:space="preserve">AUROC, area under the receiver operating characteristic curve. Ranges are over the four arms, or over the three drug arms where stated, from lineage-grouped five-fold cross-validation. Methods give full settings for every model.</w:t>
       </w:r>
     </w:p>
     <w:p>
@@ -790,7 +1977,25 @@
         <w:jc w:val="both"/>
       </w:pPr>
       <w:r>
-        <w:t xml:space="preserve">Whether this gain would reappear in a new experiment is harder to establish, because the experiment is too small to resolve it. A design calculation shows that, with 3,879 labelled control families, the experiment can detect a gain of about 0.025 to 0.028 with 80% power, and every estimate falls below that. As expected from this, in the main analysis intervals that account for refitting the models do not exclude zero. When we repeated the whole procedure inside each of 200 bootstrap samples, refitting both models each time, the estimates were 0.017 for carboplatin (95% CI −0.0002 to 0.043), 0.022 for olaparib (−0.004 to 0.046) and 0.014 for NK (−0.010 to 0.043) (Table S27); the point estimates differ slightly from those above because the random training sets differ. Across all nine combinations of arm and preprocessing variant, the gain exceeded 0.01 in eight and was close to zero in the ninth (NK with all technical covariates removed, 0.001). Two intervals only just excluded zero, both with cell cycle removed (carboplatin 0.001 to 0.044, olaparib 0.0004 to 0.047). With nine overlapping comparisons and lower ends this close to zero, we do not count these as detections. The three-model bootstrap behind Fig. 3d, which draws its own training sets, gave total-gain intervals that excluded zero for olaparib (0.007 to 0.051) and NK (0.001 to 0.049) but not for carboplatin (−0.007 to 0.042) (Table S28). Whether an interval clears zero therefore depends on the random training sets, which is what an effect at the edge of detection looks like. Simpler intervals that resample only the evaluation, without refitting, do exclude zero in all three arms, but our simulations show that such intervals are too narrow (see below). The best summary is a drug-specific gain of about 0.02 AUROC that is consistent in sign but that this experiment cannot reliably separate from zero. The same intervals also bound it from above, which is the more useful statement here: even at their upper ends, the gain is at most 0.043 to 0.046 AUROC, less than a fifth of the 0.22 to 0.25 by which the drug-arm models exceed chance. The data therefore do not merely fail to detect a large drug-specific component; they exclude one larger than about 0.05 AUROC.</w:t>
+        <w:t xml:space="preserve">Is this gain real, or could it be chance? The experiment is too small to say for certain. A design calculation shows that, with 3,879 labelled control families, the experiment can detect a gain of about 0.025 to 0.028 with 80% power, and every estimate falls below that. As expected from this, intervals that account for refitting the models do not exclude zero in the main analysis. When we repeated the whole procedure inside each of 200 bootstrap samples, refitting both models each time, the estimates were 0.017 for carboplatin (95% CI −0.0002 to 0.043), 0.022 for olaparib (−0.004 to 0.046) and 0.014 for NK (−0.010 to 0.043) (Table S27). These point estimates differ slightly from those above because the random training sets differ.</w:t>
+      </w:r>
+    </w:p>
+    <w:p>
+      <w:pPr>
+        <w:spacing w:after="160" w:line="360"/>
+        <w:jc w:val="both"/>
+      </w:pPr>
+      <w:r>
+        <w:t xml:space="preserve">Other versions of the analysis tell the same story. Across all nine combinations of arm and preprocessing variant, the gain exceeded 0.01 in eight and was close to zero in the ninth (NK with all technical covariates removed, 0.001). Two intervals only just excluded zero, both with cell cycle removed (carboplatin 0.001 to 0.044, olaparib 0.0004 to 0.047). With nine overlapping comparisons and lower ends this close to zero, we do not count these as detections. The three-model bootstrap behind Fig. 3d, which draws its own training sets, gave total-gain intervals that excluded zero for olaparib (0.007 to 0.051) and NK (0.001 to 0.049) but not for carboplatin (−0.007 to 0.042) (Table S28). Whether an interval clears zero therefore depends on the random training sets, which is what an effect at the edge of detection looks like. Simpler intervals that resample only the evaluation, without refitting, do exclude zero in all three arms, but our simulations show that such intervals are too narrow (see below).</w:t>
+      </w:r>
+    </w:p>
+    <w:p>
+      <w:pPr>
+        <w:spacing w:after="160" w:line="360"/>
+        <w:jc w:val="both"/>
+      </w:pPr>
+      <w:r>
+        <w:t xml:space="preserve">In short, the drug-specific gain is about 0.02 AUROC. It has the same sign in every arm, but this experiment cannot reliably separate it from zero. The same intervals also give an upper limit, which is the more useful result here: even at their upper ends, the gain is at most 0.043 to 0.046 AUROC, less than a fifth of the 0.22 to 0.25 by which the drug-arm models exceed chance. The data therefore do more than fail to detect a large drug-specific component; they rule out one larger than about 0.05 AUROC.</w:t>
       </w:r>
     </w:p>
     <w:p>
@@ -860,7 +2065,25 @@
         <w:jc w:val="both"/>
       </w:pPr>
       <w:r>
-        <w:t xml:space="preserve">The shared fitness component is a proliferative, low-stress state. In the control arm, cells whose sisters were recovered had higher MYC-target, mTORC1, E2F and fatty-acid-metabolism programmes, and lower TNF-α/NF-κB, TGF-β, interferon, p53 and apoptosis programmes (Fig. 4a, Table S9), which fits an advantage in re-plating and regrowth. The drug-specific component points the other way. After the control comparison was subtracted, E2F targets, mitotic spindle and MYC targets were lower in pre-resistant cells in all three drug arms, and for carboplatin and NK cells so were the G2-M checkpoint and DNA repair. Among cells that are otherwise fit, those whose sisters survived a drug were relatively less proliferative. This agrees with the original report that DNA replication was associated with pre-survival only in the control condition (Dai et al., 2024). A pre-specified panel of 28 marker genes gave the same picture at the level of single genes (Fig. S3, Table S16, Supplementary Note 2). The CDK inhibitors CDKN1A, CDKN1B and CDKN1C were markedly lower in recovered cells of the control arm, and CDK1, PCNA, MCM2 and E2F1 were lower in pre-resistant cells of all three drug arms, although only CDK1 and PCNA for NK cells passed correction. Senescence-associated secretory genes were not higher, so the drug-specific state looks like slower cycling among otherwise fit cells rather than senescence. Genes unique to one drug, judged against the other two drug arms rather than against the control, were few (8 for carboplatin, 4 for olaparib and 48 for NK cells; Table S29), and neither pathway hypothesis fixed before this test held after correction. DNA-repair genes were higher in olaparib pre-resistant cells, as expected if cells proficient in homologous recombination resist PARP inhibition, but only nominally (p = 0.042, adjusted 0.094); for NK cells, allograft-rejection genes were nominally lower (p = 0.047, adjusted 0.094) and interferon-γ response genes did not differ. The part of the signal unique to a drug is therefore spread thinly across many genes rather than concentrated in a known mechanism.</w:t>
+        <w:t xml:space="preserve">The shared fitness component is a proliferative, low-stress state. In the control arm, cells whose sisters were recovered had higher MYC-target, mTORC1, E2F and fatty-acid-metabolism programmes, and lower TNF-α/NF-κB, TGF-β, interferon, p53 and apoptosis programmes (Fig. 4a, Table S9). This fits an advantage in re-plating and regrowth.</w:t>
+      </w:r>
+    </w:p>
+    <w:p>
+      <w:pPr>
+        <w:spacing w:after="160" w:line="360"/>
+        <w:jc w:val="both"/>
+      </w:pPr>
+      <w:r>
+        <w:t xml:space="preserve">The drug-specific component points the other way. After the control comparison was subtracted, E2F targets, mitotic spindle and MYC targets were lower in pre-resistant cells in all three drug arms, and for carboplatin and NK cells so were the G2-M checkpoint and DNA repair. In other words, among cells that are otherwise fit, those whose sisters survived a drug were relatively less proliferative. This agrees with the original report that DNA replication was associated with pre-survival only in the control condition (Dai et al., 2024). A pre-specified panel of 28 marker genes gave the same picture at the level of single genes (Fig. S3, Table S16, Supplementary Note 2). The CDK inhibitors CDKN1A, CDKN1B and CDKN1C were markedly lower in recovered cells of the control arm, and CDK1, PCNA, MCM2 and E2F1 were lower in pre-resistant cells of all three drug arms, although only CDK1 and PCNA for NK cells passed correction. Senescence-associated secretory genes were not higher. The drug-specific state therefore looks like slower cycling among otherwise fit cells, not senescence.</w:t>
+      </w:r>
+    </w:p>
+    <w:p>
+      <w:pPr>
+        <w:spacing w:after="160" w:line="360"/>
+        <w:jc w:val="both"/>
+      </w:pPr>
+      <w:r>
+        <w:t xml:space="preserve">Few genes were unique to a single drug when each drug arm was compared with the other two drug arms rather than with the control: 8 for carboplatin, 4 for olaparib and 48 for NK cells (Table S29). Neither of the two pathway hypotheses we fixed before this test held after correction. DNA-repair genes were higher in olaparib pre-resistant cells, as expected if cells proficient in homologous recombination resist PARP inhibition, but only nominally (p = 0.042, adjusted 0.094). For NK cells, allograft-rejection genes were nominally lower (p = 0.047, adjusted 0.094), and interferon-γ response genes did not differ. The part of the signal unique to a drug is therefore spread thinly across many genes rather than concentrated in a known mechanism.</w:t>
       </w:r>
     </w:p>
     <w:p>
@@ -1514,7 +2737,16 @@
         <w:jc w:val="both"/>
       </w:pPr>
       <w:r>
-        <w:t xml:space="preserve">In patients, the fitness state was depleted after chemotherapy. Bulk survival data are an indirect test; a more direct one asks whether cancer cells that persist through chemotherapy in patients carry the pre-resistant states. Zhang et al. (2022) sequenced malignant cells from 11 patients with high-grade serous ovarian cancer before and after three cycles of neoadjuvant platinum–taxane chemotherapy (8,806 malignant cells). If treatment selected the ReSisTrace carboplatin states, post-treatment cells should score higher on them than the same patient's treatment-naive cells. They did not. The carboplatin whole-contrast and carboplatin-specific signatures rose in only 5 of 11 patients (Wilcoxon p = 0.24 and 0.83), within the range of random gene sets matched in size and expression. The fitness signature moved the other way. It was lower after treatment in 7 of 11 patients (median change −0.18 within-patient s.d.; Wilcoxon p = 0.042), lower than for all 200 matched random gene sets (two-sided p = 0.005), and lower in all five patients whose two samples came from the same anatomical site (Fig. 7d, Table S21). No signature change was associated with the platinum-free interval (all p &gt; 0.3). The proliferative, low-stress state that predicts recovery in a culture dish is therefore depleted, not enriched, in tumours after chemotherapy. This fits the view that it marks the ability to regrow after handling rather than tolerance of the drug. Post-treatment tumour samples also differ in ways a sister design does not capture, such as drug-induced changes, stroma and sampling site, so this is a consistency check rather than a validation.</w:t>
+        <w:t xml:space="preserve">In patients, the fitness state was depleted after chemotherapy. Bulk survival data are an indirect test; a more direct one asks whether cancer cells that persist through chemotherapy in patients carry the pre-resistant states. Zhang et al. (2022) sequenced malignant cells from 11 patients with high-grade serous ovarian cancer before and after three cycles of neoadjuvant platinum–taxane chemotherapy (8,806 malignant cells). If treatment selected the ReSisTrace carboplatin states, post-treatment cells should score higher on them than the same patient's treatment-naive cells. They did not. The carboplatin whole-contrast and carboplatin-specific signatures rose in only 5 of 11 patients (Wilcoxon p = 0.24 and 0.83), within the range of random gene sets matched in size and expression.</w:t>
+      </w:r>
+    </w:p>
+    <w:p>
+      <w:pPr>
+        <w:spacing w:after="160" w:line="360"/>
+        <w:jc w:val="both"/>
+      </w:pPr>
+      <w:r>
+        <w:t xml:space="preserve">The fitness signature moved the other way. It was lower after treatment in 7 of 11 patients (median change −0.18 within-patient s.d.; Wilcoxon p = 0.042), lower than for all 200 matched random gene sets (two-sided p = 0.005), and lower in all five patients whose two samples came from the same anatomical site (Fig. 7d, Table S21). No signature change was associated with the platinum-free interval (all p &gt; 0.3). The proliferative, low-stress state that predicts recovery in a culture dish is therefore depleted, not enriched, in tumours after chemotherapy. This fits the view that it marks the ability to regrow after handling rather than tolerance of the drug. Post-treatment tumour samples also differ in ways a sister design does not capture, such as drug-induced changes, stroma and sampling site, so this is a consistency check rather than a validation.</w:t>
       </w:r>
     </w:p>
     <w:p>
@@ -1610,7 +2842,7 @@
         <w:jc w:val="both"/>
       </w:pPr>
       <w:r>
-        <w:t xml:space="preserve">We asked whether a cancer cell's transcriptome before treatment predicts whether its sister survives, and how much of that prediction is about the drug. The pre-treatment state is predictive: a simple model reaches AUROC 0.72–0.75, far above published methods on the same task. But most of the signal is not about the drug. A model trained on cells that never saw a drug predicts drug-arm fates nearly as well; a score that uses no labels recovers much of the same signal; and the shared component is a proliferative, low-stress state that fits an advantage in growing back after handling. The drug-specific remainder is biologically coherent, pointing to slower cycling among otherwise fit cells, and it is positive in every arm, but it is worth one to three points of AUROC and this experiment cannot reliably separate it from zero once the uncertainty of fitting is counted. Point estimates suggest that most of that remainder is tied to the particular drug rather than to being treated at all, because a model trained on the other treated arms, at the same size, recovered only a fifth to a third of it, although this split is less certain than the gain itself and was clear only for olaparib.</w:t>
+        <w:t xml:space="preserve">We asked two questions. Does a cancer cell's transcriptome before treatment predict whether its sister survives, and how much of that prediction is about the drug? The pre-treatment state is predictive: a simple model reaches AUROC 0.72–0.75, far above published methods on the same task. But most of the signal is not about the drug. A model trained on cells that never saw a drug predicts drug-arm fates nearly as well. A score that uses no labels recovers much of the same signal. And the shared component is a proliferative, low-stress state, which fits an advantage in growing back after handling. The drug-specific remainder makes biological sense, pointing to slower cycling among otherwise fit cells, and it is positive in every arm. But it is worth only one to three points of AUROC, and this experiment cannot reliably separate it from zero once the uncertainty of fitting is counted. Point estimates suggest that most of the remainder is tied to the particular drug rather than to being treated at all, because a model trained on the other treated arms, at the same size, recovered only a fifth to a third of it. This split is less certain than the gain itself, and it was clear only for olaparib.</w:t>
       </w:r>
     </w:p>
     <w:p>
@@ -1655,16 +2887,34 @@
         <w:jc w:val="both"/>
       </w:pPr>
       <w:r>
-        <w:t xml:space="preserve">What should future studies do? The clearest answer is to carry an untreated arm through the same protocol, and to report the gain of drug-arm models over a model trained on that arm, with training size matched, next to the raw AUROC. Where that is impossible, we found no reliable substitute. A label-free density score inflated the gain roughly two- to three-fold, and a baseline built from the other treated arms almost erased it, largely because it had more training data than the untreated arm. Together they bracketed the true value in all three ReSisTrace arms, but not in four of the six treatments of the second system. A substitute can indicate that a reported pre-resistance signal is mostly fitness, but not by how much. Studies should also expect a ceiling: because sisters are not identical, even a perfect model of the sequenced cell loses an estimated 0.09–0.12 AUROC at most in the drug arms. Finally, the synthetic experiments gave a methodological lesson. Bootstrap intervals that do not refit the model covered the truth well below their nominal rate, so anyone putting a bootstrap around a cross-validated score should refit inside each replicate or check the interval's coverage against a known answer first. The main steps, namely the fitness baseline, the size-matched gain with a family bootstrap interval, the family permutation null and the sister ceiling, are provided as a small package that applies to any lineage-tracing design with an untreated arm; the slower refitting interval is provided as a separate script.</w:t>
-      </w:r>
-    </w:p>
-    <w:p>
-      <w:pPr>
-        <w:spacing w:after="160" w:line="360"/>
-        <w:jc w:val="both"/>
-      </w:pPr>
-      <w:r>
-        <w:t xml:space="preserve">This study has limitations. First, ReSisTrace labels are noisy: cells whose sister was lost or only partially matched are counted as pre-sensitive, and our ceiling handles this only through an assumed noise level. Second, the ceiling rests on a simplified Gaussian liability model that assumes a single linear score, so it is approximate and, as shown above, an upper bound. Third, our copy-number clusters were inferred from expression and only weakly separated; they reproduced the published enrichment pattern, but they are not the original subclone calls, and copy number measured from DNA in the same cells, which this data set does not provide, would be needed to exclude a copy-number contribution completely. Fourth, differential expression treated the cells of a sample as independent observations. Because 90% of families consist of a single labelled cell, holding 81% of labelled cells, sisters add little dependence, but gene-level p-values may be slightly optimistic; all classifier evaluations kept families together. Fifth, all main analyses use one ovarian cancer cell line, and the external checks rely on clone-level labels, on bulk tumours, and on a patient cohort of 11 in which the two samples are different pieces of tissue rather than sisters, so a negative result there has several possible causes. Sixth, the second system has no drug-free arm, so clone size stands in for fitness there, and lineage detection stands in for survival. Our barcode assignment there is also simpler than the original authors', so our clone counts are not identical to theirs, although the conclusions held across the thresholds we tried. Finally, we tested one graph architecture with modest tuning, and used both foundation models as frozen feature extractors rather than fine-tuning them. A different design might do better, but the near-identical performance of very different models, from logistic regression to a 104-million-parameter transformer, suggests that the information, not the model, is the limit.</w:t>
+        <w:t xml:space="preserve">What should future studies do? The clearest answer is to carry an untreated arm through the same protocol, and to report the gain of drug-arm models over a model trained on that arm, with training size matched, next to the raw AUROC. Where that is impossible, we found no reliable substitute. A label-free density score inflated the gain roughly two- to three-fold, and a baseline built from the other treated arms almost erased it, largely because it had more training data than the untreated arm. Together they bracketed the true value in all three ReSisTrace arms, but not in four of the six treatments of the second system. A substitute can indicate that a reported pre-resistance signal is mostly fitness, but not by how much. Studies should also expect a ceiling: because sisters are not identical, even a perfect model of the sequenced cell loses an estimated 0.09–0.12 AUROC at most in the drug arms.</w:t>
+      </w:r>
+    </w:p>
+    <w:p>
+      <w:pPr>
+        <w:spacing w:after="160" w:line="360"/>
+        <w:jc w:val="both"/>
+      </w:pPr>
+      <w:r>
+        <w:t xml:space="preserve">The synthetic experiments also gave a methodological lesson. Bootstrap intervals that do not refit the model covered the truth well below their nominal rate, so anyone putting a bootstrap around a cross-validated score should refit inside each replicate or check the interval's coverage against a known answer first. We provide the main steps as a small package that works for any lineage-tracing design with an untreated arm: the fitness baseline, the size-matched gain with a family bootstrap interval, the family permutation null and the sister ceiling. The slower refitting interval is provided as a separate script.</w:t>
+      </w:r>
+    </w:p>
+    <w:p>
+      <w:pPr>
+        <w:spacing w:after="160" w:line="360"/>
+        <w:jc w:val="both"/>
+      </w:pPr>
+      <w:r>
+        <w:t xml:space="preserve">This study has limitations. First, ReSisTrace labels are noisy: cells whose sister was lost or only partially matched are counted as pre-sensitive, and our ceiling handles this only through an assumed noise level. Second, the ceiling rests on a simplified Gaussian liability model that assumes a single linear score, so it is approximate and, as shown above, an upper bound. Third, our copy-number clusters were inferred from expression and only weakly separated; they reproduced the published enrichment pattern, but they are not the original subclone calls, and copy number measured from DNA in the same cells, which this data set does not provide, would be needed to exclude a copy-number contribution completely. Fourth, differential expression treated the cells of a sample as independent observations. Because 90% of families consist of a single labelled cell, holding 81% of labelled cells, sisters add little dependence, but gene-level p-values may be slightly optimistic; all classifier evaluations kept families together.</w:t>
+      </w:r>
+    </w:p>
+    <w:p>
+      <w:pPr>
+        <w:spacing w:after="160" w:line="360"/>
+        <w:jc w:val="both"/>
+      </w:pPr>
+      <w:r>
+        <w:t xml:space="preserve">The scope of the study is also limited. Fifth, all main analyses use one ovarian cancer cell line, and the external checks rely on clone-level labels, on bulk tumours, and on a patient cohort of 11 in which the two samples are different pieces of tissue rather than sisters, so a negative result there has several possible causes. Sixth, the second system has no drug-free arm, so clone size stands in for fitness there, and lineage detection stands in for survival. Our barcode assignment there is also simpler than the original authors', so our clone counts are not identical to theirs, although the conclusions held across the thresholds we tried. Finally, we tested one graph architecture with modest tuning, and used both foundation models as frozen feature extractors rather than fine-tuning them. A different design might do better, but the near-identical performance of very different models, from logistic regression to a 104-million-parameter transformer, suggests that the information, not the model, is the limit.</w:t>
       </w:r>
     </w:p>
     <w:p>
@@ -1681,7 +2931,7 @@
         <w:jc w:val="both"/>
       </w:pPr>
       <w:r>
-        <w:t xml:space="preserve">A cancer cell's transcriptome before treatment predicts whether its sister survives well above chance, and far better than transfer-learning methods suggested on the same data. Most of that signal, however, is not about the drug. It is shared with cells that were never treated, it tracks a proliferative, low-stress state and how typical a cell is, and in a second lineage system its counterpart, clone size, outweighs expression under every treatment. The drug-specific remainder is small, consistent in sign and below what the experiment can resolve; point estimates place most of it with the particular drug rather than with treatment in general, clearly so only for olaparib, and it is spread thinly across many genes rather than concentrated in a known mechanism. The imperfect similarity of sisters caps what any model of the sequenced cell can reach. No substitute built without an untreated arm measured that remainder reliably. Studies that claim a pre-existing state predicts drug tolerance should therefore carry an untreated arm through the same protocol and report the gain over it, with training size matched; the package provided here does this for any design with such an arm.</w:t>
+        <w:t xml:space="preserve">A cancer cell's transcriptome before treatment predicts whether its sister survives. It does so well above chance, and far better than transfer-learning methods suggested on the same data. Most of that signal, however, is not about the drug. It is shared with cells that were never treated, and it tracks a proliferative, low-stress state and how typical a cell is. In a second lineage system, its counterpart, clone size, outweighs expression under every treatment. The drug-specific remainder is small and consistent in sign, but below what this experiment can resolve. Point estimates place most of it with the particular drug rather than with treatment in general, clearly so only for olaparib, and it is spread thinly across many genes rather than concentrated in a known mechanism. Because sisters are not identical, no model of the sequenced cell can predict perfectly. No substitute built without an untreated arm measured the drug-specific remainder reliably. Studies that claim a pre-existing state predicts drug tolerance should therefore carry an untreated arm through the same protocol and report the gain over it, with training size matched. The package provided here does this for any design with such an arm.</w:t>
       </w:r>
     </w:p>
     <w:p>
@@ -5643,7 +6893,19 @@
         <w:t xml:space="preserve">Copy-number clusters.</w:t>
       </w:r>
       <w:r>
-        <w:t xml:space="preserve"> Genes detected in at least 10% of cells in every sample and located on GENCODE v44 autosomes or chromosome X (11,883 genes) were normalised and log-transformed. Each sample was analysed with infercnvpy (https://github.com/icbi-lab/infercnvpy; window of 100 genes, step 10), following the approach of InferCNV (Patel et al., 2014), against one fixed reference panel of 200 random cells from each pre-treatment sample. Profiles were pooled, reduced to 20 principal components and clustered by k-means, with k from 2 to 8 chosen by silhouette. Enrichment was tested with Fisher's exact test and Benjamini–Hochberg correction. Confound tests compared grouped out-of-fold predictions from cluster identity, expression and both, within-cluster AUROC, and a likelihood-ratio test for expression beyond cluster identity.</w:t>
+        <w:t xml:space="preserve"> Genes detected in at least 10% of cells in every sample and located on GENCODE v44 autosomes or chromosome X (11,883 genes) were normalised and log-transformed. Each sample was analysed with infercnvpy (</w:t>
+      </w:r>
+      <w:hyperlink w:history="1" r:id="rIdhtcdqusanxawe8yndxejg">
+        <w:r>
+          <w:rPr>
+            <w:color w:val="0563C1"/>
+            <w:u w:val="single"/>
+          </w:rPr>
+          <w:t xml:space="preserve">https://github.com/icbi-lab/infercnvpy</w:t>
+        </w:r>
+      </w:hyperlink>
+      <w:r>
+        <w:t xml:space="preserve">; window of 100 genes, step 10), following the approach of InferCNV (Patel et al., 2014), against one fixed reference panel of 200 random cells from each pre-treatment sample. Profiles were pooled, reduced to 20 principal components and clustered by k-means, with k from 2 to 8 chosen by silhouette. Enrichment was tested with Fisher's exact test and Benjamini–Hochberg correction. Confound tests compared grouped out-of-fold predictions from cluster identity, expression and both, within-cluster AUROC, and a likelihood-ratio test for expression beyond cluster identity.</w:t>
       </w:r>
     </w:p>
     <w:p>
@@ -5842,7 +7104,19 @@
         <w:t xml:space="preserve">Availability of data and materials.</w:t>
       </w:r>
       <w:r>
-        <w:t xml:space="preserve"> All data analysed are public: ReSisTrace (GEO GSE223003), Watermelon (GSE150949), the triple-negative breast cancer study (GSE228382, with figshare 24787458), the second lineage system (GSE279162), the patient cohort (GSE165897), and TCGA-OV through UCSC Xena. The code is available at https://github.com/rabeyanoor/SisFate under the MIT licence, and a release will be archived at Zenodo with a DOI on acceptance. The fitness-adjusted evaluation described here (control-arm baseline, size-matched ΔAUROC with a family-level bootstrap interval, family permutation null and sister ceiling) is packaged as a small module, </w:t>
+        <w:t xml:space="preserve"> All data analysed are public: ReSisTrace (GEO GSE223003), Watermelon (GSE150949), the triple-negative breast cancer study (GSE228382, with figshare 24787458), the second lineage system (GSE279162), the patient cohort (GSE165897), and TCGA-OV through UCSC Xena. The code is available at </w:t>
+      </w:r>
+      <w:hyperlink w:history="1" r:id="rIdjppnzvsj4nndy5lgbvd9f">
+        <w:r>
+          <w:rPr>
+            <w:color w:val="0563C1"/>
+            <w:u w:val="single"/>
+          </w:rPr>
+          <w:t xml:space="preserve">https://github.com/rabeyanoor/SisFate</w:t>
+        </w:r>
+      </w:hyperlink>
+      <w:r>
+        <w:t xml:space="preserve"> under the MIT licence, and a release will be archived at Zenodo with a DOI on acceptance. The fitness-adjusted evaluation described here (control-arm baseline, size-matched ΔAUROC with a family-level bootstrap interval, family permutation null and sister ceiling) is packaged as a small module, </w:t>
       </w:r>
       <w:r>
         <w:rPr>
